--- a/por/docx/001.content.docx
+++ b/por/docx/001.content.docx
@@ -19,7 +19,7 @@
         <w:rPr>
           <w:lang w:val="pt_PT" w:bidi="pt_PT"/>
         </w:rPr>
-        <w:t>Resource: Tyndale Open Study Notes</w:t>
+        <w:t>Resource: Aquifer Open Study Notes (Profiles)</w:t>
       </w:r>
       <w:r>
         <w:rPr>
@@ -112,7 +112,7 @@
         <w:rPr>
           <w:lang w:val="pt_PT" w:bidi="pt_PT"/>
         </w:rPr>
-        <w:t>Tyndale Open Study Notes</w:t>
+        <w:t>Aquifer Open Study Notes (Profiles)</w:t>
       </w:r>
     </w:p>
     <w:p>

--- a/por/docx/001.content.docx
+++ b/por/docx/001.content.docx
@@ -233,18 +233,12 @@
         </w:rPr>
         <w:t>Os detalhes exatos de como a igreja em Roma começou são incertos. Roma tinha uma grande população judaica, e alguns judeus de Roma estavam em Jerusalém durante o Pentecostes, quando a igreja começou (</w:t>
       </w:r>
-      <w:hyperlink r:id="rId13">
-        <w:r>
-          <w:rPr>
-            <w:lang w:val="pt_PT" w:bidi="pt_PT"/>
-          </w:rPr>
-          <w:rPr>
-            <w:color w:val="0000EE"/>
-            <w:u w:val="single"/>
-          </w:rPr>
-          <w:t>At 2.10</w:t>
-        </w:r>
-      </w:hyperlink>
+      <w:r>
+        <w:rPr>
+          <w:lang w:val="pt_PT" w:bidi="pt_PT"/>
+        </w:rPr>
+        <w:t>At 2.10</w:t>
+      </w:r>
       <w:r>
         <w:rPr>
           <w:lang w:val="pt_PT" w:bidi="pt_PT"/>
@@ -279,54 +273,36 @@
         </w:rPr>
         <w:t>Eventualmente, os judeus não cristãos em Roma provavelmente forçaram os judeus cristãos a saírem das sinagogas, como ocorreu em outros lugares. Quando Paulo escreveu à igreja romana, eles estavam se reunindo em igrejas domésticas separadas em casas particulares (</w:t>
       </w:r>
-      <w:hyperlink r:id="rId14">
-        <w:r>
-          <w:rPr>
-            <w:lang w:val="pt_PT" w:bidi="pt_PT"/>
-          </w:rPr>
-          <w:rPr>
-            <w:color w:val="0000EE"/>
-            <w:u w:val="single"/>
-          </w:rPr>
-          <w:t>Rm 16.5</w:t>
-        </w:r>
-      </w:hyperlink>
+      <w:r>
+        <w:rPr>
+          <w:lang w:val="pt_PT" w:bidi="pt_PT"/>
+        </w:rPr>
+        <w:t>Rm 16.5</w:t>
+      </w:r>
       <w:r>
         <w:rPr>
           <w:lang w:val="pt_PT" w:bidi="pt_PT"/>
         </w:rPr>
         <w:t>,</w:t>
       </w:r>
-      <w:hyperlink r:id="rId15">
-        <w:r>
-          <w:rPr>
-            <w:lang w:val="pt_PT" w:bidi="pt_PT"/>
-          </w:rPr>
-          <w:rPr>
-            <w:color w:val="0000EE"/>
-            <w:u w:val="single"/>
-          </w:rPr>
-          <w:t>10–11</w:t>
-        </w:r>
-      </w:hyperlink>
+      <w:r>
+        <w:rPr>
+          <w:lang w:val="pt_PT" w:bidi="pt_PT"/>
+        </w:rPr>
+        <w:t>10–11</w:t>
+      </w:r>
       <w:r>
         <w:rPr>
           <w:lang w:val="pt_PT" w:bidi="pt_PT"/>
         </w:rPr>
         <w:t>,</w:t>
       </w:r>
-      <w:hyperlink r:id="rId16">
-        <w:r>
-          <w:rPr>
-            <w:lang w:val="pt_PT" w:bidi="pt_PT"/>
-          </w:rPr>
-          <w:rPr>
-            <w:color w:val="0000EE"/>
-            <w:u w:val="single"/>
-          </w:rPr>
-          <w:t>15</w:t>
-        </w:r>
-      </w:hyperlink>
+      <w:r>
+        <w:rPr>
+          <w:lang w:val="pt_PT" w:bidi="pt_PT"/>
+        </w:rPr>
+        <w:t>15</w:t>
+      </w:r>
       <w:r>
         <w:rPr>
           <w:lang w:val="pt_PT" w:bidi="pt_PT"/>
@@ -347,18 +323,12 @@
         </w:rPr>
         <w:t>Quando Cláudio expulsou os judeus de Roma por volta de 49 d.C., cristãos judeus como Priscila e Áquila também tiveram que partir (</w:t>
       </w:r>
-      <w:hyperlink r:id="rId17">
-        <w:r>
-          <w:rPr>
-            <w:lang w:val="pt_PT" w:bidi="pt_PT"/>
-          </w:rPr>
-          <w:rPr>
-            <w:color w:val="0000EE"/>
-            <w:u w:val="single"/>
-          </w:rPr>
-          <w:t>At 18.2</w:t>
-        </w:r>
-      </w:hyperlink>
+      <w:r>
+        <w:rPr>
+          <w:lang w:val="pt_PT" w:bidi="pt_PT"/>
+        </w:rPr>
+        <w:t>At 18.2</w:t>
+      </w:r>
       <w:r>
         <w:rPr>
           <w:lang w:val="pt_PT" w:bidi="pt_PT"/>
@@ -379,72 +349,48 @@
         </w:rPr>
         <w:t xml:space="preserve">Como mostrado em </w:t>
       </w:r>
-      <w:hyperlink r:id="rId18">
-        <w:r>
-          <w:rPr>
-            <w:lang w:val="pt_PT" w:bidi="pt_PT"/>
-          </w:rPr>
-          <w:rPr>
-            <w:color w:val="0000EE"/>
-            <w:u w:val="single"/>
-          </w:rPr>
-          <w:t>Romanos 16</w:t>
-        </w:r>
-      </w:hyperlink>
+      <w:r>
+        <w:rPr>
+          <w:lang w:val="pt_PT" w:bidi="pt_PT"/>
+        </w:rPr>
+        <w:t>Romanos 16</w:t>
+      </w:r>
       <w:r>
         <w:rPr>
           <w:lang w:val="pt_PT" w:bidi="pt_PT"/>
         </w:rPr>
         <w:t>, Paulo já tinha muitos amigos na igreja romana. Na primavera de 60 d.C., cerca de dois anos após escrever Romanos, Paulo teve a chance de ir a Roma — um desejo que ele havia expressado frequentemente (</w:t>
       </w:r>
-      <w:hyperlink r:id="rId19">
-        <w:r>
-          <w:rPr>
-            <w:lang w:val="pt_PT" w:bidi="pt_PT"/>
-          </w:rPr>
-          <w:rPr>
-            <w:color w:val="0000EE"/>
-            <w:u w:val="single"/>
-          </w:rPr>
-          <w:t>At 19.21</w:t>
-        </w:r>
-      </w:hyperlink>
-      <w:r>
-        <w:rPr>
-          <w:lang w:val="pt_PT" w:bidi="pt_PT"/>
-        </w:rPr>
-        <w:t xml:space="preserve">; </w:t>
-      </w:r>
-      <w:hyperlink r:id="rId20">
-        <w:r>
-          <w:rPr>
-            <w:lang w:val="pt_PT" w:bidi="pt_PT"/>
-          </w:rPr>
-          <w:rPr>
-            <w:color w:val="0000EE"/>
-            <w:u w:val="single"/>
-          </w:rPr>
-          <w:t>Rm 1.13–15</w:t>
-        </w:r>
-      </w:hyperlink>
+      <w:r>
+        <w:rPr>
+          <w:lang w:val="pt_PT" w:bidi="pt_PT"/>
+        </w:rPr>
+        <w:t>At 19.21</w:t>
+      </w:r>
+      <w:r>
+        <w:rPr>
+          <w:lang w:val="pt_PT" w:bidi="pt_PT"/>
+        </w:rPr>
+        <w:t xml:space="preserve">; </w:t>
+      </w:r>
+      <w:r>
+        <w:rPr>
+          <w:lang w:val="pt_PT" w:bidi="pt_PT"/>
+        </w:rPr>
+        <w:t>Rm 1.13–15</w:t>
+      </w:r>
       <w:r>
         <w:rPr>
           <w:lang w:val="pt_PT" w:bidi="pt_PT"/>
         </w:rPr>
         <w:t>). Ele ficou em Roma por dois anos, vivendo em uma casa enquanto era guardado por soldados romanos e aguardando seu primeiro julgamento perante Nero. Durante esse tempo, Paulo “proclamou ousadamente e livremente... o reino de Deus e ensinou sobre o Senhor Jesus Cristo” (</w:t>
       </w:r>
-      <w:hyperlink r:id="rId21">
-        <w:r>
-          <w:rPr>
-            <w:lang w:val="pt_PT" w:bidi="pt_PT"/>
-          </w:rPr>
-          <w:rPr>
-            <w:color w:val="0000EE"/>
-            <w:u w:val="single"/>
-          </w:rPr>
-          <w:t>At 28.30–31</w:t>
-        </w:r>
-      </w:hyperlink>
+      <w:r>
+        <w:rPr>
+          <w:lang w:val="pt_PT" w:bidi="pt_PT"/>
+        </w:rPr>
+        <w:t>At 28.30–31</w:t>
+      </w:r>
       <w:r>
         <w:rPr>
           <w:lang w:val="pt_PT" w:bidi="pt_PT"/>
@@ -474,54 +420,36 @@
           <w:lang w:val="pt_PT" w:bidi="pt_PT"/>
         </w:rPr>
       </w:r>
-      <w:hyperlink r:id="rId22">
-        <w:r>
-          <w:rPr>
-            <w:lang w:val="pt_PT" w:bidi="pt_PT"/>
-          </w:rPr>
-          <w:rPr>
-            <w:color w:val="0000EE"/>
-            <w:u w:val="single"/>
-          </w:rPr>
-          <w:t>Atos 28.15–31</w:t>
-        </w:r>
-      </w:hyperlink>
-      <w:r>
-        <w:rPr>
-          <w:lang w:val="pt_PT" w:bidi="pt_PT"/>
-        </w:rPr>
-        <w:t xml:space="preserve">; </w:t>
-      </w:r>
-      <w:hyperlink r:id="rId20">
-        <w:r>
-          <w:rPr>
-            <w:lang w:val="pt_PT" w:bidi="pt_PT"/>
-          </w:rPr>
-          <w:rPr>
-            <w:color w:val="0000EE"/>
-            <w:u w:val="single"/>
-          </w:rPr>
-          <w:t>Romanos 1.13–15</w:t>
-        </w:r>
-      </w:hyperlink>
-      <w:r>
-        <w:rPr>
-          <w:lang w:val="pt_PT" w:bidi="pt_PT"/>
-        </w:rPr>
-        <w:t xml:space="preserve">; </w:t>
-      </w:r>
-      <w:hyperlink r:id="rId23">
-        <w:r>
-          <w:rPr>
-            <w:lang w:val="pt_PT" w:bidi="pt_PT"/>
-          </w:rPr>
-          <w:rPr>
-            <w:color w:val="0000EE"/>
-            <w:u w:val="single"/>
-          </w:rPr>
-          <w:t>16.1–16</w:t>
-        </w:r>
-      </w:hyperlink>
+      <w:r>
+        <w:rPr>
+          <w:lang w:val="pt_PT" w:bidi="pt_PT"/>
+        </w:rPr>
+        <w:t>Atos 28.15–31</w:t>
+      </w:r>
+      <w:r>
+        <w:rPr>
+          <w:lang w:val="pt_PT" w:bidi="pt_PT"/>
+        </w:rPr>
+        <w:t xml:space="preserve">; </w:t>
+      </w:r>
+      <w:r>
+        <w:rPr>
+          <w:lang w:val="pt_PT" w:bidi="pt_PT"/>
+        </w:rPr>
+        <w:t>Romanos 1.13–15</w:t>
+      </w:r>
+      <w:r>
+        <w:rPr>
+          <w:lang w:val="pt_PT" w:bidi="pt_PT"/>
+        </w:rPr>
+        <w:t xml:space="preserve">; </w:t>
+      </w:r>
+      <w:r>
+        <w:rPr>
+          <w:lang w:val="pt_PT" w:bidi="pt_PT"/>
+        </w:rPr>
+        <w:t>16.1–16</w:t>
+      </w:r>
       <w:r>
         <w:rPr>
           <w:lang w:val="pt_PT" w:bidi="pt_PT"/>
@@ -584,54 +512,36 @@
         </w:rPr>
         <w:t>Abiatar foi um dos primeiros da administração de Saul a apoiar Davi. Seu apoio foi significativo. Ele representava a linhagem sacerdotal de Eli e trouxe o santo éfode com o Urim e Tumim (</w:t>
       </w:r>
-      <w:hyperlink r:id="rId24">
-        <w:r>
-          <w:rPr>
-            <w:lang w:val="pt_PT" w:bidi="pt_PT"/>
-          </w:rPr>
-          <w:rPr>
-            <w:color w:val="0000EE"/>
-            <w:u w:val="single"/>
-          </w:rPr>
-          <w:t>Êx 28.29–30</w:t>
-        </w:r>
-      </w:hyperlink>
+      <w:r>
+        <w:rPr>
+          <w:lang w:val="pt_PT" w:bidi="pt_PT"/>
+        </w:rPr>
+        <w:t>Êx 28.29–30</w:t>
+      </w:r>
       <w:r>
         <w:rPr>
           <w:lang w:val="pt_PT" w:bidi="pt_PT"/>
         </w:rPr>
         <w:t>). (O éfode era uma vestimenta sagrada usada pelo sumo sacerdote, e o Urim e Tumim eram usados para buscar a orientação de Deus). Isso permitiu que ele buscasse a orientação de Deus para Davi durante crises (</w:t>
       </w:r>
-      <w:hyperlink r:id="rId25">
-        <w:r>
-          <w:rPr>
-            <w:lang w:val="pt_PT" w:bidi="pt_PT"/>
-          </w:rPr>
-          <w:rPr>
-            <w:color w:val="0000EE"/>
-            <w:u w:val="single"/>
-          </w:rPr>
-          <w:t>1Sm 23.1–12</w:t>
-        </w:r>
-      </w:hyperlink>
-      <w:r>
-        <w:rPr>
-          <w:lang w:val="pt_PT" w:bidi="pt_PT"/>
-        </w:rPr>
-        <w:t xml:space="preserve">; </w:t>
-      </w:r>
-      <w:hyperlink r:id="rId26">
-        <w:r>
-          <w:rPr>
-            <w:lang w:val="pt_PT" w:bidi="pt_PT"/>
-          </w:rPr>
-          <w:rPr>
-            <w:color w:val="0000EE"/>
-            <w:u w:val="single"/>
-          </w:rPr>
-          <w:t>30.7–8</w:t>
-        </w:r>
-      </w:hyperlink>
+      <w:r>
+        <w:rPr>
+          <w:lang w:val="pt_PT" w:bidi="pt_PT"/>
+        </w:rPr>
+        <w:t>1Sm 23.1–12</w:t>
+      </w:r>
+      <w:r>
+        <w:rPr>
+          <w:lang w:val="pt_PT" w:bidi="pt_PT"/>
+        </w:rPr>
+        <w:t xml:space="preserve">; </w:t>
+      </w:r>
+      <w:r>
+        <w:rPr>
+          <w:lang w:val="pt_PT" w:bidi="pt_PT"/>
+        </w:rPr>
+        <w:t>30.7–8</w:t>
+      </w:r>
       <w:r>
         <w:rPr>
           <w:lang w:val="pt_PT" w:bidi="pt_PT"/>
@@ -652,90 +562,60 @@
         </w:rPr>
         <w:t>Depois que Davi se tornou rei, Abiatar serviu como sacerdote ao lado de Zadoque, que não era da linhagem de Eli (</w:t>
       </w:r>
-      <w:hyperlink r:id="rId27">
-        <w:r>
-          <w:rPr>
-            <w:lang w:val="pt_PT" w:bidi="pt_PT"/>
-          </w:rPr>
-          <w:rPr>
-            <w:color w:val="0000EE"/>
-            <w:u w:val="single"/>
-          </w:rPr>
-          <w:t>1Cr 6.8</w:t>
-        </w:r>
-      </w:hyperlink>
-      <w:r>
-        <w:rPr>
-          <w:lang w:val="pt_PT" w:bidi="pt_PT"/>
-        </w:rPr>
-        <w:t xml:space="preserve">; </w:t>
-      </w:r>
-      <w:hyperlink r:id="rId28">
-        <w:r>
-          <w:rPr>
-            <w:lang w:val="pt_PT" w:bidi="pt_PT"/>
-          </w:rPr>
-          <w:rPr>
-            <w:color w:val="0000EE"/>
-            <w:u w:val="single"/>
-          </w:rPr>
-          <w:t>18.16</w:t>
-        </w:r>
-      </w:hyperlink>
-      <w:r>
-        <w:rPr>
-          <w:lang w:val="pt_PT" w:bidi="pt_PT"/>
-        </w:rPr>
-        <w:t xml:space="preserve">; </w:t>
-      </w:r>
-      <w:hyperlink r:id="rId29">
-        <w:r>
-          <w:rPr>
-            <w:lang w:val="pt_PT" w:bidi="pt_PT"/>
-          </w:rPr>
-          <w:rPr>
-            <w:color w:val="0000EE"/>
-            <w:u w:val="single"/>
-          </w:rPr>
-          <w:t>24.3</w:t>
-        </w:r>
-      </w:hyperlink>
+      <w:r>
+        <w:rPr>
+          <w:lang w:val="pt_PT" w:bidi="pt_PT"/>
+        </w:rPr>
+        <w:t>1Cr 6.8</w:t>
+      </w:r>
+      <w:r>
+        <w:rPr>
+          <w:lang w:val="pt_PT" w:bidi="pt_PT"/>
+        </w:rPr>
+        <w:t xml:space="preserve">; </w:t>
+      </w:r>
+      <w:r>
+        <w:rPr>
+          <w:lang w:val="pt_PT" w:bidi="pt_PT"/>
+        </w:rPr>
+        <w:t>18.16</w:t>
+      </w:r>
+      <w:r>
+        <w:rPr>
+          <w:lang w:val="pt_PT" w:bidi="pt_PT"/>
+        </w:rPr>
+        <w:t xml:space="preserve">; </w:t>
+      </w:r>
+      <w:r>
+        <w:rPr>
+          <w:lang w:val="pt_PT" w:bidi="pt_PT"/>
+        </w:rPr>
+        <w:t>24.3</w:t>
+      </w:r>
       <w:r>
         <w:rPr>
           <w:lang w:val="pt_PT" w:bidi="pt_PT"/>
         </w:rPr>
         <w:t>). Ambos serviram bem a Davi. Durante a rebelião de Absalão, eles informaram Davi sobre os eventos na capital (</w:t>
       </w:r>
-      <w:hyperlink r:id="rId30">
-        <w:r>
-          <w:rPr>
-            <w:lang w:val="pt_PT" w:bidi="pt_PT"/>
-          </w:rPr>
-          <w:rPr>
-            <w:color w:val="0000EE"/>
-            <w:u w:val="single"/>
-          </w:rPr>
-          <w:t>2Sm 15.27–37</w:t>
-        </w:r>
-      </w:hyperlink>
-      <w:r>
-        <w:rPr>
-          <w:lang w:val="pt_PT" w:bidi="pt_PT"/>
-        </w:rPr>
-        <w:t xml:space="preserve">; </w:t>
-      </w:r>
-      <w:hyperlink r:id="rId31">
-        <w:r>
-          <w:rPr>
-            <w:lang w:val="pt_PT" w:bidi="pt_PT"/>
-          </w:rPr>
-          <w:rPr>
-            <w:color w:val="0000EE"/>
-            <w:u w:val="single"/>
-          </w:rPr>
-          <w:t>17.15–16</w:t>
-        </w:r>
-      </w:hyperlink>
+      <w:r>
+        <w:rPr>
+          <w:lang w:val="pt_PT" w:bidi="pt_PT"/>
+        </w:rPr>
+        <w:t>2Sm 15.27–37</w:t>
+      </w:r>
+      <w:r>
+        <w:rPr>
+          <w:lang w:val="pt_PT" w:bidi="pt_PT"/>
+        </w:rPr>
+        <w:t xml:space="preserve">; </w:t>
+      </w:r>
+      <w:r>
+        <w:rPr>
+          <w:lang w:val="pt_PT" w:bidi="pt_PT"/>
+        </w:rPr>
+        <w:t>17.15–16</w:t>
+      </w:r>
       <w:r>
         <w:rPr>
           <w:lang w:val="pt_PT" w:bidi="pt_PT"/>
@@ -756,72 +636,48 @@
         </w:rPr>
         <w:t>Na velhice de Davi, Abiatar apoiou erroneamente a tentativa de Adonias de se tornar rei em vez de seu pai. Zadoque permaneceu leal a Davi e apoiou Salomão (</w:t>
       </w:r>
-      <w:hyperlink r:id="rId32">
-        <w:r>
-          <w:rPr>
-            <w:lang w:val="pt_PT" w:bidi="pt_PT"/>
-          </w:rPr>
-          <w:rPr>
-            <w:color w:val="0000EE"/>
-            <w:u w:val="single"/>
-          </w:rPr>
-          <w:t>1Rs 1.5–8</w:t>
-        </w:r>
-      </w:hyperlink>
+      <w:r>
+        <w:rPr>
+          <w:lang w:val="pt_PT" w:bidi="pt_PT"/>
+        </w:rPr>
+        <w:t>1Rs 1.5–8</w:t>
+      </w:r>
       <w:r>
         <w:rPr>
           <w:lang w:val="pt_PT" w:bidi="pt_PT"/>
         </w:rPr>
         <w:t>). Como resultado, uma vez que Salomão se tornou rei, ele removeu a autoridade sacerdotal de Abiatar e o enviou para sua propriedade em Anatote, uma vila cerca de seis quilômetros e meio a nordeste de Jerusalém (</w:t>
       </w:r>
-      <w:hyperlink r:id="rId33">
-        <w:r>
-          <w:rPr>
-            <w:lang w:val="pt_PT" w:bidi="pt_PT"/>
-          </w:rPr>
-          <w:rPr>
-            <w:color w:val="0000EE"/>
-            <w:u w:val="single"/>
-          </w:rPr>
-          <w:t>1Rs 2.26–27</w:t>
-        </w:r>
-      </w:hyperlink>
+      <w:r>
+        <w:rPr>
+          <w:lang w:val="pt_PT" w:bidi="pt_PT"/>
+        </w:rPr>
+        <w:t>1Rs 2.26–27</w:t>
+      </w:r>
       <w:r>
         <w:rPr>
           <w:lang w:val="pt_PT" w:bidi="pt_PT"/>
         </w:rPr>
         <w:t>). Zadoque tornou-se o sumo sacerdote, e seus descendentes herdaram esse papel em vez dos de Abiatar. Isso cumpriu a profecia que o Senhor deu em Siló sobre os descendentes de Eli (</w:t>
       </w:r>
-      <w:hyperlink r:id="rId34">
-        <w:r>
-          <w:rPr>
-            <w:lang w:val="pt_PT" w:bidi="pt_PT"/>
-          </w:rPr>
-          <w:rPr>
-            <w:color w:val="0000EE"/>
-            <w:u w:val="single"/>
-          </w:rPr>
-          <w:t>1Rs 2.27</w:t>
-        </w:r>
-      </w:hyperlink>
+      <w:r>
+        <w:rPr>
+          <w:lang w:val="pt_PT" w:bidi="pt_PT"/>
+        </w:rPr>
+        <w:t>1Rs 2.27</w:t>
+      </w:r>
       <w:r>
         <w:rPr>
           <w:lang w:val="pt_PT" w:bidi="pt_PT"/>
         </w:rPr>
         <w:t xml:space="preserve">; veja </w:t>
       </w:r>
-      <w:hyperlink r:id="rId35">
-        <w:r>
-          <w:rPr>
-            <w:lang w:val="pt_PT" w:bidi="pt_PT"/>
-          </w:rPr>
-          <w:rPr>
-            <w:color w:val="0000EE"/>
-            <w:u w:val="single"/>
-          </w:rPr>
-          <w:t>1Sm 2.27–36</w:t>
-        </w:r>
-      </w:hyperlink>
+      <w:r>
+        <w:rPr>
+          <w:lang w:val="pt_PT" w:bidi="pt_PT"/>
+        </w:rPr>
+        <w:t>1Sm 2.27–36</w:t>
+      </w:r>
       <w:r>
         <w:rPr>
           <w:lang w:val="pt_PT" w:bidi="pt_PT"/>
@@ -851,144 +707,96 @@
           <w:lang w:val="pt_PT" w:bidi="pt_PT"/>
         </w:rPr>
       </w:r>
-      <w:hyperlink r:id="rId36">
-        <w:r>
-          <w:rPr>
-            <w:lang w:val="pt_PT" w:bidi="pt_PT"/>
-          </w:rPr>
-          <w:rPr>
-            <w:color w:val="0000EE"/>
-            <w:u w:val="single"/>
-          </w:rPr>
-          <w:t>1 Samuel 22.20–23</w:t>
-        </w:r>
-      </w:hyperlink>
-      <w:r>
-        <w:rPr>
-          <w:lang w:val="pt_PT" w:bidi="pt_PT"/>
-        </w:rPr>
-        <w:t xml:space="preserve">; </w:t>
-      </w:r>
-      <w:hyperlink r:id="rId37">
-        <w:r>
-          <w:rPr>
-            <w:lang w:val="pt_PT" w:bidi="pt_PT"/>
-          </w:rPr>
-          <w:rPr>
-            <w:color w:val="0000EE"/>
-            <w:u w:val="single"/>
-          </w:rPr>
-          <w:t>23.6</w:t>
-        </w:r>
-      </w:hyperlink>
+      <w:r>
+        <w:rPr>
+          <w:lang w:val="pt_PT" w:bidi="pt_PT"/>
+        </w:rPr>
+        <w:t>1 Samuel 22.20–23</w:t>
+      </w:r>
+      <w:r>
+        <w:rPr>
+          <w:lang w:val="pt_PT" w:bidi="pt_PT"/>
+        </w:rPr>
+        <w:t xml:space="preserve">; </w:t>
+      </w:r>
+      <w:r>
+        <w:rPr>
+          <w:lang w:val="pt_PT" w:bidi="pt_PT"/>
+        </w:rPr>
+        <w:t>23.6</w:t>
+      </w:r>
       <w:r>
         <w:rPr>
           <w:lang w:val="pt_PT" w:bidi="pt_PT"/>
         </w:rPr>
         <w:t>,</w:t>
       </w:r>
-      <w:hyperlink r:id="rId38">
-        <w:r>
-          <w:rPr>
-            <w:lang w:val="pt_PT" w:bidi="pt_PT"/>
-          </w:rPr>
-          <w:rPr>
-            <w:color w:val="0000EE"/>
-            <w:u w:val="single"/>
-          </w:rPr>
-          <w:t>9</w:t>
-        </w:r>
-      </w:hyperlink>
-      <w:r>
-        <w:rPr>
-          <w:lang w:val="pt_PT" w:bidi="pt_PT"/>
-        </w:rPr>
-        <w:t xml:space="preserve">; </w:t>
-      </w:r>
-      <w:hyperlink r:id="rId39">
-        <w:r>
-          <w:rPr>
-            <w:lang w:val="pt_PT" w:bidi="pt_PT"/>
-          </w:rPr>
-          <w:rPr>
-            <w:color w:val="0000EE"/>
-            <w:u w:val="single"/>
-          </w:rPr>
-          <w:t>30.7</w:t>
-        </w:r>
-      </w:hyperlink>
-      <w:r>
-        <w:rPr>
-          <w:lang w:val="pt_PT" w:bidi="pt_PT"/>
-        </w:rPr>
-        <w:t xml:space="preserve">; </w:t>
-      </w:r>
-      <w:hyperlink r:id="rId30">
-        <w:r>
-          <w:rPr>
-            <w:lang w:val="pt_PT" w:bidi="pt_PT"/>
-          </w:rPr>
-          <w:rPr>
-            <w:color w:val="0000EE"/>
-            <w:u w:val="single"/>
-          </w:rPr>
-          <w:t>2 Samuel 15.27–37</w:t>
-        </w:r>
-      </w:hyperlink>
-      <w:r>
-        <w:rPr>
-          <w:lang w:val="pt_PT" w:bidi="pt_PT"/>
-        </w:rPr>
-        <w:t xml:space="preserve">; </w:t>
-      </w:r>
-      <w:hyperlink r:id="rId40">
-        <w:r>
-          <w:rPr>
-            <w:lang w:val="pt_PT" w:bidi="pt_PT"/>
-          </w:rPr>
-          <w:rPr>
-            <w:color w:val="0000EE"/>
-            <w:u w:val="single"/>
-          </w:rPr>
-          <w:t>17.15</w:t>
-        </w:r>
-      </w:hyperlink>
-      <w:r>
-        <w:rPr>
-          <w:lang w:val="pt_PT" w:bidi="pt_PT"/>
-        </w:rPr>
-        <w:t xml:space="preserve">; </w:t>
-      </w:r>
-      <w:hyperlink r:id="rId41">
-        <w:r>
-          <w:rPr>
-            <w:lang w:val="pt_PT" w:bidi="pt_PT"/>
-          </w:rPr>
-          <w:rPr>
-            <w:color w:val="0000EE"/>
-            <w:u w:val="single"/>
-          </w:rPr>
-          <w:t>1 Reis 1.1–2.35</w:t>
-        </w:r>
-      </w:hyperlink>
-      <w:r>
-        <w:rPr>
-          <w:lang w:val="pt_PT" w:bidi="pt_PT"/>
-        </w:rPr>
-        <w:t xml:space="preserve">; </w:t>
-      </w:r>
-      <w:hyperlink r:id="rId42">
-        <w:r>
-          <w:rPr>
-            <w:lang w:val="pt_PT" w:bidi="pt_PT"/>
-          </w:rPr>
-          <w:rPr>
-            <w:color w:val="0000EE"/>
-            <w:u w:val="single"/>
-          </w:rPr>
-          <w:t>1 Crônicas 15.11</w:t>
-        </w:r>
-      </w:hyperlink>
+      <w:r>
+        <w:rPr>
+          <w:lang w:val="pt_PT" w:bidi="pt_PT"/>
+        </w:rPr>
+        <w:t>9</w:t>
+      </w:r>
+      <w:r>
+        <w:rPr>
+          <w:lang w:val="pt_PT" w:bidi="pt_PT"/>
+        </w:rPr>
+        <w:t xml:space="preserve">; </w:t>
+      </w:r>
+      <w:r>
+        <w:rPr>
+          <w:lang w:val="pt_PT" w:bidi="pt_PT"/>
+        </w:rPr>
+        <w:t>30.7</w:t>
+      </w:r>
+      <w:r>
+        <w:rPr>
+          <w:lang w:val="pt_PT" w:bidi="pt_PT"/>
+        </w:rPr>
+        <w:t xml:space="preserve">; </w:t>
+      </w:r>
+      <w:r>
+        <w:rPr>
+          <w:lang w:val="pt_PT" w:bidi="pt_PT"/>
+        </w:rPr>
+        <w:t>2 Samuel 15.27–37</w:t>
+      </w:r>
+      <w:r>
+        <w:rPr>
+          <w:lang w:val="pt_PT" w:bidi="pt_PT"/>
+        </w:rPr>
+        <w:t xml:space="preserve">; </w:t>
+      </w:r>
+      <w:r>
+        <w:rPr>
+          <w:lang w:val="pt_PT" w:bidi="pt_PT"/>
+        </w:rPr>
+        <w:t>17.15</w:t>
+      </w:r>
+      <w:r>
+        <w:rPr>
+          <w:lang w:val="pt_PT" w:bidi="pt_PT"/>
+        </w:rPr>
+        <w:t xml:space="preserve">; </w:t>
+      </w:r>
+      <w:r>
+        <w:rPr>
+          <w:lang w:val="pt_PT" w:bidi="pt_PT"/>
+        </w:rPr>
+        <w:t>1 Reis 1.1–2.35</w:t>
+      </w:r>
+      <w:r>
+        <w:rPr>
+          <w:lang w:val="pt_PT" w:bidi="pt_PT"/>
+        </w:rPr>
+        <w:t xml:space="preserve">; </w:t>
+      </w:r>
+      <w:r>
+        <w:rPr>
+          <w:lang w:val="pt_PT" w:bidi="pt_PT"/>
+        </w:rPr>
+        <w:t>1 Crônicas 15.11</w:t>
+      </w:r>
       <w:r>
         <w:rPr>
           <w:lang w:val="pt_PT" w:bidi="pt_PT"/>
@@ -1037,18 +845,12 @@
         </w:rPr>
         <w:t>Abisai era um guerreiro forte e bem-sucedido, além de ser um líder no exército de Davi. Ele era sobrinho de Davi, filho da irmã de Davi, Zeruia, e irmão de Joabe e Asael (</w:t>
       </w:r>
-      <w:hyperlink r:id="rId43">
-        <w:r>
-          <w:rPr>
-            <w:lang w:val="pt_PT" w:bidi="pt_PT"/>
-          </w:rPr>
-          <w:rPr>
-            <w:color w:val="0000EE"/>
-            <w:u w:val="single"/>
-          </w:rPr>
-          <w:t>1Cr 2.13–16</w:t>
-        </w:r>
-      </w:hyperlink>
+      <w:r>
+        <w:rPr>
+          <w:lang w:val="pt_PT" w:bidi="pt_PT"/>
+        </w:rPr>
+        <w:t>1Cr 2.13–16</w:t>
+      </w:r>
       <w:r>
         <w:rPr>
           <w:lang w:val="pt_PT" w:bidi="pt_PT"/>
@@ -1069,72 +871,48 @@
         </w:rPr>
         <w:t>Abisai era muito leal a Davi e frequentemente sugeria violência contra os inimigos de Davi. Deus permitiu que Davi e Abisai entrassem no acampamento de guerra de Saul enquanto as tropas dormiam. Abisai queria matar Saul, mas Davi o impediu. Mais tarde, durante a revolta de Absalão, Davi teve que deixar Jerusalém. Simei, um membro da família de Saul, amaldiçoou o rei, e Abisai queria matar Simei (</w:t>
       </w:r>
-      <w:hyperlink r:id="rId44">
-        <w:r>
-          <w:rPr>
-            <w:lang w:val="pt_PT" w:bidi="pt_PT"/>
-          </w:rPr>
-          <w:rPr>
-            <w:color w:val="0000EE"/>
-            <w:u w:val="single"/>
-          </w:rPr>
-          <w:t>2Sm 16.5–9</w:t>
-        </w:r>
-      </w:hyperlink>
+      <w:r>
+        <w:rPr>
+          <w:lang w:val="pt_PT" w:bidi="pt_PT"/>
+        </w:rPr>
+        <w:t>2Sm 16.5–9</w:t>
+      </w:r>
       <w:r>
         <w:rPr>
           <w:lang w:val="pt_PT" w:bidi="pt_PT"/>
         </w:rPr>
         <w:t>). Davi recusou essa ideia duas vezes (</w:t>
       </w:r>
-      <w:hyperlink r:id="rId45">
-        <w:r>
-          <w:rPr>
-            <w:lang w:val="pt_PT" w:bidi="pt_PT"/>
-          </w:rPr>
-          <w:rPr>
-            <w:color w:val="0000EE"/>
-            <w:u w:val="single"/>
-          </w:rPr>
-          <w:t>2Sm 16.10–13</w:t>
-        </w:r>
-      </w:hyperlink>
-      <w:r>
-        <w:rPr>
-          <w:lang w:val="pt_PT" w:bidi="pt_PT"/>
-        </w:rPr>
-        <w:t xml:space="preserve">; </w:t>
-      </w:r>
-      <w:hyperlink r:id="rId46">
-        <w:r>
-          <w:rPr>
-            <w:lang w:val="pt_PT" w:bidi="pt_PT"/>
-          </w:rPr>
-          <w:rPr>
-            <w:color w:val="0000EE"/>
-            <w:u w:val="single"/>
-          </w:rPr>
-          <w:t>19.18–23</w:t>
-        </w:r>
-      </w:hyperlink>
+      <w:r>
+        <w:rPr>
+          <w:lang w:val="pt_PT" w:bidi="pt_PT"/>
+        </w:rPr>
+        <w:t>2Sm 16.10–13</w:t>
+      </w:r>
+      <w:r>
+        <w:rPr>
+          <w:lang w:val="pt_PT" w:bidi="pt_PT"/>
+        </w:rPr>
+        <w:t xml:space="preserve">; </w:t>
+      </w:r>
+      <w:r>
+        <w:rPr>
+          <w:lang w:val="pt_PT" w:bidi="pt_PT"/>
+        </w:rPr>
+        <w:t>19.18–23</w:t>
+      </w:r>
       <w:r>
         <w:rPr>
           <w:lang w:val="pt_PT" w:bidi="pt_PT"/>
         </w:rPr>
         <w:t>). O desejo de vingança de Abisai e seus irmãos também apareceu anteriormente: Após o general de Saul, Abner, matar Asael, irmão de Abisai, em legítima defesa, Joabe e Abisai mataram Abner em vingança (</w:t>
       </w:r>
-      <w:hyperlink r:id="rId47">
-        <w:r>
-          <w:rPr>
-            <w:lang w:val="pt_PT" w:bidi="pt_PT"/>
-          </w:rPr>
-          <w:rPr>
-            <w:color w:val="0000EE"/>
-            <w:u w:val="single"/>
-          </w:rPr>
-          <w:t>2Sm 3.22–30</w:t>
-        </w:r>
-      </w:hyperlink>
+      <w:r>
+        <w:rPr>
+          <w:lang w:val="pt_PT" w:bidi="pt_PT"/>
+        </w:rPr>
+        <w:t>2Sm 3.22–30</w:t>
+      </w:r>
       <w:r>
         <w:rPr>
           <w:lang w:val="pt_PT" w:bidi="pt_PT"/>
@@ -1155,90 +933,60 @@
         </w:rPr>
         <w:t>Abisai era corajoso e habilidoso. Ele uma vez matou trezentos soldados em uma batalha. Por causa disso, ele se tornou o líder dos Trinta, um grupo de guerreiros altamente habilidosos, classificando-se logo abaixo dos Três (</w:t>
       </w:r>
-      <w:hyperlink r:id="rId48">
-        <w:r>
-          <w:rPr>
-            <w:lang w:val="pt_PT" w:bidi="pt_PT"/>
-          </w:rPr>
-          <w:rPr>
-            <w:color w:val="0000EE"/>
-            <w:u w:val="single"/>
-          </w:rPr>
-          <w:t>1Cr 11.20–21</w:t>
-        </w:r>
-      </w:hyperlink>
+      <w:r>
+        <w:rPr>
+          <w:lang w:val="pt_PT" w:bidi="pt_PT"/>
+        </w:rPr>
+        <w:t>1Cr 11.20–21</w:t>
+      </w:r>
       <w:r>
         <w:rPr>
           <w:lang w:val="pt_PT" w:bidi="pt_PT"/>
         </w:rPr>
         <w:t>). Abisai também alcançou uma grande vitória sobre os edomitas (</w:t>
       </w:r>
-      <w:hyperlink r:id="rId49">
-        <w:r>
-          <w:rPr>
-            <w:lang w:val="pt_PT" w:bidi="pt_PT"/>
-          </w:rPr>
-          <w:rPr>
-            <w:color w:val="0000EE"/>
-            <w:u w:val="single"/>
-          </w:rPr>
-          <w:t>1Cr 18.12–13</w:t>
-        </w:r>
-      </w:hyperlink>
+      <w:r>
+        <w:rPr>
+          <w:lang w:val="pt_PT" w:bidi="pt_PT"/>
+        </w:rPr>
+        <w:t>1Cr 18.12–13</w:t>
+      </w:r>
       <w:r>
         <w:rPr>
           <w:lang w:val="pt_PT" w:bidi="pt_PT"/>
         </w:rPr>
         <w:t>). Em uma batalha com os filisteus, Abisai salvou a vida de Davi matando o gigante Isbi-Benobe (</w:t>
       </w:r>
-      <w:hyperlink r:id="rId50">
-        <w:r>
-          <w:rPr>
-            <w:lang w:val="pt_PT" w:bidi="pt_PT"/>
-          </w:rPr>
-          <w:rPr>
-            <w:color w:val="0000EE"/>
-            <w:u w:val="single"/>
-          </w:rPr>
-          <w:t>2Sm 21.15–17</w:t>
-        </w:r>
-      </w:hyperlink>
+      <w:r>
+        <w:rPr>
+          <w:lang w:val="pt_PT" w:bidi="pt_PT"/>
+        </w:rPr>
+        <w:t>2Sm 21.15–17</w:t>
+      </w:r>
       <w:r>
         <w:rPr>
           <w:lang w:val="pt_PT" w:bidi="pt_PT"/>
         </w:rPr>
         <w:t>). Abisai também liderou o exército, e quando ele se dividiu por razões estratégicas, ele liderou um grupo enquanto seu irmão Joabe liderou o outro (</w:t>
       </w:r>
-      <w:hyperlink r:id="rId51">
-        <w:r>
-          <w:rPr>
-            <w:lang w:val="pt_PT" w:bidi="pt_PT"/>
-          </w:rPr>
-          <w:rPr>
-            <w:color w:val="0000EE"/>
-            <w:u w:val="single"/>
-          </w:rPr>
-          <w:t>2Sm 10.1–19</w:t>
-        </w:r>
-      </w:hyperlink>
-      <w:r>
-        <w:rPr>
-          <w:lang w:val="pt_PT" w:bidi="pt_PT"/>
-        </w:rPr>
-        <w:t xml:space="preserve">; </w:t>
-      </w:r>
-      <w:hyperlink r:id="rId52">
-        <w:r>
-          <w:rPr>
-            <w:lang w:val="pt_PT" w:bidi="pt_PT"/>
-          </w:rPr>
-          <w:rPr>
-            <w:color w:val="0000EE"/>
-            <w:u w:val="single"/>
-          </w:rPr>
-          <w:t>18.1–18</w:t>
-        </w:r>
-      </w:hyperlink>
+      <w:r>
+        <w:rPr>
+          <w:lang w:val="pt_PT" w:bidi="pt_PT"/>
+        </w:rPr>
+        <w:t>2Sm 10.1–19</w:t>
+      </w:r>
+      <w:r>
+        <w:rPr>
+          <w:lang w:val="pt_PT" w:bidi="pt_PT"/>
+        </w:rPr>
+        <w:t xml:space="preserve">; </w:t>
+      </w:r>
+      <w:r>
+        <w:rPr>
+          <w:lang w:val="pt_PT" w:bidi="pt_PT"/>
+        </w:rPr>
+        <w:t>18.1–18</w:t>
+      </w:r>
       <w:r>
         <w:rPr>
           <w:lang w:val="pt_PT" w:bidi="pt_PT"/>
@@ -1282,270 +1030,180 @@
           <w:lang w:val="pt_PT" w:bidi="pt_PT"/>
         </w:rPr>
       </w:r>
-      <w:hyperlink r:id="rId53">
-        <w:r>
-          <w:rPr>
-            <w:lang w:val="pt_PT" w:bidi="pt_PT"/>
-          </w:rPr>
-          <w:rPr>
-            <w:color w:val="0000EE"/>
-            <w:u w:val="single"/>
-          </w:rPr>
-          <w:t>1 Samuel 26.6–12</w:t>
-        </w:r>
-      </w:hyperlink>
-      <w:r>
-        <w:rPr>
-          <w:lang w:val="pt_PT" w:bidi="pt_PT"/>
-        </w:rPr>
-        <w:t xml:space="preserve">; </w:t>
-      </w:r>
-      <w:hyperlink r:id="rId54">
-        <w:r>
-          <w:rPr>
-            <w:lang w:val="pt_PT" w:bidi="pt_PT"/>
-          </w:rPr>
-          <w:rPr>
-            <w:color w:val="0000EE"/>
-            <w:u w:val="single"/>
-          </w:rPr>
-          <w:t>2 Samuel 2.18</w:t>
-        </w:r>
-      </w:hyperlink>
-      <w:r>
-        <w:rPr>
-          <w:lang w:val="pt_PT" w:bidi="pt_PT"/>
-        </w:rPr>
-        <w:t xml:space="preserve">; </w:t>
-      </w:r>
-      <w:hyperlink r:id="rId55">
-        <w:r>
-          <w:rPr>
-            <w:lang w:val="pt_PT" w:bidi="pt_PT"/>
-          </w:rPr>
-          <w:rPr>
-            <w:color w:val="0000EE"/>
-            <w:u w:val="single"/>
-          </w:rPr>
-          <w:t>3.30</w:t>
-        </w:r>
-      </w:hyperlink>
+      <w:r>
+        <w:rPr>
+          <w:lang w:val="pt_PT" w:bidi="pt_PT"/>
+        </w:rPr>
+        <w:t>1 Samuel 26.6–12</w:t>
+      </w:r>
+      <w:r>
+        <w:rPr>
+          <w:lang w:val="pt_PT" w:bidi="pt_PT"/>
+        </w:rPr>
+        <w:t xml:space="preserve">; </w:t>
+      </w:r>
+      <w:r>
+        <w:rPr>
+          <w:lang w:val="pt_PT" w:bidi="pt_PT"/>
+        </w:rPr>
+        <w:t>2 Samuel 2.18</w:t>
+      </w:r>
+      <w:r>
+        <w:rPr>
+          <w:lang w:val="pt_PT" w:bidi="pt_PT"/>
+        </w:rPr>
+        <w:t xml:space="preserve">; </w:t>
+      </w:r>
+      <w:r>
+        <w:rPr>
+          <w:lang w:val="pt_PT" w:bidi="pt_PT"/>
+        </w:rPr>
+        <w:t>3.30</w:t>
+      </w:r>
       <w:r>
         <w:rPr>
           <w:lang w:val="pt_PT" w:bidi="pt_PT"/>
         </w:rPr>
         <w:t>,</w:t>
       </w:r>
-      <w:hyperlink r:id="rId56">
-        <w:r>
-          <w:rPr>
-            <w:lang w:val="pt_PT" w:bidi="pt_PT"/>
-          </w:rPr>
-          <w:rPr>
-            <w:color w:val="0000EE"/>
-            <w:u w:val="single"/>
-          </w:rPr>
-          <w:t>39</w:t>
-        </w:r>
-      </w:hyperlink>
-      <w:r>
-        <w:rPr>
-          <w:lang w:val="pt_PT" w:bidi="pt_PT"/>
-        </w:rPr>
-        <w:t xml:space="preserve">; </w:t>
-      </w:r>
-      <w:hyperlink r:id="rId57">
-        <w:r>
-          <w:rPr>
-            <w:lang w:val="pt_PT" w:bidi="pt_PT"/>
-          </w:rPr>
-          <w:rPr>
-            <w:color w:val="0000EE"/>
-            <w:u w:val="single"/>
-          </w:rPr>
-          <w:t>10.10–14</w:t>
-        </w:r>
-      </w:hyperlink>
-      <w:r>
-        <w:rPr>
-          <w:lang w:val="pt_PT" w:bidi="pt_PT"/>
-        </w:rPr>
-        <w:t xml:space="preserve">; </w:t>
-      </w:r>
-      <w:hyperlink r:id="rId58">
-        <w:r>
-          <w:rPr>
-            <w:lang w:val="pt_PT" w:bidi="pt_PT"/>
-          </w:rPr>
-          <w:rPr>
-            <w:color w:val="0000EE"/>
-            <w:u w:val="single"/>
-          </w:rPr>
-          <w:t>16.9–12</w:t>
-        </w:r>
-      </w:hyperlink>
-      <w:r>
-        <w:rPr>
-          <w:lang w:val="pt_PT" w:bidi="pt_PT"/>
-        </w:rPr>
-        <w:t xml:space="preserve">; </w:t>
-      </w:r>
-      <w:hyperlink r:id="rId59">
-        <w:r>
-          <w:rPr>
-            <w:lang w:val="pt_PT" w:bidi="pt_PT"/>
-          </w:rPr>
-          <w:rPr>
-            <w:color w:val="0000EE"/>
-            <w:u w:val="single"/>
-          </w:rPr>
-          <w:t>18.1–8</w:t>
-        </w:r>
-      </w:hyperlink>
-      <w:r>
-        <w:rPr>
-          <w:lang w:val="pt_PT" w:bidi="pt_PT"/>
-        </w:rPr>
-        <w:t xml:space="preserve">; </w:t>
-      </w:r>
-      <w:hyperlink r:id="rId60">
-        <w:r>
-          <w:rPr>
-            <w:lang w:val="pt_PT" w:bidi="pt_PT"/>
-          </w:rPr>
-          <w:rPr>
-            <w:color w:val="0000EE"/>
-            <w:u w:val="single"/>
-          </w:rPr>
-          <w:t>19.21–23</w:t>
-        </w:r>
-      </w:hyperlink>
-      <w:r>
-        <w:rPr>
-          <w:lang w:val="pt_PT" w:bidi="pt_PT"/>
-        </w:rPr>
-        <w:t xml:space="preserve">; </w:t>
-      </w:r>
-      <w:hyperlink r:id="rId61">
-        <w:r>
-          <w:rPr>
-            <w:lang w:val="pt_PT" w:bidi="pt_PT"/>
-          </w:rPr>
-          <w:rPr>
-            <w:color w:val="0000EE"/>
-            <w:u w:val="single"/>
-          </w:rPr>
-          <w:t>20.6–10</w:t>
-        </w:r>
-      </w:hyperlink>
-      <w:r>
-        <w:rPr>
-          <w:lang w:val="pt_PT" w:bidi="pt_PT"/>
-        </w:rPr>
-        <w:t xml:space="preserve">; </w:t>
-      </w:r>
-      <w:hyperlink r:id="rId62">
-        <w:r>
-          <w:rPr>
-            <w:lang w:val="pt_PT" w:bidi="pt_PT"/>
-          </w:rPr>
-          <w:rPr>
-            <w:color w:val="0000EE"/>
-            <w:u w:val="single"/>
-          </w:rPr>
-          <w:t>21.17</w:t>
-        </w:r>
-      </w:hyperlink>
-      <w:r>
-        <w:rPr>
-          <w:lang w:val="pt_PT" w:bidi="pt_PT"/>
-        </w:rPr>
-        <w:t xml:space="preserve">; </w:t>
-      </w:r>
-      <w:hyperlink r:id="rId63">
-        <w:r>
-          <w:rPr>
-            <w:lang w:val="pt_PT" w:bidi="pt_PT"/>
-          </w:rPr>
-          <w:rPr>
-            <w:color w:val="0000EE"/>
-            <w:u w:val="single"/>
-          </w:rPr>
-          <w:t>23.18–19</w:t>
-        </w:r>
-      </w:hyperlink>
-      <w:r>
-        <w:rPr>
-          <w:lang w:val="pt_PT" w:bidi="pt_PT"/>
-        </w:rPr>
-        <w:t xml:space="preserve">; </w:t>
-      </w:r>
-      <w:hyperlink r:id="rId64">
-        <w:r>
-          <w:rPr>
-            <w:lang w:val="pt_PT" w:bidi="pt_PT"/>
-          </w:rPr>
-          <w:rPr>
-            <w:color w:val="0000EE"/>
-            <w:u w:val="single"/>
-          </w:rPr>
-          <w:t>1Cr 2.16</w:t>
-        </w:r>
-      </w:hyperlink>
-      <w:r>
-        <w:rPr>
-          <w:lang w:val="pt_PT" w:bidi="pt_PT"/>
-        </w:rPr>
-        <w:t xml:space="preserve">; </w:t>
-      </w:r>
-      <w:hyperlink r:id="rId48">
-        <w:r>
-          <w:rPr>
-            <w:lang w:val="pt_PT" w:bidi="pt_PT"/>
-          </w:rPr>
-          <w:rPr>
-            <w:color w:val="0000EE"/>
-            <w:u w:val="single"/>
-          </w:rPr>
-          <w:t>11.20–21</w:t>
-        </w:r>
-      </w:hyperlink>
-      <w:r>
-        <w:rPr>
-          <w:lang w:val="pt_PT" w:bidi="pt_PT"/>
-        </w:rPr>
-        <w:t xml:space="preserve">; </w:t>
-      </w:r>
-      <w:hyperlink r:id="rId49">
-        <w:r>
-          <w:rPr>
-            <w:lang w:val="pt_PT" w:bidi="pt_PT"/>
-          </w:rPr>
-          <w:rPr>
-            <w:color w:val="0000EE"/>
-            <w:u w:val="single"/>
-          </w:rPr>
-          <w:t>18.12–13</w:t>
-        </w:r>
-      </w:hyperlink>
-      <w:r>
-        <w:rPr>
-          <w:lang w:val="pt_PT" w:bidi="pt_PT"/>
-        </w:rPr>
-        <w:t xml:space="preserve">; </w:t>
-      </w:r>
-      <w:hyperlink r:id="rId65">
-        <w:r>
-          <w:rPr>
-            <w:lang w:val="pt_PT" w:bidi="pt_PT"/>
-          </w:rPr>
-          <w:rPr>
-            <w:color w:val="0000EE"/>
-            <w:u w:val="single"/>
-          </w:rPr>
-          <w:t>19.11–15</w:t>
-        </w:r>
-      </w:hyperlink>
+      <w:r>
+        <w:rPr>
+          <w:lang w:val="pt_PT" w:bidi="pt_PT"/>
+        </w:rPr>
+        <w:t>39</w:t>
+      </w:r>
+      <w:r>
+        <w:rPr>
+          <w:lang w:val="pt_PT" w:bidi="pt_PT"/>
+        </w:rPr>
+        <w:t xml:space="preserve">; </w:t>
+      </w:r>
+      <w:r>
+        <w:rPr>
+          <w:lang w:val="pt_PT" w:bidi="pt_PT"/>
+        </w:rPr>
+        <w:t>10.10–14</w:t>
+      </w:r>
+      <w:r>
+        <w:rPr>
+          <w:lang w:val="pt_PT" w:bidi="pt_PT"/>
+        </w:rPr>
+        <w:t xml:space="preserve">; </w:t>
+      </w:r>
+      <w:r>
+        <w:rPr>
+          <w:lang w:val="pt_PT" w:bidi="pt_PT"/>
+        </w:rPr>
+        <w:t>16.9–12</w:t>
+      </w:r>
+      <w:r>
+        <w:rPr>
+          <w:lang w:val="pt_PT" w:bidi="pt_PT"/>
+        </w:rPr>
+        <w:t xml:space="preserve">; </w:t>
+      </w:r>
+      <w:r>
+        <w:rPr>
+          <w:lang w:val="pt_PT" w:bidi="pt_PT"/>
+        </w:rPr>
+        <w:t>18.1–8</w:t>
+      </w:r>
+      <w:r>
+        <w:rPr>
+          <w:lang w:val="pt_PT" w:bidi="pt_PT"/>
+        </w:rPr>
+        <w:t xml:space="preserve">; </w:t>
+      </w:r>
+      <w:r>
+        <w:rPr>
+          <w:lang w:val="pt_PT" w:bidi="pt_PT"/>
+        </w:rPr>
+        <w:t>19.21–23</w:t>
+      </w:r>
+      <w:r>
+        <w:rPr>
+          <w:lang w:val="pt_PT" w:bidi="pt_PT"/>
+        </w:rPr>
+        <w:t xml:space="preserve">; </w:t>
+      </w:r>
+      <w:r>
+        <w:rPr>
+          <w:lang w:val="pt_PT" w:bidi="pt_PT"/>
+        </w:rPr>
+        <w:t>20.6–10</w:t>
+      </w:r>
+      <w:r>
+        <w:rPr>
+          <w:lang w:val="pt_PT" w:bidi="pt_PT"/>
+        </w:rPr>
+        <w:t xml:space="preserve">; </w:t>
+      </w:r>
+      <w:r>
+        <w:rPr>
+          <w:lang w:val="pt_PT" w:bidi="pt_PT"/>
+        </w:rPr>
+        <w:t>21.17</w:t>
+      </w:r>
+      <w:r>
+        <w:rPr>
+          <w:lang w:val="pt_PT" w:bidi="pt_PT"/>
+        </w:rPr>
+        <w:t xml:space="preserve">; </w:t>
+      </w:r>
+      <w:r>
+        <w:rPr>
+          <w:lang w:val="pt_PT" w:bidi="pt_PT"/>
+        </w:rPr>
+        <w:t>23.18–19</w:t>
+      </w:r>
+      <w:r>
+        <w:rPr>
+          <w:lang w:val="pt_PT" w:bidi="pt_PT"/>
+        </w:rPr>
+        <w:t xml:space="preserve">; </w:t>
+      </w:r>
+      <w:r>
+        <w:rPr>
+          <w:lang w:val="pt_PT" w:bidi="pt_PT"/>
+        </w:rPr>
+        <w:t>1Cr 2.16</w:t>
+      </w:r>
+      <w:r>
+        <w:rPr>
+          <w:lang w:val="pt_PT" w:bidi="pt_PT"/>
+        </w:rPr>
+        <w:t xml:space="preserve">; </w:t>
+      </w:r>
+      <w:r>
+        <w:rPr>
+          <w:lang w:val="pt_PT" w:bidi="pt_PT"/>
+        </w:rPr>
+        <w:t>11.20–21</w:t>
+      </w:r>
+      <w:r>
+        <w:rPr>
+          <w:lang w:val="pt_PT" w:bidi="pt_PT"/>
+        </w:rPr>
+        <w:t xml:space="preserve">; </w:t>
+      </w:r>
+      <w:r>
+        <w:rPr>
+          <w:lang w:val="pt_PT" w:bidi="pt_PT"/>
+        </w:rPr>
+        <w:t>18.12–13</w:t>
+      </w:r>
+      <w:r>
+        <w:rPr>
+          <w:lang w:val="pt_PT" w:bidi="pt_PT"/>
+        </w:rPr>
+        <w:t xml:space="preserve">; </w:t>
+      </w:r>
+      <w:r>
+        <w:rPr>
+          <w:lang w:val="pt_PT" w:bidi="pt_PT"/>
+        </w:rPr>
+        <w:t>19.11–15</w:t>
+      </w:r>
       <w:r>
         <w:rPr>
           <w:lang w:val="pt_PT" w:bidi="pt_PT"/>
@@ -1594,54 +1252,36 @@
         </w:rPr>
         <w:t>Abner, filho de Ner, era primo do Rei Saul e seu general (</w:t>
       </w:r>
-      <w:hyperlink r:id="rId66">
-        <w:r>
-          <w:rPr>
-            <w:lang w:val="pt_PT" w:bidi="pt_PT"/>
-          </w:rPr>
-          <w:rPr>
-            <w:color w:val="0000EE"/>
-            <w:u w:val="single"/>
-          </w:rPr>
-          <w:t>1Sm 14.49–52</w:t>
-        </w:r>
-      </w:hyperlink>
+      <w:r>
+        <w:rPr>
+          <w:lang w:val="pt_PT" w:bidi="pt_PT"/>
+        </w:rPr>
+        <w:t>1Sm 14.49–52</w:t>
+      </w:r>
       <w:r>
         <w:rPr>
           <w:lang w:val="pt_PT" w:bidi="pt_PT"/>
         </w:rPr>
         <w:t>). Sob o comando de Abner, os exércitos de Saul venceram batalhas importantes contra os filisteus (</w:t>
       </w:r>
-      <w:hyperlink r:id="rId67">
-        <w:r>
-          <w:rPr>
-            <w:lang w:val="pt_PT" w:bidi="pt_PT"/>
-          </w:rPr>
-          <w:rPr>
-            <w:color w:val="0000EE"/>
-            <w:u w:val="single"/>
-          </w:rPr>
-          <w:t>1Sm 17.1–58</w:t>
-        </w:r>
-      </w:hyperlink>
+      <w:r>
+        <w:rPr>
+          <w:lang w:val="pt_PT" w:bidi="pt_PT"/>
+        </w:rPr>
+        <w:t>1Sm 17.1–58</w:t>
+      </w:r>
       <w:r>
         <w:rPr>
           <w:lang w:val="pt_PT" w:bidi="pt_PT"/>
         </w:rPr>
         <w:t>). Abner também jantou com Davi e Jônatas à mesa do rei (</w:t>
       </w:r>
-      <w:hyperlink r:id="rId68">
-        <w:r>
-          <w:rPr>
-            <w:lang w:val="pt_PT" w:bidi="pt_PT"/>
-          </w:rPr>
-          <w:rPr>
-            <w:color w:val="0000EE"/>
-            <w:u w:val="single"/>
-          </w:rPr>
-          <w:t>1Sm 20.24–25</w:t>
-        </w:r>
-      </w:hyperlink>
+      <w:r>
+        <w:rPr>
+          <w:lang w:val="pt_PT" w:bidi="pt_PT"/>
+        </w:rPr>
+        <w:t>1Sm 20.24–25</w:t>
+      </w:r>
       <w:r>
         <w:rPr>
           <w:lang w:val="pt_PT" w:bidi="pt_PT"/>
@@ -1662,18 +1302,12 @@
         </w:rPr>
         <w:t>Davi envergonhou Abner uma vez (</w:t>
       </w:r>
-      <w:hyperlink r:id="rId69">
-        <w:r>
-          <w:rPr>
-            <w:lang w:val="pt_PT" w:bidi="pt_PT"/>
-          </w:rPr>
-          <w:rPr>
-            <w:color w:val="0000EE"/>
-            <w:u w:val="single"/>
-          </w:rPr>
-          <w:t>1Sm 26.1–25</w:t>
-        </w:r>
-      </w:hyperlink>
+      <w:r>
+        <w:rPr>
+          <w:lang w:val="pt_PT" w:bidi="pt_PT"/>
+        </w:rPr>
+        <w:t>1Sm 26.1–25</w:t>
+      </w:r>
       <w:r>
         <w:rPr>
           <w:lang w:val="pt_PT" w:bidi="pt_PT"/>
@@ -1694,36 +1328,24 @@
         </w:rPr>
         <w:t>Após a morte de Saul e Jônatas, Abner apoiou Isbosete, filho de Saul (</w:t>
       </w:r>
-      <w:hyperlink r:id="rId70">
-        <w:r>
-          <w:rPr>
-            <w:lang w:val="pt_PT" w:bidi="pt_PT"/>
-          </w:rPr>
-          <w:rPr>
-            <w:color w:val="0000EE"/>
-            <w:u w:val="single"/>
-          </w:rPr>
-          <w:t>2Sm 2.8–12</w:t>
-        </w:r>
-      </w:hyperlink>
+      <w:r>
+        <w:rPr>
+          <w:lang w:val="pt_PT" w:bidi="pt_PT"/>
+        </w:rPr>
+        <w:t>2Sm 2.8–12</w:t>
+      </w:r>
       <w:r>
         <w:rPr>
           <w:lang w:val="pt_PT" w:bidi="pt_PT"/>
         </w:rPr>
         <w:t>), enquanto a tribo de Judá fez Davi rei. Durante esse período, Abner detinha o verdadeiro poder no norte. Quando Isbosete acusou Abner de ter relações com uma das concubinas de Saul, Abner entregou o controle do reino do norte a Davi. Isbosete foi posteriormente assassinado (</w:t>
       </w:r>
-      <w:hyperlink r:id="rId71">
-        <w:r>
-          <w:rPr>
-            <w:lang w:val="pt_PT" w:bidi="pt_PT"/>
-          </w:rPr>
-          <w:rPr>
-            <w:color w:val="0000EE"/>
-            <w:u w:val="single"/>
-          </w:rPr>
-          <w:t>2Sm 4.1–12</w:t>
-        </w:r>
-      </w:hyperlink>
+      <w:r>
+        <w:rPr>
+          <w:lang w:val="pt_PT" w:bidi="pt_PT"/>
+        </w:rPr>
+        <w:t>2Sm 4.1–12</w:t>
+      </w:r>
       <w:r>
         <w:rPr>
           <w:lang w:val="pt_PT" w:bidi="pt_PT"/>
@@ -1744,90 +1366,60 @@
         </w:rPr>
         <w:t>Durante a batalha entre Isbosete e Davi, Abner teve que matar Asael, irmão de Joabe, em legítima defesa. Ele não queria matar Asael e o havia avisado para voltar atrás (</w:t>
       </w:r>
-      <w:hyperlink r:id="rId72">
-        <w:r>
-          <w:rPr>
-            <w:lang w:val="pt_PT" w:bidi="pt_PT"/>
-          </w:rPr>
-          <w:rPr>
-            <w:color w:val="0000EE"/>
-            <w:u w:val="single"/>
-          </w:rPr>
-          <w:t>2Sm 2.18–32</w:t>
-        </w:r>
-      </w:hyperlink>
+      <w:r>
+        <w:rPr>
+          <w:lang w:val="pt_PT" w:bidi="pt_PT"/>
+        </w:rPr>
+        <w:t>2Sm 2.18–32</w:t>
+      </w:r>
       <w:r>
         <w:rPr>
           <w:lang w:val="pt_PT" w:bidi="pt_PT"/>
         </w:rPr>
         <w:t>). Joabe mais tarde assassinou Abner em um ato planejado de vingança (</w:t>
       </w:r>
-      <w:hyperlink r:id="rId47">
-        <w:r>
-          <w:rPr>
-            <w:lang w:val="pt_PT" w:bidi="pt_PT"/>
-          </w:rPr>
-          <w:rPr>
-            <w:color w:val="0000EE"/>
-            <w:u w:val="single"/>
-          </w:rPr>
-          <w:t>2Sm 3.22–30</w:t>
-        </w:r>
-      </w:hyperlink>
+      <w:r>
+        <w:rPr>
+          <w:lang w:val="pt_PT" w:bidi="pt_PT"/>
+        </w:rPr>
+        <w:t>2Sm 3.22–30</w:t>
+      </w:r>
       <w:r>
         <w:rPr>
           <w:lang w:val="pt_PT" w:bidi="pt_PT"/>
         </w:rPr>
         <w:t xml:space="preserve">), que Davi não pôde impedir (veja </w:t>
       </w:r>
-      <w:hyperlink r:id="rId73">
-        <w:r>
-          <w:rPr>
-            <w:lang w:val="pt_PT" w:bidi="pt_PT"/>
-          </w:rPr>
-          <w:rPr>
-            <w:color w:val="0000EE"/>
-            <w:u w:val="single"/>
-          </w:rPr>
-          <w:t>2Sm 3.38–39</w:t>
-        </w:r>
-      </w:hyperlink>
+      <w:r>
+        <w:rPr>
+          <w:lang w:val="pt_PT" w:bidi="pt_PT"/>
+        </w:rPr>
+        <w:t>2Sm 3.38–39</w:t>
+      </w:r>
       <w:r>
         <w:rPr>
           <w:lang w:val="pt_PT" w:bidi="pt_PT"/>
         </w:rPr>
         <w:t>). Davi homenageou Abner com uma elegia (um discurso de louvor comemorando sua vida e conquistas), luto público e um funeral de estado (</w:t>
       </w:r>
-      <w:hyperlink r:id="rId74">
-        <w:r>
-          <w:rPr>
-            <w:lang w:val="pt_PT" w:bidi="pt_PT"/>
-          </w:rPr>
-          <w:rPr>
-            <w:color w:val="0000EE"/>
-            <w:u w:val="single"/>
-          </w:rPr>
-          <w:t>2Sm 3.31–37</w:t>
-        </w:r>
-      </w:hyperlink>
+      <w:r>
+        <w:rPr>
+          <w:lang w:val="pt_PT" w:bidi="pt_PT"/>
+        </w:rPr>
+        <w:t>2Sm 3.31–37</w:t>
+      </w:r>
       <w:r>
         <w:rPr>
           <w:lang w:val="pt_PT" w:bidi="pt_PT"/>
         </w:rPr>
         <w:t>). Mais tarde, Davi lembrou-se desses eventos e garantiu que Joabe fosse punido pelo assassinato (</w:t>
       </w:r>
-      <w:hyperlink r:id="rId75">
-        <w:r>
-          <w:rPr>
-            <w:lang w:val="pt_PT" w:bidi="pt_PT"/>
-          </w:rPr>
-          <w:rPr>
-            <w:color w:val="0000EE"/>
-            <w:u w:val="single"/>
-          </w:rPr>
-          <w:t>1Rs 2.5–6</w:t>
-        </w:r>
-      </w:hyperlink>
+      <w:r>
+        <w:rPr>
+          <w:lang w:val="pt_PT" w:bidi="pt_PT"/>
+        </w:rPr>
+        <w:t>1Rs 2.5–6</w:t>
+      </w:r>
       <w:r>
         <w:rPr>
           <w:lang w:val="pt_PT" w:bidi="pt_PT"/>
@@ -1857,126 +1449,84 @@
           <w:lang w:val="pt_PT" w:bidi="pt_PT"/>
         </w:rPr>
       </w:r>
-      <w:hyperlink r:id="rId66">
-        <w:r>
-          <w:rPr>
-            <w:lang w:val="pt_PT" w:bidi="pt_PT"/>
-          </w:rPr>
-          <w:rPr>
-            <w:color w:val="0000EE"/>
-            <w:u w:val="single"/>
-          </w:rPr>
-          <w:t>1 Samuel 14.49–52</w:t>
-        </w:r>
-      </w:hyperlink>
-      <w:r>
-        <w:rPr>
-          <w:lang w:val="pt_PT" w:bidi="pt_PT"/>
-        </w:rPr>
-        <w:t xml:space="preserve">; </w:t>
-      </w:r>
-      <w:hyperlink r:id="rId76">
-        <w:r>
-          <w:rPr>
-            <w:lang w:val="pt_PT" w:bidi="pt_PT"/>
-          </w:rPr>
-          <w:rPr>
-            <w:color w:val="0000EE"/>
-            <w:u w:val="single"/>
-          </w:rPr>
-          <w:t>17.55–58</w:t>
-        </w:r>
-      </w:hyperlink>
-      <w:r>
-        <w:rPr>
-          <w:lang w:val="pt_PT" w:bidi="pt_PT"/>
-        </w:rPr>
-        <w:t xml:space="preserve">; </w:t>
-      </w:r>
-      <w:hyperlink r:id="rId77">
-        <w:r>
-          <w:rPr>
-            <w:lang w:val="pt_PT" w:bidi="pt_PT"/>
-          </w:rPr>
-          <w:rPr>
-            <w:color w:val="0000EE"/>
-            <w:u w:val="single"/>
-          </w:rPr>
-          <w:t>26.5–16</w:t>
-        </w:r>
-      </w:hyperlink>
-      <w:r>
-        <w:rPr>
-          <w:lang w:val="pt_PT" w:bidi="pt_PT"/>
-        </w:rPr>
-        <w:t xml:space="preserve">; </w:t>
-      </w:r>
-      <w:hyperlink r:id="rId78">
-        <w:r>
-          <w:rPr>
-            <w:lang w:val="pt_PT" w:bidi="pt_PT"/>
-          </w:rPr>
-          <w:rPr>
-            <w:color w:val="0000EE"/>
-            <w:u w:val="single"/>
-          </w:rPr>
-          <w:t>2 Samuel 2.8–29</w:t>
-        </w:r>
-      </w:hyperlink>
-      <w:r>
-        <w:rPr>
-          <w:lang w:val="pt_PT" w:bidi="pt_PT"/>
-        </w:rPr>
-        <w:t xml:space="preserve">; </w:t>
-      </w:r>
-      <w:hyperlink r:id="rId79">
-        <w:r>
-          <w:rPr>
-            <w:lang w:val="pt_PT" w:bidi="pt_PT"/>
-          </w:rPr>
-          <w:rPr>
-            <w:color w:val="0000EE"/>
-            <w:u w:val="single"/>
-          </w:rPr>
-          <w:t>3.6–39</w:t>
-        </w:r>
-      </w:hyperlink>
-      <w:r>
-        <w:rPr>
-          <w:lang w:val="pt_PT" w:bidi="pt_PT"/>
-        </w:rPr>
-        <w:t xml:space="preserve">; </w:t>
-      </w:r>
-      <w:hyperlink r:id="rId80">
-        <w:r>
-          <w:rPr>
-            <w:lang w:val="pt_PT" w:bidi="pt_PT"/>
-          </w:rPr>
-          <w:rPr>
-            <w:color w:val="0000EE"/>
-            <w:u w:val="single"/>
-          </w:rPr>
-          <w:t>1 Reis 2.5</w:t>
-        </w:r>
-      </w:hyperlink>
+      <w:r>
+        <w:rPr>
+          <w:lang w:val="pt_PT" w:bidi="pt_PT"/>
+        </w:rPr>
+        <w:t>1 Samuel 14.49–52</w:t>
+      </w:r>
+      <w:r>
+        <w:rPr>
+          <w:lang w:val="pt_PT" w:bidi="pt_PT"/>
+        </w:rPr>
+        <w:t xml:space="preserve">; </w:t>
+      </w:r>
+      <w:r>
+        <w:rPr>
+          <w:lang w:val="pt_PT" w:bidi="pt_PT"/>
+        </w:rPr>
+        <w:t>17.55–58</w:t>
+      </w:r>
+      <w:r>
+        <w:rPr>
+          <w:lang w:val="pt_PT" w:bidi="pt_PT"/>
+        </w:rPr>
+        <w:t xml:space="preserve">; </w:t>
+      </w:r>
+      <w:r>
+        <w:rPr>
+          <w:lang w:val="pt_PT" w:bidi="pt_PT"/>
+        </w:rPr>
+        <w:t>26.5–16</w:t>
+      </w:r>
+      <w:r>
+        <w:rPr>
+          <w:lang w:val="pt_PT" w:bidi="pt_PT"/>
+        </w:rPr>
+        <w:t xml:space="preserve">; </w:t>
+      </w:r>
+      <w:r>
+        <w:rPr>
+          <w:lang w:val="pt_PT" w:bidi="pt_PT"/>
+        </w:rPr>
+        <w:t>2 Samuel 2.8–29</w:t>
+      </w:r>
+      <w:r>
+        <w:rPr>
+          <w:lang w:val="pt_PT" w:bidi="pt_PT"/>
+        </w:rPr>
+        <w:t xml:space="preserve">; </w:t>
+      </w:r>
+      <w:r>
+        <w:rPr>
+          <w:lang w:val="pt_PT" w:bidi="pt_PT"/>
+        </w:rPr>
+        <w:t>3.6–39</w:t>
+      </w:r>
+      <w:r>
+        <w:rPr>
+          <w:lang w:val="pt_PT" w:bidi="pt_PT"/>
+        </w:rPr>
+        <w:t xml:space="preserve">; </w:t>
+      </w:r>
+      <w:r>
+        <w:rPr>
+          <w:lang w:val="pt_PT" w:bidi="pt_PT"/>
+        </w:rPr>
+        <w:t>1 Reis 2.5</w:t>
+      </w:r>
       <w:r>
         <w:rPr>
           <w:lang w:val="pt_PT" w:bidi="pt_PT"/>
         </w:rPr>
         <w:t>,</w:t>
       </w:r>
-      <w:hyperlink r:id="rId81">
-        <w:r>
-          <w:rPr>
-            <w:lang w:val="pt_PT" w:bidi="pt_PT"/>
-          </w:rPr>
-          <w:rPr>
-            <w:color w:val="0000EE"/>
-            <w:u w:val="single"/>
-          </w:rPr>
-          <w:t>32</w:t>
-        </w:r>
-      </w:hyperlink>
+      <w:r>
+        <w:rPr>
+          <w:lang w:val="pt_PT" w:bidi="pt_PT"/>
+        </w:rPr>
+        <w:t>32</w:t>
+      </w:r>
       <w:r>
         <w:rPr>
           <w:lang w:val="pt_PT" w:bidi="pt_PT"/>
@@ -2025,36 +1575,24 @@
         </w:rPr>
         <w:t>“Pela fé, Abraão, quando chamado para ir a um lugar que mais tarde receberia como herança, obedeceu e foi, sem saber para onde estava indo... Pela fé, Abraão, quando foi testado, ofereceu Isaque no altar” (</w:t>
       </w:r>
-      <w:hyperlink r:id="rId82">
-        <w:r>
-          <w:rPr>
-            <w:lang w:val="pt_PT" w:bidi="pt_PT"/>
-          </w:rPr>
-          <w:rPr>
-            <w:color w:val="0000EE"/>
-            <w:u w:val="single"/>
-          </w:rPr>
-          <w:t>Hb 11.8</w:t>
-        </w:r>
-      </w:hyperlink>
+      <w:r>
+        <w:rPr>
+          <w:lang w:val="pt_PT" w:bidi="pt_PT"/>
+        </w:rPr>
+        <w:t>Hb 11.8</w:t>
+      </w:r>
       <w:r>
         <w:rPr>
           <w:lang w:val="pt_PT" w:bidi="pt_PT"/>
         </w:rPr>
         <w:t>,</w:t>
       </w:r>
-      <w:hyperlink r:id="rId83">
-        <w:r>
-          <w:rPr>
-            <w:lang w:val="pt_PT" w:bidi="pt_PT"/>
-          </w:rPr>
-          <w:rPr>
-            <w:color w:val="0000EE"/>
-            <w:u w:val="single"/>
-          </w:rPr>
-          <w:t>17</w:t>
-        </w:r>
-      </w:hyperlink>
+      <w:r>
+        <w:rPr>
+          <w:lang w:val="pt_PT" w:bidi="pt_PT"/>
+        </w:rPr>
+        <w:t>17</w:t>
+      </w:r>
       <w:r>
         <w:rPr>
           <w:lang w:val="pt_PT" w:bidi="pt_PT"/>
@@ -2075,18 +1613,12 @@
         </w:rPr>
         <w:t xml:space="preserve">Deus chamou Abrão da cidade de Ur para liderar o povo de Deus. Os laços familiares de Abrão estão em </w:t>
       </w:r>
-      <w:hyperlink r:id="rId84">
-        <w:r>
-          <w:rPr>
-            <w:lang w:val="pt_PT" w:bidi="pt_PT"/>
-          </w:rPr>
-          <w:rPr>
-            <w:color w:val="0000EE"/>
-            <w:u w:val="single"/>
-          </w:rPr>
-          <w:t>Gn 11.26–32</w:t>
-        </w:r>
-      </w:hyperlink>
+      <w:r>
+        <w:rPr>
+          <w:lang w:val="pt_PT" w:bidi="pt_PT"/>
+        </w:rPr>
+        <w:t>Gn 11.26–32</w:t>
+      </w:r>
       <w:r>
         <w:rPr>
           <w:lang w:val="pt_PT" w:bidi="pt_PT"/>
@@ -2165,90 +1697,60 @@
         </w:rPr>
         <w:t>Tera deixou Ur com Abrão, a esposa de Abrão, Sarai, e Ló, cujo pai, Harã, havia morrido. A caminho de Canaã, Tera se estabeleceu na cidade de Harã (</w:t>
       </w:r>
-      <w:hyperlink r:id="rId85">
-        <w:r>
-          <w:rPr>
-            <w:lang w:val="pt_PT" w:bidi="pt_PT"/>
-          </w:rPr>
-          <w:rPr>
-            <w:color w:val="0000EE"/>
-            <w:u w:val="single"/>
-          </w:rPr>
-          <w:t>Gn 11.31</w:t>
-        </w:r>
-      </w:hyperlink>
+      <w:r>
+        <w:rPr>
+          <w:lang w:val="pt_PT" w:bidi="pt_PT"/>
+        </w:rPr>
+        <w:t>Gn 11.31</w:t>
+      </w:r>
       <w:r>
         <w:rPr>
           <w:lang w:val="pt_PT" w:bidi="pt_PT"/>
         </w:rPr>
         <w:t>). Deus chamou Abrão para uma nova terra enquanto ele ainda estava em Ur (</w:t>
       </w:r>
-      <w:hyperlink r:id="rId86">
-        <w:r>
-          <w:rPr>
-            <w:lang w:val="pt_PT" w:bidi="pt_PT"/>
-          </w:rPr>
-          <w:rPr>
-            <w:color w:val="0000EE"/>
-            <w:u w:val="single"/>
-          </w:rPr>
-          <w:t>At 7.2–4</w:t>
-        </w:r>
-      </w:hyperlink>
+      <w:r>
+        <w:rPr>
+          <w:lang w:val="pt_PT" w:bidi="pt_PT"/>
+        </w:rPr>
+        <w:t>At 7.2–4</w:t>
+      </w:r>
       <w:r>
         <w:rPr>
           <w:lang w:val="pt_PT" w:bidi="pt_PT"/>
         </w:rPr>
         <w:t>). Deus disse a Abrão: “Deixe seu país, seus parentes e a casa de seu pai, e vá para a terra que eu lhe mostrarei” (</w:t>
       </w:r>
-      <w:hyperlink r:id="rId87">
-        <w:r>
-          <w:rPr>
-            <w:lang w:val="pt_PT" w:bidi="pt_PT"/>
-          </w:rPr>
-          <w:rPr>
-            <w:color w:val="0000EE"/>
-            <w:u w:val="single"/>
-          </w:rPr>
-          <w:t>Gn 12.1</w:t>
-        </w:r>
-      </w:hyperlink>
+      <w:r>
+        <w:rPr>
+          <w:lang w:val="pt_PT" w:bidi="pt_PT"/>
+        </w:rPr>
+        <w:t>Gn 12.1</w:t>
+      </w:r>
       <w:r>
         <w:rPr>
           <w:lang w:val="pt_PT" w:bidi="pt_PT"/>
         </w:rPr>
         <w:t>). Deus abençoou Abrão fazendo uma aliança (acordo especial) com ele que incluía promessas de grande bênção, muitos descendentes e uma nova terra (</w:t>
       </w:r>
-      <w:hyperlink r:id="rId88">
-        <w:r>
-          <w:rPr>
-            <w:lang w:val="pt_PT" w:bidi="pt_PT"/>
-          </w:rPr>
-          <w:rPr>
-            <w:color w:val="0000EE"/>
-            <w:u w:val="single"/>
-          </w:rPr>
-          <w:t>Gn 12.1–3</w:t>
-        </w:r>
-      </w:hyperlink>
+      <w:r>
+        <w:rPr>
+          <w:lang w:val="pt_PT" w:bidi="pt_PT"/>
+        </w:rPr>
+        <w:t>Gn 12.1–3</w:t>
+      </w:r>
       <w:r>
         <w:rPr>
           <w:lang w:val="pt_PT" w:bidi="pt_PT"/>
         </w:rPr>
         <w:t xml:space="preserve">). Essas promessas mais tarde salvaram Israel da destruição, mesmo quando muitas vezes falharam em manter sua aliança com Deus (veja </w:t>
       </w:r>
-      <w:hyperlink r:id="rId89">
-        <w:r>
-          <w:rPr>
-            <w:lang w:val="pt_PT" w:bidi="pt_PT"/>
-          </w:rPr>
-          <w:rPr>
-            <w:color w:val="0000EE"/>
-            <w:u w:val="single"/>
-          </w:rPr>
-          <w:t>Lv 26.40–45</w:t>
-        </w:r>
-      </w:hyperlink>
+      <w:r>
+        <w:rPr>
+          <w:lang w:val="pt_PT" w:bidi="pt_PT"/>
+        </w:rPr>
+        <w:t>Lv 26.40–45</w:t>
+      </w:r>
       <w:r>
         <w:rPr>
           <w:lang w:val="pt_PT" w:bidi="pt_PT"/>
@@ -2269,36 +1771,24 @@
         </w:rPr>
         <w:t>Abrão deixou Harã quando tinha setenta e cinco anos. Ao entrar em Canaã, ele foi primeiro a Siquém, uma cidade cananeia entre o Monte Gerizim e o Monte Ebal. Deus apareceu a Abrão perto do carvalho de Moré, que provavelmente era um local de culto cananeu. Abrão construiu altares ali e perto de Betel (</w:t>
       </w:r>
-      <w:hyperlink r:id="rId90">
-        <w:r>
-          <w:rPr>
-            <w:lang w:val="pt_PT" w:bidi="pt_PT"/>
-          </w:rPr>
-          <w:rPr>
-            <w:color w:val="0000EE"/>
-            <w:u w:val="single"/>
-          </w:rPr>
-          <w:t>Gn 12.6–8</w:t>
-        </w:r>
-      </w:hyperlink>
+      <w:r>
+        <w:rPr>
+          <w:lang w:val="pt_PT" w:bidi="pt_PT"/>
+        </w:rPr>
+        <w:t>Gn 12.6–8</w:t>
+      </w:r>
       <w:r>
         <w:rPr>
           <w:lang w:val="pt_PT" w:bidi="pt_PT"/>
         </w:rPr>
         <w:t>). Ele proclamou o único Deus verdadeiro nesses locais de culto falso. Abrão mais tarde mudou-se para Hebrom, junto aos carvalhos de Manre, e construiu outro altar para adorar a Deus (</w:t>
       </w:r>
-      <w:hyperlink r:id="rId91">
-        <w:r>
-          <w:rPr>
-            <w:lang w:val="pt_PT" w:bidi="pt_PT"/>
-          </w:rPr>
-          <w:rPr>
-            <w:color w:val="0000EE"/>
-            <w:u w:val="single"/>
-          </w:rPr>
-          <w:t>Gn 13.18</w:t>
-        </w:r>
-      </w:hyperlink>
+      <w:r>
+        <w:rPr>
+          <w:lang w:val="pt_PT" w:bidi="pt_PT"/>
+        </w:rPr>
+        <w:t>Gn 13.18</w:t>
+      </w:r>
       <w:r>
         <w:rPr>
           <w:lang w:val="pt_PT" w:bidi="pt_PT"/>
@@ -2319,72 +1809,48 @@
         </w:rPr>
         <w:t>Quando Deus prometeu bênçãos a Abrão novamente em uma visão (</w:t>
       </w:r>
-      <w:hyperlink r:id="rId92">
-        <w:r>
-          <w:rPr>
-            <w:lang w:val="pt_PT" w:bidi="pt_PT"/>
-          </w:rPr>
-          <w:rPr>
-            <w:color w:val="0000EE"/>
-            <w:u w:val="single"/>
-          </w:rPr>
-          <w:t>Gn 15.1</w:t>
-        </w:r>
-      </w:hyperlink>
+      <w:r>
+        <w:rPr>
+          <w:lang w:val="pt_PT" w:bidi="pt_PT"/>
+        </w:rPr>
+        <w:t>Gn 15.1</w:t>
+      </w:r>
       <w:r>
         <w:rPr>
           <w:lang w:val="pt_PT" w:bidi="pt_PT"/>
         </w:rPr>
         <w:t>), Abrão disse que ainda estava sem filhos porque Sarai não podia ter filhos (</w:t>
       </w:r>
-      <w:hyperlink r:id="rId93">
-        <w:r>
-          <w:rPr>
-            <w:lang w:val="pt_PT" w:bidi="pt_PT"/>
-          </w:rPr>
-          <w:rPr>
-            <w:color w:val="0000EE"/>
-            <w:u w:val="single"/>
-          </w:rPr>
-          <w:t>Gn 11.30</w:t>
-        </w:r>
-      </w:hyperlink>
+      <w:r>
+        <w:rPr>
+          <w:lang w:val="pt_PT" w:bidi="pt_PT"/>
+        </w:rPr>
+        <w:t>Gn 11.30</w:t>
+      </w:r>
       <w:r>
         <w:rPr>
           <w:lang w:val="pt_PT" w:bidi="pt_PT"/>
         </w:rPr>
         <w:t>). Eliezer de Damasco era seu herdeiro (</w:t>
       </w:r>
-      <w:hyperlink r:id="rId94">
-        <w:r>
-          <w:rPr>
-            <w:lang w:val="pt_PT" w:bidi="pt_PT"/>
-          </w:rPr>
-          <w:rPr>
-            <w:color w:val="0000EE"/>
-            <w:u w:val="single"/>
-          </w:rPr>
-          <w:t>Gn 15.2</w:t>
-        </w:r>
-      </w:hyperlink>
+      <w:r>
+        <w:rPr>
+          <w:lang w:val="pt_PT" w:bidi="pt_PT"/>
+        </w:rPr>
+        <w:t>Gn 15.2</w:t>
+      </w:r>
       <w:r>
         <w:rPr>
           <w:lang w:val="pt_PT" w:bidi="pt_PT"/>
         </w:rPr>
         <w:t>). Os documentos de Nuzi, encontrados na antiga cidade mesopotâmica de Nuzi, explicam isso. De acordo com o costume hurriano, um casal rico sem filhos poderia adotar um herdeiro, muitas vezes um escravo, que cuidaria de seu enterro e luto. No entanto, se um filho natural nascesse após a adoção do escravo-herdeiro, o filho o substituiria. Parece que Abrão adotou Eliezer dessa forma, mas Deus prometeu que o próprio filho de Abrão seria seu herdeiro (</w:t>
       </w:r>
-      <w:hyperlink r:id="rId95">
-        <w:r>
-          <w:rPr>
-            <w:lang w:val="pt_PT" w:bidi="pt_PT"/>
-          </w:rPr>
-          <w:rPr>
-            <w:color w:val="0000EE"/>
-            <w:u w:val="single"/>
-          </w:rPr>
-          <w:t>Gn 15.4</w:t>
-        </w:r>
-      </w:hyperlink>
+      <w:r>
+        <w:rPr>
+          <w:lang w:val="pt_PT" w:bidi="pt_PT"/>
+        </w:rPr>
+        <w:t>Gn 15.4</w:t>
+      </w:r>
       <w:r>
         <w:rPr>
           <w:lang w:val="pt_PT" w:bidi="pt_PT"/>
@@ -2405,90 +1871,60 @@
         </w:rPr>
         <w:t>A vida de Abrão foi marcada por sua crença no Senhor, que o considerou justo devido à sua fé (</w:t>
       </w:r>
-      <w:hyperlink r:id="rId96">
-        <w:r>
-          <w:rPr>
-            <w:lang w:val="pt_PT" w:bidi="pt_PT"/>
-          </w:rPr>
-          <w:rPr>
-            <w:color w:val="0000EE"/>
-            <w:u w:val="single"/>
-          </w:rPr>
-          <w:t>Gn 15.6</w:t>
-        </w:r>
-      </w:hyperlink>
+      <w:r>
+        <w:rPr>
+          <w:lang w:val="pt_PT" w:bidi="pt_PT"/>
+        </w:rPr>
+        <w:t>Gn 15.6</w:t>
+      </w:r>
       <w:r>
         <w:rPr>
           <w:lang w:val="pt_PT" w:bidi="pt_PT"/>
         </w:rPr>
         <w:t xml:space="preserve">; veja </w:t>
       </w:r>
-      <w:hyperlink r:id="rId97">
-        <w:r>
-          <w:rPr>
-            <w:lang w:val="pt_PT" w:bidi="pt_PT"/>
-          </w:rPr>
-          <w:rPr>
-            <w:color w:val="0000EE"/>
-            <w:u w:val="single"/>
-          </w:rPr>
-          <w:t>Rm 4.3</w:t>
-        </w:r>
-      </w:hyperlink>
-      <w:r>
-        <w:rPr>
-          <w:lang w:val="pt_PT" w:bidi="pt_PT"/>
-        </w:rPr>
-        <w:t xml:space="preserve">; </w:t>
-      </w:r>
-      <w:hyperlink r:id="rId98">
-        <w:r>
-          <w:rPr>
-            <w:lang w:val="pt_PT" w:bidi="pt_PT"/>
-          </w:rPr>
-          <w:rPr>
-            <w:color w:val="0000EE"/>
-            <w:u w:val="single"/>
-          </w:rPr>
-          <w:t>Gl 3.6</w:t>
-        </w:r>
-      </w:hyperlink>
-      <w:r>
-        <w:rPr>
-          <w:lang w:val="pt_PT" w:bidi="pt_PT"/>
-        </w:rPr>
-        <w:t xml:space="preserve">; </w:t>
-      </w:r>
-      <w:hyperlink r:id="rId99">
-        <w:r>
-          <w:rPr>
-            <w:lang w:val="pt_PT" w:bidi="pt_PT"/>
-          </w:rPr>
-          <w:rPr>
-            <w:color w:val="0000EE"/>
-            <w:u w:val="single"/>
-          </w:rPr>
-          <w:t>Tg 2.23</w:t>
-        </w:r>
-      </w:hyperlink>
+      <w:r>
+        <w:rPr>
+          <w:lang w:val="pt_PT" w:bidi="pt_PT"/>
+        </w:rPr>
+        <w:t>Rm 4.3</w:t>
+      </w:r>
+      <w:r>
+        <w:rPr>
+          <w:lang w:val="pt_PT" w:bidi="pt_PT"/>
+        </w:rPr>
+        <w:t xml:space="preserve">; </w:t>
+      </w:r>
+      <w:r>
+        <w:rPr>
+          <w:lang w:val="pt_PT" w:bidi="pt_PT"/>
+        </w:rPr>
+        <w:t>Gl 3.6</w:t>
+      </w:r>
+      <w:r>
+        <w:rPr>
+          <w:lang w:val="pt_PT" w:bidi="pt_PT"/>
+        </w:rPr>
+        <w:t xml:space="preserve">; </w:t>
+      </w:r>
+      <w:r>
+        <w:rPr>
+          <w:lang w:val="pt_PT" w:bidi="pt_PT"/>
+        </w:rPr>
+        <w:t>Tg 2.23</w:t>
+      </w:r>
       <w:r>
         <w:rPr>
           <w:lang w:val="pt_PT" w:bidi="pt_PT"/>
         </w:rPr>
         <w:t>). Abrão não foi declarado justo por estar sem pecado. Ele às vezes falhou em fazer o que era certo — mentiu duas vezes sobre Sarai por medo e tentou ter um filho com Agar em vez de esperar por Deus (</w:t>
       </w:r>
-      <w:hyperlink r:id="rId100">
-        <w:r>
-          <w:rPr>
-            <w:lang w:val="pt_PT" w:bidi="pt_PT"/>
-          </w:rPr>
-          <w:rPr>
-            <w:color w:val="0000EE"/>
-            <w:u w:val="single"/>
-          </w:rPr>
-          <w:t>Gn 16.1–5</w:t>
-        </w:r>
-      </w:hyperlink>
+      <w:r>
+        <w:rPr>
+          <w:lang w:val="pt_PT" w:bidi="pt_PT"/>
+        </w:rPr>
+        <w:t>Gn 16.1–5</w:t>
+      </w:r>
       <w:r>
         <w:rPr>
           <w:lang w:val="pt_PT" w:bidi="pt_PT"/>
@@ -2509,144 +1945,96 @@
         </w:rPr>
         <w:t>Abrão tinha oitenta e seis anos quando Ismael nasceu da serva de Sarai, Agar. Quando Abrão tinha noventa e nove anos, o Senhor apareceu a ele e confirmou Sua promessa de um filho e bênçãos (</w:t>
       </w:r>
-      <w:hyperlink r:id="rId101">
-        <w:r>
-          <w:rPr>
-            <w:lang w:val="pt_PT" w:bidi="pt_PT"/>
-          </w:rPr>
-          <w:rPr>
-            <w:color w:val="0000EE"/>
-            <w:u w:val="single"/>
-          </w:rPr>
-          <w:t>Gn 17</w:t>
-        </w:r>
-      </w:hyperlink>
+      <w:r>
+        <w:rPr>
+          <w:lang w:val="pt_PT" w:bidi="pt_PT"/>
+        </w:rPr>
+        <w:t>Gn 17</w:t>
+      </w:r>
       <w:r>
         <w:rPr>
           <w:lang w:val="pt_PT" w:bidi="pt_PT"/>
         </w:rPr>
         <w:t>). Ele acrescentou a circuncisão como um sinal dessa aliança (</w:t>
       </w:r>
-      <w:hyperlink r:id="rId102">
-        <w:r>
-          <w:rPr>
-            <w:lang w:val="pt_PT" w:bidi="pt_PT"/>
-          </w:rPr>
-          <w:rPr>
-            <w:color w:val="0000EE"/>
-            <w:u w:val="single"/>
-          </w:rPr>
-          <w:t>Gn 17.9–14</w:t>
-        </w:r>
-      </w:hyperlink>
+      <w:r>
+        <w:rPr>
+          <w:lang w:val="pt_PT" w:bidi="pt_PT"/>
+        </w:rPr>
+        <w:t>Gn 17.9–14</w:t>
+      </w:r>
       <w:r>
         <w:rPr>
           <w:lang w:val="pt_PT" w:bidi="pt_PT"/>
         </w:rPr>
         <w:t>). Deus também mudou o nome de Abrão para Abraão e o nome de Sarai para Sara (</w:t>
       </w:r>
-      <w:hyperlink r:id="rId103">
-        <w:r>
-          <w:rPr>
-            <w:lang w:val="pt_PT" w:bidi="pt_PT"/>
-          </w:rPr>
-          <w:rPr>
-            <w:color w:val="0000EE"/>
-            <w:u w:val="single"/>
-          </w:rPr>
-          <w:t>Gn 17.5</w:t>
-        </w:r>
-      </w:hyperlink>
+      <w:r>
+        <w:rPr>
+          <w:lang w:val="pt_PT" w:bidi="pt_PT"/>
+        </w:rPr>
+        <w:t>Gn 17.5</w:t>
+      </w:r>
       <w:r>
         <w:rPr>
           <w:lang w:val="pt_PT" w:bidi="pt_PT"/>
         </w:rPr>
         <w:t xml:space="preserve">, </w:t>
       </w:r>
-      <w:hyperlink r:id="rId104">
-        <w:r>
-          <w:rPr>
-            <w:lang w:val="pt_PT" w:bidi="pt_PT"/>
-          </w:rPr>
-          <w:rPr>
-            <w:color w:val="0000EE"/>
-            <w:u w:val="single"/>
-          </w:rPr>
-          <w:t>15</w:t>
-        </w:r>
-      </w:hyperlink>
+      <w:r>
+        <w:rPr>
+          <w:lang w:val="pt_PT" w:bidi="pt_PT"/>
+        </w:rPr>
+        <w:t>15</w:t>
+      </w:r>
       <w:r>
         <w:rPr>
           <w:lang w:val="pt_PT" w:bidi="pt_PT"/>
         </w:rPr>
         <w:t>). Abraão riu da promessa de outro filho (</w:t>
       </w:r>
-      <w:hyperlink r:id="rId105">
-        <w:r>
-          <w:rPr>
-            <w:lang w:val="pt_PT" w:bidi="pt_PT"/>
-          </w:rPr>
-          <w:rPr>
-            <w:color w:val="0000EE"/>
-            <w:u w:val="single"/>
-          </w:rPr>
-          <w:t>Gn 17.17</w:t>
-        </w:r>
-      </w:hyperlink>
+      <w:r>
+        <w:rPr>
+          <w:lang w:val="pt_PT" w:bidi="pt_PT"/>
+        </w:rPr>
+        <w:t>Gn 17.17</w:t>
+      </w:r>
       <w:r>
         <w:rPr>
           <w:lang w:val="pt_PT" w:bidi="pt_PT"/>
         </w:rPr>
         <w:t>). Logo depois, o Senhor apareceu novamente a Abraão (</w:t>
       </w:r>
-      <w:hyperlink r:id="rId106">
-        <w:r>
-          <w:rPr>
-            <w:lang w:val="pt_PT" w:bidi="pt_PT"/>
-          </w:rPr>
-          <w:rPr>
-            <w:color w:val="0000EE"/>
-            <w:u w:val="single"/>
-          </w:rPr>
-          <w:t>Gn 18.1–15</w:t>
-        </w:r>
-      </w:hyperlink>
+      <w:r>
+        <w:rPr>
+          <w:lang w:val="pt_PT" w:bidi="pt_PT"/>
+        </w:rPr>
+        <w:t>Gn 18.1–15</w:t>
+      </w:r>
       <w:r>
         <w:rPr>
           <w:lang w:val="pt_PT" w:bidi="pt_PT"/>
         </w:rPr>
         <w:t>) e repetiu a promessa de um filho. Desta vez, Sara riu em descrença (</w:t>
       </w:r>
-      <w:hyperlink r:id="rId107">
-        <w:r>
-          <w:rPr>
-            <w:lang w:val="pt_PT" w:bidi="pt_PT"/>
-          </w:rPr>
-          <w:rPr>
-            <w:color w:val="0000EE"/>
-            <w:u w:val="single"/>
-          </w:rPr>
-          <w:t>Gn 18.10–15</w:t>
-        </w:r>
-      </w:hyperlink>
+      <w:r>
+        <w:rPr>
+          <w:lang w:val="pt_PT" w:bidi="pt_PT"/>
+        </w:rPr>
+        <w:t>Gn 18.10–15</w:t>
+      </w:r>
       <w:r>
         <w:rPr>
           <w:lang w:val="pt_PT" w:bidi="pt_PT"/>
         </w:rPr>
         <w:t>). Abraão tinha cem anos, e Sara tinha noventa quando o Senhor cumpriu Sua promessa (</w:t>
       </w:r>
-      <w:hyperlink r:id="rId108">
-        <w:r>
-          <w:rPr>
-            <w:lang w:val="pt_PT" w:bidi="pt_PT"/>
-          </w:rPr>
-          <w:rPr>
-            <w:color w:val="0000EE"/>
-            <w:u w:val="single"/>
-          </w:rPr>
-          <w:t>Gn 21.1</w:t>
-        </w:r>
-      </w:hyperlink>
+      <w:r>
+        <w:rPr>
+          <w:lang w:val="pt_PT" w:bidi="pt_PT"/>
+        </w:rPr>
+        <w:t>Gn 21.1</w:t>
+      </w:r>
       <w:r>
         <w:rPr>
           <w:lang w:val="pt_PT" w:bidi="pt_PT"/>
@@ -2667,54 +2055,36 @@
         </w:rPr>
         <w:t>O teste supremo da fé de Abraão ocorreu quando Deus lhe disse para sacrificar Isaque (</w:t>
       </w:r>
-      <w:hyperlink r:id="rId109">
-        <w:r>
-          <w:rPr>
-            <w:lang w:val="pt_PT" w:bidi="pt_PT"/>
-          </w:rPr>
-          <w:rPr>
-            <w:color w:val="0000EE"/>
-            <w:u w:val="single"/>
-          </w:rPr>
-          <w:t>Gn 22.1–19</w:t>
-        </w:r>
-      </w:hyperlink>
+      <w:r>
+        <w:rPr>
+          <w:lang w:val="pt_PT" w:bidi="pt_PT"/>
+        </w:rPr>
+        <w:t>Gn 22.1–19</w:t>
+      </w:r>
       <w:r>
         <w:rPr>
           <w:lang w:val="pt_PT" w:bidi="pt_PT"/>
         </w:rPr>
         <w:t xml:space="preserve">). Abraão obedeceu, confiando que Deus cumpriria Seus planos (veja </w:t>
       </w:r>
-      <w:hyperlink r:id="rId110">
-        <w:r>
-          <w:rPr>
-            <w:lang w:val="pt_PT" w:bidi="pt_PT"/>
-          </w:rPr>
-          <w:rPr>
-            <w:color w:val="0000EE"/>
-            <w:u w:val="single"/>
-          </w:rPr>
-          <w:t>Hb 11.17–19</w:t>
-        </w:r>
-      </w:hyperlink>
+      <w:r>
+        <w:rPr>
+          <w:lang w:val="pt_PT" w:bidi="pt_PT"/>
+        </w:rPr>
+        <w:t>Hb 11.17–19</w:t>
+      </w:r>
       <w:r>
         <w:rPr>
           <w:lang w:val="pt_PT" w:bidi="pt_PT"/>
         </w:rPr>
         <w:t>). Quando Abraão estava prestes a usar a faca, um anjo o impediu e providenciou um carneiro para sacrificar em vez de Isaque. A fé de Abraão foi comprovada (</w:t>
       </w:r>
-      <w:hyperlink r:id="rId111">
-        <w:r>
-          <w:rPr>
-            <w:lang w:val="pt_PT" w:bidi="pt_PT"/>
-          </w:rPr>
-          <w:rPr>
-            <w:color w:val="0000EE"/>
-            <w:u w:val="single"/>
-          </w:rPr>
-          <w:t>Gn 22.10–13</w:t>
-        </w:r>
-      </w:hyperlink>
+      <w:r>
+        <w:rPr>
+          <w:lang w:val="pt_PT" w:bidi="pt_PT"/>
+        </w:rPr>
+        <w:t>Gn 22.10–13</w:t>
+      </w:r>
       <w:r>
         <w:rPr>
           <w:lang w:val="pt_PT" w:bidi="pt_PT"/>
@@ -2735,54 +2105,36 @@
         </w:rPr>
         <w:t>Os cristãos veem o sacrifício de Isaque como um sinal de Deus providenciando seu único Filho, Jesus Cristo, como um sacrifício pelos pecados do mundo. Deus cumpriu sua promessa a Abraão através de Jesus Cristo, que oferece salvação a todos que têm fé (</w:t>
       </w:r>
-      <w:hyperlink r:id="rId112">
-        <w:r>
-          <w:rPr>
-            <w:lang w:val="pt_PT" w:bidi="pt_PT"/>
-          </w:rPr>
-          <w:rPr>
-            <w:color w:val="0000EE"/>
-            <w:u w:val="single"/>
-          </w:rPr>
-          <w:t>Rm 4.16–17</w:t>
-        </w:r>
-      </w:hyperlink>
+      <w:r>
+        <w:rPr>
+          <w:lang w:val="pt_PT" w:bidi="pt_PT"/>
+        </w:rPr>
+        <w:t>Rm 4.16–17</w:t>
+      </w:r>
       <w:r>
         <w:rPr>
           <w:lang w:val="pt_PT" w:bidi="pt_PT"/>
         </w:rPr>
         <w:t>), tornando os crentes descendentes espirituais de Abraão (</w:t>
       </w:r>
-      <w:hyperlink r:id="rId113">
-        <w:r>
-          <w:rPr>
-            <w:lang w:val="pt_PT" w:bidi="pt_PT"/>
-          </w:rPr>
-          <w:rPr>
-            <w:color w:val="0000EE"/>
-            <w:u w:val="single"/>
-          </w:rPr>
-          <w:t>Gl 3.29</w:t>
-        </w:r>
-      </w:hyperlink>
+      <w:r>
+        <w:rPr>
+          <w:lang w:val="pt_PT" w:bidi="pt_PT"/>
+        </w:rPr>
+        <w:t>Gl 3.29</w:t>
+      </w:r>
       <w:r>
         <w:rPr>
           <w:lang w:val="pt_PT" w:bidi="pt_PT"/>
         </w:rPr>
         <w:t xml:space="preserve">). A vida de Abraão mostra que Deus é fiel e merece crença e obediência. O significado completo da promessa de Deus foi realizado quando o evangelho (as boas-novas sobre Jesus) foi compartilhado com todas as nações, e pessoas de todas as famílias da terra responderam com fé (veja </w:t>
       </w:r>
-      <w:hyperlink r:id="rId114">
-        <w:r>
-          <w:rPr>
-            <w:lang w:val="pt_PT" w:bidi="pt_PT"/>
-          </w:rPr>
-          <w:rPr>
-            <w:color w:val="0000EE"/>
-            <w:u w:val="single"/>
-          </w:rPr>
-          <w:t>Gl 3.6–9</w:t>
-        </w:r>
-      </w:hyperlink>
+      <w:r>
+        <w:rPr>
+          <w:lang w:val="pt_PT" w:bidi="pt_PT"/>
+        </w:rPr>
+        <w:t>Gl 3.6–9</w:t>
+      </w:r>
       <w:r>
         <w:rPr>
           <w:lang w:val="pt_PT" w:bidi="pt_PT"/>
@@ -2803,72 +2155,48 @@
         </w:rPr>
         <w:t>Abraão foi chamado de amigo de Deus (</w:t>
       </w:r>
-      <w:hyperlink r:id="rId115">
-        <w:r>
-          <w:rPr>
-            <w:lang w:val="pt_PT" w:bidi="pt_PT"/>
-          </w:rPr>
-          <w:rPr>
-            <w:color w:val="0000EE"/>
-            <w:u w:val="single"/>
-          </w:rPr>
-          <w:t>2Cr 20.7</w:t>
-        </w:r>
-      </w:hyperlink>
-      <w:r>
-        <w:rPr>
-          <w:lang w:val="pt_PT" w:bidi="pt_PT"/>
-        </w:rPr>
-        <w:t xml:space="preserve">; </w:t>
-      </w:r>
-      <w:hyperlink r:id="rId99">
-        <w:r>
-          <w:rPr>
-            <w:lang w:val="pt_PT" w:bidi="pt_PT"/>
-          </w:rPr>
-          <w:rPr>
-            <w:color w:val="0000EE"/>
-            <w:u w:val="single"/>
-          </w:rPr>
-          <w:t>Tg 2.23</w:t>
-        </w:r>
-      </w:hyperlink>
+      <w:r>
+        <w:rPr>
+          <w:lang w:val="pt_PT" w:bidi="pt_PT"/>
+        </w:rPr>
+        <w:t>2Cr 20.7</w:t>
+      </w:r>
+      <w:r>
+        <w:rPr>
+          <w:lang w:val="pt_PT" w:bidi="pt_PT"/>
+        </w:rPr>
+        <w:t xml:space="preserve">; </w:t>
+      </w:r>
+      <w:r>
+        <w:rPr>
+          <w:lang w:val="pt_PT" w:bidi="pt_PT"/>
+        </w:rPr>
+        <w:t>Tg 2.23</w:t>
+      </w:r>
       <w:r>
         <w:rPr>
           <w:lang w:val="pt_PT" w:bidi="pt_PT"/>
         </w:rPr>
         <w:t>). Todos que vivem pela fé devem tentar viver como ele, confiando na orientação e apoio de Deus a cada dia. Abraão é um dos muitos grandes "testemunhos" de uma vida de fé (</w:t>
       </w:r>
-      <w:hyperlink r:id="rId116">
-        <w:r>
-          <w:rPr>
-            <w:lang w:val="pt_PT" w:bidi="pt_PT"/>
-          </w:rPr>
-          <w:rPr>
-            <w:color w:val="0000EE"/>
-            <w:u w:val="single"/>
-          </w:rPr>
-          <w:t>Hb 12.1</w:t>
-        </w:r>
-      </w:hyperlink>
+      <w:r>
+        <w:rPr>
+          <w:lang w:val="pt_PT" w:bidi="pt_PT"/>
+        </w:rPr>
+        <w:t>Hb 12.1</w:t>
+      </w:r>
       <w:r>
         <w:rPr>
           <w:lang w:val="pt_PT" w:bidi="pt_PT"/>
         </w:rPr>
         <w:t xml:space="preserve">; veja </w:t>
       </w:r>
-      <w:hyperlink r:id="rId117">
-        <w:r>
-          <w:rPr>
-            <w:lang w:val="pt_PT" w:bidi="pt_PT"/>
-          </w:rPr>
-          <w:rPr>
-            <w:color w:val="0000EE"/>
-            <w:u w:val="single"/>
-          </w:rPr>
-          <w:t>Hb 11</w:t>
-        </w:r>
-      </w:hyperlink>
+      <w:r>
+        <w:rPr>
+          <w:lang w:val="pt_PT" w:bidi="pt_PT"/>
+        </w:rPr>
+        <w:t>Hb 11</w:t>
+      </w:r>
       <w:r>
         <w:rPr>
           <w:lang w:val="pt_PT" w:bidi="pt_PT"/>
@@ -2898,486 +2226,324 @@
           <w:lang w:val="pt_PT" w:bidi="pt_PT"/>
         </w:rPr>
       </w:r>
-      <w:hyperlink r:id="rId118">
-        <w:r>
-          <w:rPr>
-            <w:lang w:val="pt_PT" w:bidi="pt_PT"/>
-          </w:rPr>
-          <w:rPr>
-            <w:color w:val="0000EE"/>
-            <w:u w:val="single"/>
-          </w:rPr>
-          <w:t>Gênesis 11.26–25.11</w:t>
-        </w:r>
-      </w:hyperlink>
-      <w:r>
-        <w:rPr>
-          <w:lang w:val="pt_PT" w:bidi="pt_PT"/>
-        </w:rPr>
-        <w:t xml:space="preserve">; </w:t>
-      </w:r>
-      <w:hyperlink r:id="rId119">
-        <w:r>
-          <w:rPr>
-            <w:lang w:val="pt_PT" w:bidi="pt_PT"/>
-          </w:rPr>
-          <w:rPr>
-            <w:color w:val="0000EE"/>
-            <w:u w:val="single"/>
-          </w:rPr>
-          <w:t>26.2–5</w:t>
-        </w:r>
-      </w:hyperlink>
-      <w:r>
-        <w:rPr>
-          <w:lang w:val="pt_PT" w:bidi="pt_PT"/>
-        </w:rPr>
-        <w:t xml:space="preserve">; </w:t>
-      </w:r>
-      <w:hyperlink r:id="rId120">
-        <w:r>
-          <w:rPr>
-            <w:lang w:val="pt_PT" w:bidi="pt_PT"/>
-          </w:rPr>
-          <w:rPr>
-            <w:color w:val="0000EE"/>
-            <w:u w:val="single"/>
-          </w:rPr>
-          <w:t>Êxodo 3.15–16</w:t>
-        </w:r>
-      </w:hyperlink>
-      <w:r>
-        <w:rPr>
-          <w:lang w:val="pt_PT" w:bidi="pt_PT"/>
-        </w:rPr>
-        <w:t xml:space="preserve">; </w:t>
-      </w:r>
-      <w:hyperlink r:id="rId121">
-        <w:r>
-          <w:rPr>
-            <w:lang w:val="pt_PT" w:bidi="pt_PT"/>
-          </w:rPr>
-          <w:rPr>
-            <w:color w:val="0000EE"/>
-            <w:u w:val="single"/>
-          </w:rPr>
-          <w:t>6.3</w:t>
-        </w:r>
-      </w:hyperlink>
-      <w:r>
-        <w:rPr>
-          <w:lang w:val="pt_PT" w:bidi="pt_PT"/>
-        </w:rPr>
-        <w:t xml:space="preserve">; </w:t>
-      </w:r>
-      <w:hyperlink r:id="rId122">
-        <w:r>
-          <w:rPr>
-            <w:lang w:val="pt_PT" w:bidi="pt_PT"/>
-          </w:rPr>
-          <w:rPr>
-            <w:color w:val="0000EE"/>
-            <w:u w:val="single"/>
-          </w:rPr>
-          <w:t>32.13</w:t>
-        </w:r>
-      </w:hyperlink>
-      <w:r>
-        <w:rPr>
-          <w:lang w:val="pt_PT" w:bidi="pt_PT"/>
-        </w:rPr>
-        <w:t xml:space="preserve">; </w:t>
-      </w:r>
-      <w:hyperlink r:id="rId123">
-        <w:r>
-          <w:rPr>
-            <w:lang w:val="pt_PT" w:bidi="pt_PT"/>
-          </w:rPr>
-          <w:rPr>
-            <w:color w:val="0000EE"/>
-            <w:u w:val="single"/>
-          </w:rPr>
-          <w:t>Josué 24.2–3</w:t>
-        </w:r>
-      </w:hyperlink>
-      <w:r>
-        <w:rPr>
-          <w:lang w:val="pt_PT" w:bidi="pt_PT"/>
-        </w:rPr>
-        <w:t xml:space="preserve">; </w:t>
-      </w:r>
-      <w:hyperlink r:id="rId124">
-        <w:r>
-          <w:rPr>
-            <w:lang w:val="pt_PT" w:bidi="pt_PT"/>
-          </w:rPr>
-          <w:rPr>
-            <w:color w:val="0000EE"/>
-            <w:u w:val="single"/>
-          </w:rPr>
-          <w:t>1 Crônicas 1.27–34</w:t>
-        </w:r>
-      </w:hyperlink>
-      <w:r>
-        <w:rPr>
-          <w:lang w:val="pt_PT" w:bidi="pt_PT"/>
-        </w:rPr>
-        <w:t xml:space="preserve">; </w:t>
-      </w:r>
-      <w:hyperlink r:id="rId115">
-        <w:r>
-          <w:rPr>
-            <w:lang w:val="pt_PT" w:bidi="pt_PT"/>
-          </w:rPr>
-          <w:rPr>
-            <w:color w:val="0000EE"/>
-            <w:u w:val="single"/>
-          </w:rPr>
-          <w:t>2 Crônicas 20.7</w:t>
-        </w:r>
-      </w:hyperlink>
-      <w:r>
-        <w:rPr>
-          <w:lang w:val="pt_PT" w:bidi="pt_PT"/>
-        </w:rPr>
-        <w:t xml:space="preserve">; </w:t>
-      </w:r>
-      <w:hyperlink r:id="rId125">
-        <w:r>
-          <w:rPr>
-            <w:lang w:val="pt_PT" w:bidi="pt_PT"/>
-          </w:rPr>
-          <w:rPr>
-            <w:color w:val="0000EE"/>
-            <w:u w:val="single"/>
-          </w:rPr>
-          <w:t>Isaías 29.22</w:t>
-        </w:r>
-      </w:hyperlink>
-      <w:r>
-        <w:rPr>
-          <w:lang w:val="pt_PT" w:bidi="pt_PT"/>
-        </w:rPr>
-        <w:t xml:space="preserve">; </w:t>
-      </w:r>
-      <w:hyperlink r:id="rId126">
-        <w:r>
-          <w:rPr>
-            <w:lang w:val="pt_PT" w:bidi="pt_PT"/>
-          </w:rPr>
-          <w:rPr>
-            <w:color w:val="0000EE"/>
-            <w:u w:val="single"/>
-          </w:rPr>
-          <w:t>41.8</w:t>
-        </w:r>
-      </w:hyperlink>
-      <w:r>
-        <w:rPr>
-          <w:lang w:val="pt_PT" w:bidi="pt_PT"/>
-        </w:rPr>
-        <w:t xml:space="preserve">; </w:t>
-      </w:r>
-      <w:hyperlink r:id="rId127">
-        <w:r>
-          <w:rPr>
-            <w:lang w:val="pt_PT" w:bidi="pt_PT"/>
-          </w:rPr>
-          <w:rPr>
-            <w:color w:val="0000EE"/>
-            <w:u w:val="single"/>
-          </w:rPr>
-          <w:t>51.1–2</w:t>
-        </w:r>
-      </w:hyperlink>
-      <w:r>
-        <w:rPr>
-          <w:lang w:val="pt_PT" w:bidi="pt_PT"/>
-        </w:rPr>
-        <w:t xml:space="preserve">; </w:t>
-      </w:r>
-      <w:hyperlink r:id="rId128">
-        <w:r>
-          <w:rPr>
-            <w:lang w:val="pt_PT" w:bidi="pt_PT"/>
-          </w:rPr>
-          <w:rPr>
-            <w:color w:val="0000EE"/>
-            <w:u w:val="single"/>
-          </w:rPr>
-          <w:t>Ezequiel 33.24</w:t>
-        </w:r>
-      </w:hyperlink>
-      <w:r>
-        <w:rPr>
-          <w:lang w:val="pt_PT" w:bidi="pt_PT"/>
-        </w:rPr>
-        <w:t xml:space="preserve">; </w:t>
-      </w:r>
-      <w:hyperlink r:id="rId129">
-        <w:r>
-          <w:rPr>
-            <w:lang w:val="pt_PT" w:bidi="pt_PT"/>
-          </w:rPr>
-          <w:rPr>
-            <w:color w:val="0000EE"/>
-            <w:u w:val="single"/>
-          </w:rPr>
-          <w:t>Mateus 1.1–2</w:t>
-        </w:r>
-      </w:hyperlink>
-      <w:r>
-        <w:rPr>
-          <w:lang w:val="pt_PT" w:bidi="pt_PT"/>
-        </w:rPr>
-        <w:t xml:space="preserve">; </w:t>
-      </w:r>
-      <w:hyperlink r:id="rId130">
-        <w:r>
-          <w:rPr>
-            <w:lang w:val="pt_PT" w:bidi="pt_PT"/>
-          </w:rPr>
-          <w:rPr>
-            <w:color w:val="0000EE"/>
-            <w:u w:val="single"/>
-          </w:rPr>
-          <w:t>3.9</w:t>
-        </w:r>
-      </w:hyperlink>
-      <w:r>
-        <w:rPr>
-          <w:lang w:val="pt_PT" w:bidi="pt_PT"/>
-        </w:rPr>
-        <w:t xml:space="preserve">; </w:t>
-      </w:r>
-      <w:hyperlink r:id="rId131">
-        <w:r>
-          <w:rPr>
-            <w:lang w:val="pt_PT" w:bidi="pt_PT"/>
-          </w:rPr>
-          <w:rPr>
-            <w:color w:val="0000EE"/>
-            <w:u w:val="single"/>
-          </w:rPr>
-          <w:t>8.11</w:t>
-        </w:r>
-      </w:hyperlink>
-      <w:r>
-        <w:rPr>
-          <w:lang w:val="pt_PT" w:bidi="pt_PT"/>
-        </w:rPr>
-        <w:t xml:space="preserve">; </w:t>
-      </w:r>
-      <w:hyperlink r:id="rId132">
-        <w:r>
-          <w:rPr>
-            <w:lang w:val="pt_PT" w:bidi="pt_PT"/>
-          </w:rPr>
-          <w:rPr>
-            <w:color w:val="0000EE"/>
-            <w:u w:val="single"/>
-          </w:rPr>
-          <w:t>22.31–33</w:t>
-        </w:r>
-      </w:hyperlink>
-      <w:r>
-        <w:rPr>
-          <w:lang w:val="pt_PT" w:bidi="pt_PT"/>
-        </w:rPr>
-        <w:t xml:space="preserve">; </w:t>
-      </w:r>
-      <w:hyperlink r:id="rId133">
-        <w:r>
-          <w:rPr>
-            <w:lang w:val="pt_PT" w:bidi="pt_PT"/>
-          </w:rPr>
-          <w:rPr>
-            <w:color w:val="0000EE"/>
-            <w:u w:val="single"/>
-          </w:rPr>
-          <w:t>Lucas 16.19–31</w:t>
-        </w:r>
-      </w:hyperlink>
-      <w:r>
-        <w:rPr>
-          <w:lang w:val="pt_PT" w:bidi="pt_PT"/>
-        </w:rPr>
-        <w:t xml:space="preserve">; </w:t>
-      </w:r>
-      <w:hyperlink r:id="rId134">
-        <w:r>
-          <w:rPr>
-            <w:lang w:val="pt_PT" w:bidi="pt_PT"/>
-          </w:rPr>
-          <w:rPr>
-            <w:color w:val="0000EE"/>
-            <w:u w:val="single"/>
-          </w:rPr>
-          <w:t>João 8.31–58</w:t>
-        </w:r>
-      </w:hyperlink>
-      <w:r>
-        <w:rPr>
-          <w:lang w:val="pt_PT" w:bidi="pt_PT"/>
-        </w:rPr>
-        <w:t xml:space="preserve">; </w:t>
-      </w:r>
-      <w:hyperlink r:id="rId135">
-        <w:r>
-          <w:rPr>
-            <w:lang w:val="pt_PT" w:bidi="pt_PT"/>
-          </w:rPr>
-          <w:rPr>
-            <w:color w:val="0000EE"/>
-            <w:u w:val="single"/>
-          </w:rPr>
-          <w:t>Atos 7.2–8</w:t>
-        </w:r>
-      </w:hyperlink>
-      <w:r>
-        <w:rPr>
-          <w:lang w:val="pt_PT" w:bidi="pt_PT"/>
-        </w:rPr>
-        <w:t xml:space="preserve">; </w:t>
-      </w:r>
-      <w:hyperlink r:id="rId136">
-        <w:r>
-          <w:rPr>
-            <w:lang w:val="pt_PT" w:bidi="pt_PT"/>
-          </w:rPr>
-          <w:rPr>
-            <w:color w:val="0000EE"/>
-            <w:u w:val="single"/>
-          </w:rPr>
-          <w:t>Romanos 4.1–23</w:t>
-        </w:r>
-      </w:hyperlink>
-      <w:r>
-        <w:rPr>
-          <w:lang w:val="pt_PT" w:bidi="pt_PT"/>
-        </w:rPr>
-        <w:t xml:space="preserve">; </w:t>
-      </w:r>
-      <w:hyperlink r:id="rId137">
-        <w:r>
-          <w:rPr>
-            <w:lang w:val="pt_PT" w:bidi="pt_PT"/>
-          </w:rPr>
-          <w:rPr>
-            <w:color w:val="0000EE"/>
-            <w:u w:val="single"/>
-          </w:rPr>
-          <w:t>9.5–9</w:t>
-        </w:r>
-      </w:hyperlink>
-      <w:r>
-        <w:rPr>
-          <w:lang w:val="pt_PT" w:bidi="pt_PT"/>
-        </w:rPr>
-        <w:t xml:space="preserve">; </w:t>
-      </w:r>
-      <w:hyperlink r:id="rId138">
-        <w:r>
-          <w:rPr>
-            <w:lang w:val="pt_PT" w:bidi="pt_PT"/>
-          </w:rPr>
-          <w:rPr>
-            <w:color w:val="0000EE"/>
-            <w:u w:val="single"/>
-          </w:rPr>
-          <w:t>11.16–17</w:t>
-        </w:r>
-      </w:hyperlink>
-      <w:r>
-        <w:rPr>
-          <w:lang w:val="pt_PT" w:bidi="pt_PT"/>
-        </w:rPr>
-        <w:t xml:space="preserve">; </w:t>
-      </w:r>
-      <w:hyperlink r:id="rId139">
-        <w:r>
-          <w:rPr>
-            <w:lang w:val="pt_PT" w:bidi="pt_PT"/>
-          </w:rPr>
-          <w:rPr>
-            <w:color w:val="0000EE"/>
-            <w:u w:val="single"/>
-          </w:rPr>
-          <w:t>Gálatas 3.6–29</w:t>
-        </w:r>
-      </w:hyperlink>
-      <w:r>
-        <w:rPr>
-          <w:lang w:val="pt_PT" w:bidi="pt_PT"/>
-        </w:rPr>
-        <w:t xml:space="preserve">; </w:t>
-      </w:r>
-      <w:hyperlink r:id="rId140">
-        <w:r>
-          <w:rPr>
-            <w:lang w:val="pt_PT" w:bidi="pt_PT"/>
-          </w:rPr>
-          <w:rPr>
-            <w:color w:val="0000EE"/>
-            <w:u w:val="single"/>
-          </w:rPr>
-          <w:t>Hebreus 6.13–15</w:t>
-        </w:r>
-      </w:hyperlink>
-      <w:r>
-        <w:rPr>
-          <w:lang w:val="pt_PT" w:bidi="pt_PT"/>
-        </w:rPr>
-        <w:t xml:space="preserve">; </w:t>
-      </w:r>
-      <w:hyperlink r:id="rId141">
-        <w:r>
-          <w:rPr>
-            <w:lang w:val="pt_PT" w:bidi="pt_PT"/>
-          </w:rPr>
-          <w:rPr>
-            <w:color w:val="0000EE"/>
-            <w:u w:val="single"/>
-          </w:rPr>
-          <w:t>11.8–12</w:t>
-        </w:r>
-      </w:hyperlink>
+      <w:r>
+        <w:rPr>
+          <w:lang w:val="pt_PT" w:bidi="pt_PT"/>
+        </w:rPr>
+        <w:t>Gênesis 11.26–25.11</w:t>
+      </w:r>
+      <w:r>
+        <w:rPr>
+          <w:lang w:val="pt_PT" w:bidi="pt_PT"/>
+        </w:rPr>
+        <w:t xml:space="preserve">; </w:t>
+      </w:r>
+      <w:r>
+        <w:rPr>
+          <w:lang w:val="pt_PT" w:bidi="pt_PT"/>
+        </w:rPr>
+        <w:t>26.2–5</w:t>
+      </w:r>
+      <w:r>
+        <w:rPr>
+          <w:lang w:val="pt_PT" w:bidi="pt_PT"/>
+        </w:rPr>
+        <w:t xml:space="preserve">; </w:t>
+      </w:r>
+      <w:r>
+        <w:rPr>
+          <w:lang w:val="pt_PT" w:bidi="pt_PT"/>
+        </w:rPr>
+        <w:t>Êxodo 3.15–16</w:t>
+      </w:r>
+      <w:r>
+        <w:rPr>
+          <w:lang w:val="pt_PT" w:bidi="pt_PT"/>
+        </w:rPr>
+        <w:t xml:space="preserve">; </w:t>
+      </w:r>
+      <w:r>
+        <w:rPr>
+          <w:lang w:val="pt_PT" w:bidi="pt_PT"/>
+        </w:rPr>
+        <w:t>6.3</w:t>
+      </w:r>
+      <w:r>
+        <w:rPr>
+          <w:lang w:val="pt_PT" w:bidi="pt_PT"/>
+        </w:rPr>
+        <w:t xml:space="preserve">; </w:t>
+      </w:r>
+      <w:r>
+        <w:rPr>
+          <w:lang w:val="pt_PT" w:bidi="pt_PT"/>
+        </w:rPr>
+        <w:t>32.13</w:t>
+      </w:r>
+      <w:r>
+        <w:rPr>
+          <w:lang w:val="pt_PT" w:bidi="pt_PT"/>
+        </w:rPr>
+        <w:t xml:space="preserve">; </w:t>
+      </w:r>
+      <w:r>
+        <w:rPr>
+          <w:lang w:val="pt_PT" w:bidi="pt_PT"/>
+        </w:rPr>
+        <w:t>Josué 24.2–3</w:t>
+      </w:r>
+      <w:r>
+        <w:rPr>
+          <w:lang w:val="pt_PT" w:bidi="pt_PT"/>
+        </w:rPr>
+        <w:t xml:space="preserve">; </w:t>
+      </w:r>
+      <w:r>
+        <w:rPr>
+          <w:lang w:val="pt_PT" w:bidi="pt_PT"/>
+        </w:rPr>
+        <w:t>1 Crônicas 1.27–34</w:t>
+      </w:r>
+      <w:r>
+        <w:rPr>
+          <w:lang w:val="pt_PT" w:bidi="pt_PT"/>
+        </w:rPr>
+        <w:t xml:space="preserve">; </w:t>
+      </w:r>
+      <w:r>
+        <w:rPr>
+          <w:lang w:val="pt_PT" w:bidi="pt_PT"/>
+        </w:rPr>
+        <w:t>2 Crônicas 20.7</w:t>
+      </w:r>
+      <w:r>
+        <w:rPr>
+          <w:lang w:val="pt_PT" w:bidi="pt_PT"/>
+        </w:rPr>
+        <w:t xml:space="preserve">; </w:t>
+      </w:r>
+      <w:r>
+        <w:rPr>
+          <w:lang w:val="pt_PT" w:bidi="pt_PT"/>
+        </w:rPr>
+        <w:t>Isaías 29.22</w:t>
+      </w:r>
+      <w:r>
+        <w:rPr>
+          <w:lang w:val="pt_PT" w:bidi="pt_PT"/>
+        </w:rPr>
+        <w:t xml:space="preserve">; </w:t>
+      </w:r>
+      <w:r>
+        <w:rPr>
+          <w:lang w:val="pt_PT" w:bidi="pt_PT"/>
+        </w:rPr>
+        <w:t>41.8</w:t>
+      </w:r>
+      <w:r>
+        <w:rPr>
+          <w:lang w:val="pt_PT" w:bidi="pt_PT"/>
+        </w:rPr>
+        <w:t xml:space="preserve">; </w:t>
+      </w:r>
+      <w:r>
+        <w:rPr>
+          <w:lang w:val="pt_PT" w:bidi="pt_PT"/>
+        </w:rPr>
+        <w:t>51.1–2</w:t>
+      </w:r>
+      <w:r>
+        <w:rPr>
+          <w:lang w:val="pt_PT" w:bidi="pt_PT"/>
+        </w:rPr>
+        <w:t xml:space="preserve">; </w:t>
+      </w:r>
+      <w:r>
+        <w:rPr>
+          <w:lang w:val="pt_PT" w:bidi="pt_PT"/>
+        </w:rPr>
+        <w:t>Ezequiel 33.24</w:t>
+      </w:r>
+      <w:r>
+        <w:rPr>
+          <w:lang w:val="pt_PT" w:bidi="pt_PT"/>
+        </w:rPr>
+        <w:t xml:space="preserve">; </w:t>
+      </w:r>
+      <w:r>
+        <w:rPr>
+          <w:lang w:val="pt_PT" w:bidi="pt_PT"/>
+        </w:rPr>
+        <w:t>Mateus 1.1–2</w:t>
+      </w:r>
+      <w:r>
+        <w:rPr>
+          <w:lang w:val="pt_PT" w:bidi="pt_PT"/>
+        </w:rPr>
+        <w:t xml:space="preserve">; </w:t>
+      </w:r>
+      <w:r>
+        <w:rPr>
+          <w:lang w:val="pt_PT" w:bidi="pt_PT"/>
+        </w:rPr>
+        <w:t>3.9</w:t>
+      </w:r>
+      <w:r>
+        <w:rPr>
+          <w:lang w:val="pt_PT" w:bidi="pt_PT"/>
+        </w:rPr>
+        <w:t xml:space="preserve">; </w:t>
+      </w:r>
+      <w:r>
+        <w:rPr>
+          <w:lang w:val="pt_PT" w:bidi="pt_PT"/>
+        </w:rPr>
+        <w:t>8.11</w:t>
+      </w:r>
+      <w:r>
+        <w:rPr>
+          <w:lang w:val="pt_PT" w:bidi="pt_PT"/>
+        </w:rPr>
+        <w:t xml:space="preserve">; </w:t>
+      </w:r>
+      <w:r>
+        <w:rPr>
+          <w:lang w:val="pt_PT" w:bidi="pt_PT"/>
+        </w:rPr>
+        <w:t>22.31–33</w:t>
+      </w:r>
+      <w:r>
+        <w:rPr>
+          <w:lang w:val="pt_PT" w:bidi="pt_PT"/>
+        </w:rPr>
+        <w:t xml:space="preserve">; </w:t>
+      </w:r>
+      <w:r>
+        <w:rPr>
+          <w:lang w:val="pt_PT" w:bidi="pt_PT"/>
+        </w:rPr>
+        <w:t>Lucas 16.19–31</w:t>
+      </w:r>
+      <w:r>
+        <w:rPr>
+          <w:lang w:val="pt_PT" w:bidi="pt_PT"/>
+        </w:rPr>
+        <w:t xml:space="preserve">; </w:t>
+      </w:r>
+      <w:r>
+        <w:rPr>
+          <w:lang w:val="pt_PT" w:bidi="pt_PT"/>
+        </w:rPr>
+        <w:t>João 8.31–58</w:t>
+      </w:r>
+      <w:r>
+        <w:rPr>
+          <w:lang w:val="pt_PT" w:bidi="pt_PT"/>
+        </w:rPr>
+        <w:t xml:space="preserve">; </w:t>
+      </w:r>
+      <w:r>
+        <w:rPr>
+          <w:lang w:val="pt_PT" w:bidi="pt_PT"/>
+        </w:rPr>
+        <w:t>Atos 7.2–8</w:t>
+      </w:r>
+      <w:r>
+        <w:rPr>
+          <w:lang w:val="pt_PT" w:bidi="pt_PT"/>
+        </w:rPr>
+        <w:t xml:space="preserve">; </w:t>
+      </w:r>
+      <w:r>
+        <w:rPr>
+          <w:lang w:val="pt_PT" w:bidi="pt_PT"/>
+        </w:rPr>
+        <w:t>Romanos 4.1–23</w:t>
+      </w:r>
+      <w:r>
+        <w:rPr>
+          <w:lang w:val="pt_PT" w:bidi="pt_PT"/>
+        </w:rPr>
+        <w:t xml:space="preserve">; </w:t>
+      </w:r>
+      <w:r>
+        <w:rPr>
+          <w:lang w:val="pt_PT" w:bidi="pt_PT"/>
+        </w:rPr>
+        <w:t>9.5–9</w:t>
+      </w:r>
+      <w:r>
+        <w:rPr>
+          <w:lang w:val="pt_PT" w:bidi="pt_PT"/>
+        </w:rPr>
+        <w:t xml:space="preserve">; </w:t>
+      </w:r>
+      <w:r>
+        <w:rPr>
+          <w:lang w:val="pt_PT" w:bidi="pt_PT"/>
+        </w:rPr>
+        <w:t>11.16–17</w:t>
+      </w:r>
+      <w:r>
+        <w:rPr>
+          <w:lang w:val="pt_PT" w:bidi="pt_PT"/>
+        </w:rPr>
+        <w:t xml:space="preserve">; </w:t>
+      </w:r>
+      <w:r>
+        <w:rPr>
+          <w:lang w:val="pt_PT" w:bidi="pt_PT"/>
+        </w:rPr>
+        <w:t>Gálatas 3.6–29</w:t>
+      </w:r>
+      <w:r>
+        <w:rPr>
+          <w:lang w:val="pt_PT" w:bidi="pt_PT"/>
+        </w:rPr>
+        <w:t xml:space="preserve">; </w:t>
+      </w:r>
+      <w:r>
+        <w:rPr>
+          <w:lang w:val="pt_PT" w:bidi="pt_PT"/>
+        </w:rPr>
+        <w:t>Hebreus 6.13–15</w:t>
+      </w:r>
+      <w:r>
+        <w:rPr>
+          <w:lang w:val="pt_PT" w:bidi="pt_PT"/>
+        </w:rPr>
+        <w:t xml:space="preserve">; </w:t>
+      </w:r>
+      <w:r>
+        <w:rPr>
+          <w:lang w:val="pt_PT" w:bidi="pt_PT"/>
+        </w:rPr>
+        <w:t>11.8–12</w:t>
+      </w:r>
       <w:r>
         <w:rPr>
           <w:lang w:val="pt_PT" w:bidi="pt_PT"/>
         </w:rPr>
         <w:t>,</w:t>
       </w:r>
-      <w:hyperlink r:id="rId110">
-        <w:r>
-          <w:rPr>
-            <w:lang w:val="pt_PT" w:bidi="pt_PT"/>
-          </w:rPr>
-          <w:rPr>
-            <w:color w:val="0000EE"/>
-            <w:u w:val="single"/>
-          </w:rPr>
-          <w:t>17–19</w:t>
-        </w:r>
-      </w:hyperlink>
-      <w:r>
-        <w:rPr>
-          <w:lang w:val="pt_PT" w:bidi="pt_PT"/>
-        </w:rPr>
-        <w:t xml:space="preserve">; </w:t>
-      </w:r>
-      <w:hyperlink r:id="rId142">
-        <w:r>
-          <w:rPr>
-            <w:lang w:val="pt_PT" w:bidi="pt_PT"/>
-          </w:rPr>
-          <w:rPr>
-            <w:color w:val="0000EE"/>
-            <w:u w:val="single"/>
-          </w:rPr>
-          <w:t>Tiago 2.21–23</w:t>
-        </w:r>
-      </w:hyperlink>
+      <w:r>
+        <w:rPr>
+          <w:lang w:val="pt_PT" w:bidi="pt_PT"/>
+        </w:rPr>
+        <w:t>17–19</w:t>
+      </w:r>
+      <w:r>
+        <w:rPr>
+          <w:lang w:val="pt_PT" w:bidi="pt_PT"/>
+        </w:rPr>
+        <w:t xml:space="preserve">; </w:t>
+      </w:r>
+      <w:r>
+        <w:rPr>
+          <w:lang w:val="pt_PT" w:bidi="pt_PT"/>
+        </w:rPr>
+        <w:t>Tiago 2.21–23</w:t>
+      </w:r>
       <w:r>
         <w:rPr>
           <w:lang w:val="pt_PT" w:bidi="pt_PT"/>
@@ -3426,90 +2592,60 @@
         </w:rPr>
         <w:t>Absalão era filho do Rei Davi. A Bíblia diz que Absalão era "bonito e muito elogiado" (</w:t>
       </w:r>
-      <w:hyperlink r:id="rId143">
-        <w:r>
-          <w:rPr>
-            <w:lang w:val="pt_PT" w:bidi="pt_PT"/>
-          </w:rPr>
-          <w:rPr>
-            <w:color w:val="0000EE"/>
-            <w:u w:val="single"/>
-          </w:rPr>
-          <w:t>2Sm 14.25–26</w:t>
-        </w:r>
-      </w:hyperlink>
+      <w:r>
+        <w:rPr>
+          <w:lang w:val="pt_PT" w:bidi="pt_PT"/>
+        </w:rPr>
+        <w:t>2Sm 14.25–26</w:t>
+      </w:r>
       <w:r>
         <w:rPr>
           <w:lang w:val="pt_PT" w:bidi="pt_PT"/>
         </w:rPr>
         <w:t>). Quando sua irmã Tamar foi estuprada e abandonada por seu meio-irmão Amnom, Absalão cuidou dela e a protegeu (</w:t>
       </w:r>
-      <w:hyperlink r:id="rId144">
-        <w:r>
-          <w:rPr>
-            <w:lang w:val="pt_PT" w:bidi="pt_PT"/>
-          </w:rPr>
-          <w:rPr>
-            <w:color w:val="0000EE"/>
-            <w:u w:val="single"/>
-          </w:rPr>
-          <w:t>2Sm 13.1–20</w:t>
-        </w:r>
-      </w:hyperlink>
+      <w:r>
+        <w:rPr>
+          <w:lang w:val="pt_PT" w:bidi="pt_PT"/>
+        </w:rPr>
+        <w:t>2Sm 13.1–20</w:t>
+      </w:r>
       <w:r>
         <w:rPr>
           <w:lang w:val="pt_PT" w:bidi="pt_PT"/>
         </w:rPr>
         <w:t>). Ele talvez esperasse que Davi punisse Amnom, mas Davi não fez nada (</w:t>
       </w:r>
-      <w:hyperlink r:id="rId145">
-        <w:r>
-          <w:rPr>
-            <w:lang w:val="pt_PT" w:bidi="pt_PT"/>
-          </w:rPr>
-          <w:rPr>
-            <w:color w:val="0000EE"/>
-            <w:u w:val="single"/>
-          </w:rPr>
-          <w:t>2Sm 13.21</w:t>
-        </w:r>
-      </w:hyperlink>
+      <w:r>
+        <w:rPr>
+          <w:lang w:val="pt_PT" w:bidi="pt_PT"/>
+        </w:rPr>
+        <w:t>2Sm 13.21</w:t>
+      </w:r>
       <w:r>
         <w:rPr>
           <w:lang w:val="pt_PT" w:bidi="pt_PT"/>
         </w:rPr>
         <w:t>). Durante dois anos, a raiva e o ódio de Absalão aumentaram (</w:t>
       </w:r>
-      <w:hyperlink r:id="rId146">
-        <w:r>
-          <w:rPr>
-            <w:lang w:val="pt_PT" w:bidi="pt_PT"/>
-          </w:rPr>
-          <w:rPr>
-            <w:color w:val="0000EE"/>
-            <w:u w:val="single"/>
-          </w:rPr>
-          <w:t>2Sm 13.22</w:t>
-        </w:r>
-      </w:hyperlink>
+      <w:r>
+        <w:rPr>
+          <w:lang w:val="pt_PT" w:bidi="pt_PT"/>
+        </w:rPr>
+        <w:t>2Sm 13.22</w:t>
+      </w:r>
       <w:r>
         <w:rPr>
           <w:lang w:val="pt_PT" w:bidi="pt_PT"/>
         </w:rPr>
         <w:t>). Então ele assassinou Amnom e fugiu para seu avô, o Rei Talmai de Gesur (</w:t>
       </w:r>
-      <w:hyperlink r:id="rId147">
-        <w:r>
-          <w:rPr>
-            <w:lang w:val="pt_PT" w:bidi="pt_PT"/>
-          </w:rPr>
-          <w:rPr>
-            <w:color w:val="0000EE"/>
-            <w:u w:val="single"/>
-          </w:rPr>
-          <w:t>2Sm 13.23–39</w:t>
-        </w:r>
-      </w:hyperlink>
+      <w:r>
+        <w:rPr>
+          <w:lang w:val="pt_PT" w:bidi="pt_PT"/>
+        </w:rPr>
+        <w:t>2Sm 13.23–39</w:t>
+      </w:r>
       <w:r>
         <w:rPr>
           <w:lang w:val="pt_PT" w:bidi="pt_PT"/>
@@ -3530,18 +2666,12 @@
         </w:rPr>
         <w:t>Após três anos, Joabe convenceu Davi a trazer Absalão de volta. No entanto, Davi não o puniu nem se reconciliou com ele. Absalão viveu em Jerusalém por dois anos com privilégios, mas se sentia isolado. Então, ele insistiu em ver o rei. Eles se encontraram e pareceram se reconciliar (</w:t>
       </w:r>
-      <w:hyperlink r:id="rId148">
-        <w:r>
-          <w:rPr>
-            <w:lang w:val="pt_PT" w:bidi="pt_PT"/>
-          </w:rPr>
-          <w:rPr>
-            <w:color w:val="0000EE"/>
-            <w:u w:val="single"/>
-          </w:rPr>
-          <w:t>2Sm 14.28–33</w:t>
-        </w:r>
-      </w:hyperlink>
+      <w:r>
+        <w:rPr>
+          <w:lang w:val="pt_PT" w:bidi="pt_PT"/>
+        </w:rPr>
+        <w:t>2Sm 14.28–33</w:t>
+      </w:r>
       <w:r>
         <w:rPr>
           <w:lang w:val="pt_PT" w:bidi="pt_PT"/>
@@ -3562,54 +2692,36 @@
         </w:rPr>
         <w:t>Para Absalão, esta reunião pode ter sido um passo em direção ao trono. Depois, ele iniciou uma campanha para enfraquecer a confiança do povo em Davi (</w:t>
       </w:r>
-      <w:hyperlink r:id="rId149">
-        <w:r>
-          <w:rPr>
-            <w:lang w:val="pt_PT" w:bidi="pt_PT"/>
-          </w:rPr>
-          <w:rPr>
-            <w:color w:val="0000EE"/>
-            <w:u w:val="single"/>
-          </w:rPr>
-          <w:t>2Sm 15.1–6</w:t>
-        </w:r>
-      </w:hyperlink>
+      <w:r>
+        <w:rPr>
+          <w:lang w:val="pt_PT" w:bidi="pt_PT"/>
+        </w:rPr>
+        <w:t>2Sm 15.1–6</w:t>
+      </w:r>
       <w:r>
         <w:rPr>
           <w:lang w:val="pt_PT" w:bidi="pt_PT"/>
         </w:rPr>
         <w:t>). Eventualmente, os modos enganosos de Absalão tiveram sucesso. Ele iniciou uma rebelião e reuniu apoiadores em Hebrom de todo Israel. Quando Davi soube do que Absalão estava fazendo, ele só pôde fugir de Jerusalém (</w:t>
       </w:r>
-      <w:hyperlink r:id="rId150">
-        <w:r>
-          <w:rPr>
-            <w:lang w:val="pt_PT" w:bidi="pt_PT"/>
-          </w:rPr>
-          <w:rPr>
-            <w:color w:val="0000EE"/>
-            <w:u w:val="single"/>
-          </w:rPr>
-          <w:t>2Sm 15.13–37</w:t>
-        </w:r>
-      </w:hyperlink>
+      <w:r>
+        <w:rPr>
+          <w:lang w:val="pt_PT" w:bidi="pt_PT"/>
+        </w:rPr>
+        <w:t>2Sm 15.13–37</w:t>
+      </w:r>
       <w:r>
         <w:rPr>
           <w:lang w:val="pt_PT" w:bidi="pt_PT"/>
         </w:rPr>
         <w:t xml:space="preserve">; veja </w:t>
       </w:r>
-      <w:hyperlink r:id="rId151">
-        <w:r>
-          <w:rPr>
-            <w:lang w:val="pt_PT" w:bidi="pt_PT"/>
-          </w:rPr>
-          <w:rPr>
-            <w:color w:val="0000EE"/>
-            <w:u w:val="single"/>
-          </w:rPr>
-          <w:t>Sl 3</w:t>
-        </w:r>
-      </w:hyperlink>
+      <w:r>
+        <w:rPr>
+          <w:lang w:val="pt_PT" w:bidi="pt_PT"/>
+        </w:rPr>
+        <w:t>Sl 3</w:t>
+      </w:r>
       <w:r>
         <w:rPr>
           <w:lang w:val="pt_PT" w:bidi="pt_PT"/>
@@ -3644,18 +2756,12 @@
         </w:rPr>
         <w:t>Quando Absalão liderou suas forças através do rio Jordão para lutar na floresta de Efraim, Davi e suas forças leais estavam bem descansadas e eram lideradas pelos capazes Joabe, Abisai e Itai de Gate. Os homens de Davi superaram as forças maiores de Absalão e os derrotaram. Absalão fugiu em uma mula, mas seu longo cabelo ficou preso em uma árvore. Joabe e seus homens encontraram Absalão pendurado indefeso e o mataram, apesar da ordem de Davi para mostrar-lhe misericórdia (</w:t>
       </w:r>
-      <w:hyperlink r:id="rId52">
-        <w:r>
-          <w:rPr>
-            <w:lang w:val="pt_PT" w:bidi="pt_PT"/>
-          </w:rPr>
-          <w:rPr>
-            <w:color w:val="0000EE"/>
-            <w:u w:val="single"/>
-          </w:rPr>
-          <w:t>2Sm 18.1–18</w:t>
-        </w:r>
-      </w:hyperlink>
+      <w:r>
+        <w:rPr>
+          <w:lang w:val="pt_PT" w:bidi="pt_PT"/>
+        </w:rPr>
+        <w:t>2Sm 18.1–18</w:t>
+      </w:r>
       <w:r>
         <w:rPr>
           <w:lang w:val="pt_PT" w:bidi="pt_PT"/>
@@ -3676,54 +2782,36 @@
         </w:rPr>
         <w:t>A morte de Absalão chocou Davi, e sua tristeza quase afastou aqueles que arriscaram suas vidas para deter a rebelião de Absalão contra o reino (</w:t>
       </w:r>
-      <w:hyperlink r:id="rId152">
-        <w:r>
-          <w:rPr>
-            <w:lang w:val="pt_PT" w:bidi="pt_PT"/>
-          </w:rPr>
-          <w:rPr>
-            <w:color w:val="0000EE"/>
-            <w:u w:val="single"/>
-          </w:rPr>
-          <w:t>2Sm 18.33–19.8</w:t>
-        </w:r>
-      </w:hyperlink>
+      <w:r>
+        <w:rPr>
+          <w:lang w:val="pt_PT" w:bidi="pt_PT"/>
+        </w:rPr>
+        <w:t>2Sm 18.33–19.8</w:t>
+      </w:r>
       <w:r>
         <w:rPr>
           <w:lang w:val="pt_PT" w:bidi="pt_PT"/>
         </w:rPr>
         <w:t>). Absalão tinha motivos para estar insatisfeito com o governo de Davi. No entanto, em vez de seguir o exemplo de seu pai de confiar no Senhor e respeitar o rei ungido, Absalão iniciou uma rebelião que levou à sua própria morte (</w:t>
       </w:r>
-      <w:hyperlink r:id="rId153">
-        <w:r>
-          <w:rPr>
-            <w:lang w:val="pt_PT" w:bidi="pt_PT"/>
-          </w:rPr>
-          <w:rPr>
-            <w:color w:val="0000EE"/>
-            <w:u w:val="single"/>
-          </w:rPr>
-          <w:t>1Sm 24.5–11</w:t>
-        </w:r>
-      </w:hyperlink>
-      <w:r>
-        <w:rPr>
-          <w:lang w:val="pt_PT" w:bidi="pt_PT"/>
-        </w:rPr>
-        <w:t xml:space="preserve">; </w:t>
-      </w:r>
-      <w:hyperlink r:id="rId154">
-        <w:r>
-          <w:rPr>
-            <w:lang w:val="pt_PT" w:bidi="pt_PT"/>
-          </w:rPr>
-          <w:rPr>
-            <w:color w:val="0000EE"/>
-            <w:u w:val="single"/>
-          </w:rPr>
-          <w:t>26.5–24</w:t>
-        </w:r>
-      </w:hyperlink>
+      <w:r>
+        <w:rPr>
+          <w:lang w:val="pt_PT" w:bidi="pt_PT"/>
+        </w:rPr>
+        <w:t>1Sm 24.5–11</w:t>
+      </w:r>
+      <w:r>
+        <w:rPr>
+          <w:lang w:val="pt_PT" w:bidi="pt_PT"/>
+        </w:rPr>
+        <w:t xml:space="preserve">; </w:t>
+      </w:r>
+      <w:r>
+        <w:rPr>
+          <w:lang w:val="pt_PT" w:bidi="pt_PT"/>
+        </w:rPr>
+        <w:t>26.5–24</w:t>
+      </w:r>
       <w:r>
         <w:rPr>
           <w:lang w:val="pt_PT" w:bidi="pt_PT"/>
@@ -3753,126 +2841,84 @@
           <w:lang w:val="pt_PT" w:bidi="pt_PT"/>
         </w:rPr>
       </w:r>
-      <w:hyperlink r:id="rId155">
-        <w:r>
-          <w:rPr>
-            <w:lang w:val="pt_PT" w:bidi="pt_PT"/>
-          </w:rPr>
-          <w:rPr>
-            <w:color w:val="0000EE"/>
-            <w:u w:val="single"/>
-          </w:rPr>
-          <w:t>2 Samuel 3.3</w:t>
-        </w:r>
-      </w:hyperlink>
+      <w:r>
+        <w:rPr>
+          <w:lang w:val="pt_PT" w:bidi="pt_PT"/>
+        </w:rPr>
+        <w:t>2 Samuel 3.3</w:t>
+      </w:r>
       <w:r>
         <w:rPr>
           <w:lang w:val="pt_PT" w:bidi="pt_PT"/>
         </w:rPr>
         <w:t>;</w:t>
       </w:r>
-      <w:hyperlink r:id="rId156">
-        <w:r>
-          <w:rPr>
-            <w:lang w:val="pt_PT" w:bidi="pt_PT"/>
-          </w:rPr>
-          <w:rPr>
-            <w:color w:val="0000EE"/>
-            <w:u w:val="single"/>
-          </w:rPr>
-          <w:t xml:space="preserve"> 13.1–19.10</w:t>
-        </w:r>
-      </w:hyperlink>
-      <w:r>
-        <w:rPr>
-          <w:lang w:val="pt_PT" w:bidi="pt_PT"/>
-        </w:rPr>
-        <w:t xml:space="preserve">; </w:t>
-      </w:r>
-      <w:hyperlink r:id="rId157">
-        <w:r>
-          <w:rPr>
-            <w:lang w:val="pt_PT" w:bidi="pt_PT"/>
-          </w:rPr>
-          <w:rPr>
-            <w:color w:val="0000EE"/>
-            <w:u w:val="single"/>
-          </w:rPr>
-          <w:t>1 Reis 2.7</w:t>
-        </w:r>
-      </w:hyperlink>
-      <w:r>
-        <w:rPr>
-          <w:lang w:val="pt_PT" w:bidi="pt_PT"/>
-        </w:rPr>
-        <w:t xml:space="preserve">; </w:t>
-      </w:r>
-      <w:hyperlink r:id="rId158">
-        <w:r>
-          <w:rPr>
-            <w:lang w:val="pt_PT" w:bidi="pt_PT"/>
-          </w:rPr>
-          <w:rPr>
-            <w:color w:val="0000EE"/>
-            <w:u w:val="single"/>
-          </w:rPr>
-          <w:t>15.2</w:t>
-        </w:r>
-      </w:hyperlink>
+      <w:r>
+        <w:rPr>
+          <w:lang w:val="pt_PT" w:bidi="pt_PT"/>
+        </w:rPr>
+        <w:t xml:space="preserve"> 13.1–19.10</w:t>
+      </w:r>
+      <w:r>
+        <w:rPr>
+          <w:lang w:val="pt_PT" w:bidi="pt_PT"/>
+        </w:rPr>
+        <w:t xml:space="preserve">; </w:t>
+      </w:r>
+      <w:r>
+        <w:rPr>
+          <w:lang w:val="pt_PT" w:bidi="pt_PT"/>
+        </w:rPr>
+        <w:t>1 Reis 2.7</w:t>
+      </w:r>
+      <w:r>
+        <w:rPr>
+          <w:lang w:val="pt_PT" w:bidi="pt_PT"/>
+        </w:rPr>
+        <w:t xml:space="preserve">; </w:t>
+      </w:r>
+      <w:r>
+        <w:rPr>
+          <w:lang w:val="pt_PT" w:bidi="pt_PT"/>
+        </w:rPr>
+        <w:t>15.2</w:t>
+      </w:r>
       <w:r>
         <w:rPr>
           <w:lang w:val="pt_PT" w:bidi="pt_PT"/>
         </w:rPr>
         <w:t>,</w:t>
       </w:r>
-      <w:hyperlink r:id="rId159">
-        <w:r>
-          <w:rPr>
-            <w:lang w:val="pt_PT" w:bidi="pt_PT"/>
-          </w:rPr>
-          <w:rPr>
-            <w:color w:val="0000EE"/>
-            <w:u w:val="single"/>
-          </w:rPr>
-          <w:t>10</w:t>
-        </w:r>
-      </w:hyperlink>
-      <w:r>
-        <w:rPr>
-          <w:lang w:val="pt_PT" w:bidi="pt_PT"/>
-        </w:rPr>
-        <w:t xml:space="preserve">; </w:t>
-      </w:r>
-      <w:hyperlink r:id="rId160">
-        <w:r>
-          <w:rPr>
-            <w:lang w:val="pt_PT" w:bidi="pt_PT"/>
-          </w:rPr>
-          <w:rPr>
-            <w:color w:val="0000EE"/>
-            <w:u w:val="single"/>
-          </w:rPr>
-          <w:t>1 Crônicas 3.2</w:t>
-        </w:r>
-      </w:hyperlink>
-      <w:r>
-        <w:rPr>
-          <w:lang w:val="pt_PT" w:bidi="pt_PT"/>
-        </w:rPr>
-        <w:t xml:space="preserve">; </w:t>
-      </w:r>
-      <w:hyperlink r:id="rId161">
-        <w:r>
-          <w:rPr>
-            <w:lang w:val="pt_PT" w:bidi="pt_PT"/>
-          </w:rPr>
-          <w:rPr>
-            <w:color w:val="0000EE"/>
-            <w:u w:val="single"/>
-          </w:rPr>
-          <w:t>Salmo 3.1</w:t>
-        </w:r>
-      </w:hyperlink>
+      <w:r>
+        <w:rPr>
+          <w:lang w:val="pt_PT" w:bidi="pt_PT"/>
+        </w:rPr>
+        <w:t>10</w:t>
+      </w:r>
+      <w:r>
+        <w:rPr>
+          <w:lang w:val="pt_PT" w:bidi="pt_PT"/>
+        </w:rPr>
+        <w:t xml:space="preserve">; </w:t>
+      </w:r>
+      <w:r>
+        <w:rPr>
+          <w:lang w:val="pt_PT" w:bidi="pt_PT"/>
+        </w:rPr>
+        <w:t>1 Crônicas 3.2</w:t>
+      </w:r>
+      <w:r>
+        <w:rPr>
+          <w:lang w:val="pt_PT" w:bidi="pt_PT"/>
+        </w:rPr>
+        <w:t xml:space="preserve">; </w:t>
+      </w:r>
+      <w:r>
+        <w:rPr>
+          <w:lang w:val="pt_PT" w:bidi="pt_PT"/>
+        </w:rPr>
+        <w:t>Salmo 3.1</w:t>
+      </w:r>
       <w:r>
         <w:rPr>
           <w:lang w:val="pt_PT" w:bidi="pt_PT"/>
@@ -3921,36 +2967,24 @@
         </w:rPr>
         <w:t>Acabe, o oitavo rei de Israel, assumiu o reino do norte de seu forte pai, Onri (</w:t>
       </w:r>
-      <w:hyperlink r:id="rId162">
-        <w:r>
-          <w:rPr>
-            <w:lang w:val="pt_PT" w:bidi="pt_PT"/>
-          </w:rPr>
-          <w:rPr>
-            <w:color w:val="0000EE"/>
-            <w:u w:val="single"/>
-          </w:rPr>
-          <w:t>1Rs 16.27–28</w:t>
-        </w:r>
-      </w:hyperlink>
+      <w:r>
+        <w:rPr>
+          <w:lang w:val="pt_PT" w:bidi="pt_PT"/>
+        </w:rPr>
+        <w:t>1Rs 16.27–28</w:t>
+      </w:r>
       <w:r>
         <w:rPr>
           <w:lang w:val="pt_PT" w:bidi="pt_PT"/>
         </w:rPr>
         <w:t>). Ele governou Israel de 874 a 853 a.C. Acabe casou-se com Jezabel, a filha do Rei Etbaal de Sidom. Influenciado por ela, Acabe começou a adorar Baal em vez do Senhor (</w:t>
       </w:r>
-      <w:hyperlink r:id="rId163">
-        <w:r>
-          <w:rPr>
-            <w:lang w:val="pt_PT" w:bidi="pt_PT"/>
-          </w:rPr>
-          <w:rPr>
-            <w:color w:val="0000EE"/>
-            <w:u w:val="single"/>
-          </w:rPr>
-          <w:t>1Rs 16.29–33</w:t>
-        </w:r>
-      </w:hyperlink>
+      <w:r>
+        <w:rPr>
+          <w:lang w:val="pt_PT" w:bidi="pt_PT"/>
+        </w:rPr>
+        <w:t>1Rs 16.29–33</w:t>
+      </w:r>
       <w:r>
         <w:rPr>
           <w:lang w:val="pt_PT" w:bidi="pt_PT"/>
@@ -3971,54 +3005,36 @@
         </w:rPr>
         <w:t>Acabe venceu várias batalhas. Ele derrotou os arameus (</w:t>
       </w:r>
-      <w:hyperlink r:id="rId164">
-        <w:r>
-          <w:rPr>
-            <w:lang w:val="pt_PT" w:bidi="pt_PT"/>
-          </w:rPr>
-          <w:rPr>
-            <w:color w:val="0000EE"/>
-            <w:u w:val="single"/>
-          </w:rPr>
-          <w:t>1Rs 20.1–34</w:t>
-        </w:r>
-      </w:hyperlink>
+      <w:r>
+        <w:rPr>
+          <w:lang w:val="pt_PT" w:bidi="pt_PT"/>
+        </w:rPr>
+        <w:t>1Rs 20.1–34</w:t>
+      </w:r>
       <w:r>
         <w:rPr>
           <w:lang w:val="pt_PT" w:bidi="pt_PT"/>
         </w:rPr>
         <w:t>). Em 853 a.C., ele liderou um grupo de reis contra o rei assírio Salmaneser III, vencendo a Batalha de Qarqar. No entanto, o Antigo Testamento compartilha poucas boas-novas sobre Acabe, que traiu Deus. Deus enviou o profeta Elias para desafiar Acabe, Jezabel e seus profetas e para reafirmar a supremacia do verdadeiro Deus (</w:t>
       </w:r>
-      <w:hyperlink r:id="rId165">
-        <w:r>
-          <w:rPr>
-            <w:lang w:val="pt_PT" w:bidi="pt_PT"/>
-          </w:rPr>
-          <w:rPr>
-            <w:color w:val="0000EE"/>
-            <w:u w:val="single"/>
-          </w:rPr>
-          <w:t>1Rs 17.1</w:t>
-        </w:r>
-      </w:hyperlink>
-      <w:r>
-        <w:rPr>
-          <w:lang w:val="pt_PT" w:bidi="pt_PT"/>
-        </w:rPr>
-        <w:t xml:space="preserve">; </w:t>
-      </w:r>
-      <w:hyperlink r:id="rId166">
-        <w:r>
-          <w:rPr>
-            <w:lang w:val="pt_PT" w:bidi="pt_PT"/>
-          </w:rPr>
-          <w:rPr>
-            <w:color w:val="0000EE"/>
-            <w:u w:val="single"/>
-          </w:rPr>
-          <w:t>18.1–46</w:t>
-        </w:r>
-      </w:hyperlink>
+      <w:r>
+        <w:rPr>
+          <w:lang w:val="pt_PT" w:bidi="pt_PT"/>
+        </w:rPr>
+        <w:t>1Rs 17.1</w:t>
+      </w:r>
+      <w:r>
+        <w:rPr>
+          <w:lang w:val="pt_PT" w:bidi="pt_PT"/>
+        </w:rPr>
+        <w:t xml:space="preserve">; </w:t>
+      </w:r>
+      <w:r>
+        <w:rPr>
+          <w:lang w:val="pt_PT" w:bidi="pt_PT"/>
+        </w:rPr>
+        <w:t>18.1–46</w:t>
+      </w:r>
       <w:r>
         <w:rPr>
           <w:lang w:val="pt_PT" w:bidi="pt_PT"/>
@@ -4039,18 +3055,12 @@
         </w:rPr>
         <w:t>Acabe não apenas traiu o Senhor, mas também tratou mal seu povo, como mostrado na história de Nabote e sua vinha (</w:t>
       </w:r>
-      <w:hyperlink r:id="rId167">
-        <w:r>
-          <w:rPr>
-            <w:lang w:val="pt_PT" w:bidi="pt_PT"/>
-          </w:rPr>
-          <w:rPr>
-            <w:color w:val="0000EE"/>
-            <w:u w:val="single"/>
-          </w:rPr>
-          <w:t>1Rs 21.1–29</w:t>
-        </w:r>
-      </w:hyperlink>
+      <w:r>
+        <w:rPr>
+          <w:lang w:val="pt_PT" w:bidi="pt_PT"/>
+        </w:rPr>
+        <w:t>1Rs 21.1–29</w:t>
+      </w:r>
       <w:r>
         <w:rPr>
           <w:lang w:val="pt_PT" w:bidi="pt_PT"/>
@@ -4071,90 +3081,60 @@
         </w:rPr>
         <w:t>A guerra recomeçou com Aram, e Acabe pediu a Josafá, o rei do sul, para ser seu aliado (</w:t>
       </w:r>
-      <w:hyperlink r:id="rId168">
-        <w:r>
-          <w:rPr>
-            <w:lang w:val="pt_PT" w:bidi="pt_PT"/>
-          </w:rPr>
-          <w:rPr>
-            <w:color w:val="0000EE"/>
-            <w:u w:val="single"/>
-          </w:rPr>
-          <w:t>1Rs 22.2–4</w:t>
-        </w:r>
-      </w:hyperlink>
-      <w:r>
-        <w:rPr>
-          <w:lang w:val="pt_PT" w:bidi="pt_PT"/>
-        </w:rPr>
-        <w:t xml:space="preserve">; </w:t>
-      </w:r>
-      <w:hyperlink r:id="rId169">
-        <w:r>
-          <w:rPr>
-            <w:lang w:val="pt_PT" w:bidi="pt_PT"/>
-          </w:rPr>
-          <w:rPr>
-            <w:color w:val="0000EE"/>
-            <w:u w:val="single"/>
-          </w:rPr>
-          <w:t>2Cr 18.1–3</w:t>
-        </w:r>
-      </w:hyperlink>
+      <w:r>
+        <w:rPr>
+          <w:lang w:val="pt_PT" w:bidi="pt_PT"/>
+        </w:rPr>
+        <w:t>1Rs 22.2–4</w:t>
+      </w:r>
+      <w:r>
+        <w:rPr>
+          <w:lang w:val="pt_PT" w:bidi="pt_PT"/>
+        </w:rPr>
+        <w:t xml:space="preserve">; </w:t>
+      </w:r>
+      <w:r>
+        <w:rPr>
+          <w:lang w:val="pt_PT" w:bidi="pt_PT"/>
+        </w:rPr>
+        <w:t>2Cr 18.1–3</w:t>
+      </w:r>
       <w:r>
         <w:rPr>
           <w:lang w:val="pt_PT" w:bidi="pt_PT"/>
         </w:rPr>
         <w:t>). Josafá ainda acreditava no Senhor, então ele convenceu Acabe a consultar o profeta de Deus, Micaías. Micaías previu que essa batalha terminaria com a morte de Acabe (</w:t>
       </w:r>
-      <w:hyperlink r:id="rId170">
-        <w:r>
-          <w:rPr>
-            <w:lang w:val="pt_PT" w:bidi="pt_PT"/>
-          </w:rPr>
-          <w:rPr>
-            <w:color w:val="0000EE"/>
-            <w:u w:val="single"/>
-          </w:rPr>
-          <w:t>1Rs 22.5–28</w:t>
-        </w:r>
-      </w:hyperlink>
-      <w:r>
-        <w:rPr>
-          <w:lang w:val="pt_PT" w:bidi="pt_PT"/>
-        </w:rPr>
-        <w:t xml:space="preserve">; </w:t>
-      </w:r>
-      <w:hyperlink r:id="rId171">
-        <w:r>
-          <w:rPr>
-            <w:lang w:val="pt_PT" w:bidi="pt_PT"/>
-          </w:rPr>
-          <w:rPr>
-            <w:color w:val="0000EE"/>
-            <w:u w:val="single"/>
-          </w:rPr>
-          <w:t>2Cr 18.4–27</w:t>
-        </w:r>
-      </w:hyperlink>
+      <w:r>
+        <w:rPr>
+          <w:lang w:val="pt_PT" w:bidi="pt_PT"/>
+        </w:rPr>
+        <w:t>1Rs 22.5–28</w:t>
+      </w:r>
+      <w:r>
+        <w:rPr>
+          <w:lang w:val="pt_PT" w:bidi="pt_PT"/>
+        </w:rPr>
+        <w:t xml:space="preserve">; </w:t>
+      </w:r>
+      <w:r>
+        <w:rPr>
+          <w:lang w:val="pt_PT" w:bidi="pt_PT"/>
+        </w:rPr>
+        <w:t>2Cr 18.4–27</w:t>
+      </w:r>
       <w:r>
         <w:rPr>
           <w:lang w:val="pt_PT" w:bidi="pt_PT"/>
         </w:rPr>
         <w:t>). Acabe tentou evitar isso usando uma armadura comum e fazendo Josafá vestir roupas de batalha reais como isca, mas ele não conseguiu enganar Deus. A flecha de um arqueiro atingiu a junta da armadura de Acabe, e ele morreu, "conforme a palavra que o Senhor havia falado" (</w:t>
       </w:r>
-      <w:hyperlink r:id="rId172">
-        <w:r>
-          <w:rPr>
-            <w:lang w:val="pt_PT" w:bidi="pt_PT"/>
-          </w:rPr>
-          <w:rPr>
-            <w:color w:val="0000EE"/>
-            <w:u w:val="single"/>
-          </w:rPr>
-          <w:t>1Rs 22.38</w:t>
-        </w:r>
-      </w:hyperlink>
+      <w:r>
+        <w:rPr>
+          <w:lang w:val="pt_PT" w:bidi="pt_PT"/>
+        </w:rPr>
+        <w:t>1Rs 22.38</w:t>
+      </w:r>
       <w:r>
         <w:rPr>
           <w:lang w:val="pt_PT" w:bidi="pt_PT"/>
@@ -4184,54 +3164,36 @@
           <w:lang w:val="pt_PT" w:bidi="pt_PT"/>
         </w:rPr>
       </w:r>
-      <w:hyperlink r:id="rId173">
-        <w:r>
-          <w:rPr>
-            <w:lang w:val="pt_PT" w:bidi="pt_PT"/>
-          </w:rPr>
-          <w:rPr>
-            <w:color w:val="0000EE"/>
-            <w:u w:val="single"/>
-          </w:rPr>
-          <w:t>1 Reis 16.29–22.53</w:t>
-        </w:r>
-      </w:hyperlink>
-      <w:r>
-        <w:rPr>
-          <w:lang w:val="pt_PT" w:bidi="pt_PT"/>
-        </w:rPr>
-        <w:t xml:space="preserve">; </w:t>
-      </w:r>
-      <w:hyperlink r:id="rId174">
-        <w:r>
-          <w:rPr>
-            <w:lang w:val="pt_PT" w:bidi="pt_PT"/>
-          </w:rPr>
-          <w:rPr>
-            <w:color w:val="0000EE"/>
-            <w:u w:val="single"/>
-          </w:rPr>
-          <w:t>2 Crônicas 18.1–34</w:t>
-        </w:r>
-      </w:hyperlink>
-      <w:r>
-        <w:rPr>
-          <w:lang w:val="pt_PT" w:bidi="pt_PT"/>
-        </w:rPr>
-        <w:t xml:space="preserve">; </w:t>
-      </w:r>
-      <w:hyperlink r:id="rId175">
-        <w:r>
-          <w:rPr>
-            <w:lang w:val="pt_PT" w:bidi="pt_PT"/>
-          </w:rPr>
-          <w:rPr>
-            <w:color w:val="0000EE"/>
-            <w:u w:val="single"/>
-          </w:rPr>
-          <w:t>Miquéias 6.16</w:t>
-        </w:r>
-      </w:hyperlink>
+      <w:r>
+        <w:rPr>
+          <w:lang w:val="pt_PT" w:bidi="pt_PT"/>
+        </w:rPr>
+        <w:t>1 Reis 16.29–22.53</w:t>
+      </w:r>
+      <w:r>
+        <w:rPr>
+          <w:lang w:val="pt_PT" w:bidi="pt_PT"/>
+        </w:rPr>
+        <w:t xml:space="preserve">; </w:t>
+      </w:r>
+      <w:r>
+        <w:rPr>
+          <w:lang w:val="pt_PT" w:bidi="pt_PT"/>
+        </w:rPr>
+        <w:t>2 Crônicas 18.1–34</w:t>
+      </w:r>
+      <w:r>
+        <w:rPr>
+          <w:lang w:val="pt_PT" w:bidi="pt_PT"/>
+        </w:rPr>
+        <w:t xml:space="preserve">; </w:t>
+      </w:r>
+      <w:r>
+        <w:rPr>
+          <w:lang w:val="pt_PT" w:bidi="pt_PT"/>
+        </w:rPr>
+        <w:t>Miquéias 6.16</w:t>
+      </w:r>
       <w:r>
         <w:rPr>
           <w:lang w:val="pt_PT" w:bidi="pt_PT"/>
@@ -4280,54 +3242,36 @@
         </w:rPr>
         <w:t xml:space="preserve">Acaz governou Judá durante um período difícil, de 743 a 715 a.C. Seu pai, Jotão, e seu filho, Ezequias, foram elogiados por seguirem o Senhor (veja </w:t>
       </w:r>
-      <w:hyperlink r:id="rId176">
-        <w:r>
-          <w:rPr>
-            <w:lang w:val="pt_PT" w:bidi="pt_PT"/>
-          </w:rPr>
-          <w:rPr>
-            <w:color w:val="0000EE"/>
-            <w:u w:val="single"/>
-          </w:rPr>
-          <w:t>2Rs 15.32–38</w:t>
-        </w:r>
-      </w:hyperlink>
-      <w:r>
-        <w:rPr>
-          <w:lang w:val="pt_PT" w:bidi="pt_PT"/>
-        </w:rPr>
-        <w:t xml:space="preserve">; </w:t>
-      </w:r>
-      <w:hyperlink r:id="rId177">
-        <w:r>
-          <w:rPr>
-            <w:lang w:val="pt_PT" w:bidi="pt_PT"/>
-          </w:rPr>
-          <w:rPr>
-            <w:color w:val="0000EE"/>
-            <w:u w:val="single"/>
-          </w:rPr>
-          <w:t>2Cr 27.1–9</w:t>
-        </w:r>
-      </w:hyperlink>
+      <w:r>
+        <w:rPr>
+          <w:lang w:val="pt_PT" w:bidi="pt_PT"/>
+        </w:rPr>
+        <w:t>2Rs 15.32–38</w:t>
+      </w:r>
+      <w:r>
+        <w:rPr>
+          <w:lang w:val="pt_PT" w:bidi="pt_PT"/>
+        </w:rPr>
+        <w:t xml:space="preserve">; </w:t>
+      </w:r>
+      <w:r>
+        <w:rPr>
+          <w:lang w:val="pt_PT" w:bidi="pt_PT"/>
+        </w:rPr>
+        <w:t>2Cr 27.1–9</w:t>
+      </w:r>
       <w:r>
         <w:rPr>
           <w:lang w:val="pt_PT" w:bidi="pt_PT"/>
         </w:rPr>
         <w:t xml:space="preserve">; e </w:t>
       </w:r>
-      <w:hyperlink r:id="rId178">
-        <w:r>
-          <w:rPr>
-            <w:lang w:val="pt_PT" w:bidi="pt_PT"/>
-          </w:rPr>
-          <w:rPr>
-            <w:color w:val="0000EE"/>
-            <w:u w:val="single"/>
-          </w:rPr>
-          <w:t>2Rs 18.1–8</w:t>
-        </w:r>
-      </w:hyperlink>
+      <w:r>
+        <w:rPr>
+          <w:lang w:val="pt_PT" w:bidi="pt_PT"/>
+        </w:rPr>
+        <w:t>2Rs 18.1–8</w:t>
+      </w:r>
       <w:r>
         <w:rPr>
           <w:lang w:val="pt_PT" w:bidi="pt_PT"/>
@@ -4348,18 +3292,12 @@
         </w:rPr>
         <w:t>Houve muitos conflitos durante o reinado de Acaz. O rei Peca de Israel e o rei Rezim de Aram (Síria) queriam que ele se juntasse a uma aliança contra a Assíria, mas ele se recusou. Então, Peca e Rezim atacaram Judá e obtiveram grandes vitórias, o que assustou muito Acaz. Isaías, o profeta, encorajou Acaz a confiar no Senhor, mas Acaz recusou (</w:t>
       </w:r>
-      <w:hyperlink r:id="rId179">
-        <w:r>
-          <w:rPr>
-            <w:lang w:val="pt_PT" w:bidi="pt_PT"/>
-          </w:rPr>
-          <w:rPr>
-            <w:color w:val="0000EE"/>
-            <w:u w:val="single"/>
-          </w:rPr>
-          <w:t>Is 7</w:t>
-        </w:r>
-      </w:hyperlink>
+      <w:r>
+        <w:rPr>
+          <w:lang w:val="pt_PT" w:bidi="pt_PT"/>
+        </w:rPr>
+        <w:t>Is 7</w:t>
+      </w:r>
       <w:r>
         <w:rPr>
           <w:lang w:val="pt_PT" w:bidi="pt_PT"/>
@@ -4380,36 +3318,24 @@
         </w:rPr>
         <w:t>Acaz demonstrou sua falta de confiança no verdadeiro Deus ao pedir ajuda a Tiglate-Pileser III (</w:t>
       </w:r>
-      <w:hyperlink r:id="rId180">
-        <w:r>
-          <w:rPr>
-            <w:lang w:val="pt_PT" w:bidi="pt_PT"/>
-          </w:rPr>
-          <w:rPr>
-            <w:color w:val="0000EE"/>
-            <w:u w:val="single"/>
-          </w:rPr>
-          <w:t>2Rs 16.7–9</w:t>
-        </w:r>
-      </w:hyperlink>
+      <w:r>
+        <w:rPr>
+          <w:lang w:val="pt_PT" w:bidi="pt_PT"/>
+        </w:rPr>
+        <w:t>2Rs 16.7–9</w:t>
+      </w:r>
       <w:r>
         <w:rPr>
           <w:lang w:val="pt_PT" w:bidi="pt_PT"/>
         </w:rPr>
         <w:t>). Acaz tornou Judá perigosamente dependente da Assíria, transformando-o em um estado vassalo. O rei assírio então derrotou os arameus em uma campanha de dois anos que durou de 734 a 732 a.C. e matou Rezim. Ele subjugou Israel e adicionou grandes áreas das terras de Peca ao Império Assírio (</w:t>
       </w:r>
-      <w:hyperlink r:id="rId181">
-        <w:r>
-          <w:rPr>
-            <w:lang w:val="pt_PT" w:bidi="pt_PT"/>
-          </w:rPr>
-          <w:rPr>
-            <w:color w:val="0000EE"/>
-            <w:u w:val="single"/>
-          </w:rPr>
-          <w:t>2Rs 15.29</w:t>
-        </w:r>
-      </w:hyperlink>
+      <w:r>
+        <w:rPr>
+          <w:lang w:val="pt_PT" w:bidi="pt_PT"/>
+        </w:rPr>
+        <w:t>2Rs 15.29</w:t>
+      </w:r>
       <w:r>
         <w:rPr>
           <w:lang w:val="pt_PT" w:bidi="pt_PT"/>
@@ -4430,18 +3356,12 @@
         </w:rPr>
         <w:t>Acaz tornou-se um seguidor devoto da Assíria. Ele adotou muitas práticas religiosas baseadas em exemplos assírios. Acaz visitou Tiglate-Pileser III em Damasco. Lá, ele viu um altar assírio e enviou um modelo dele para Jerusalém. Um altar semelhante foi construído lá, substituindo o altar de bronze original (</w:t>
       </w:r>
-      <w:hyperlink r:id="rId182">
-        <w:r>
-          <w:rPr>
-            <w:lang w:val="pt_PT" w:bidi="pt_PT"/>
-          </w:rPr>
-          <w:rPr>
-            <w:color w:val="0000EE"/>
-            <w:u w:val="single"/>
-          </w:rPr>
-          <w:t>2Rs 16.10–18</w:t>
-        </w:r>
-      </w:hyperlink>
+      <w:r>
+        <w:rPr>
+          <w:lang w:val="pt_PT" w:bidi="pt_PT"/>
+        </w:rPr>
+        <w:t>2Rs 16.10–18</w:t>
+      </w:r>
       <w:r>
         <w:rPr>
           <w:lang w:val="pt_PT" w:bidi="pt_PT"/>
@@ -4462,36 +3382,24 @@
         </w:rPr>
         <w:t>Acaz demonstra por que o povo de Judá foi eventualmente exilado. Ele não agiu adequadamente como rei (</w:t>
       </w:r>
-      <w:hyperlink r:id="rId183">
-        <w:r>
-          <w:rPr>
-            <w:lang w:val="pt_PT" w:bidi="pt_PT"/>
-          </w:rPr>
-          <w:rPr>
-            <w:color w:val="0000EE"/>
-            <w:u w:val="single"/>
-          </w:rPr>
-          <w:t>Dt 17.14–20</w:t>
-        </w:r>
-      </w:hyperlink>
+      <w:r>
+        <w:rPr>
+          <w:lang w:val="pt_PT" w:bidi="pt_PT"/>
+        </w:rPr>
+        <w:t>Dt 17.14–20</w:t>
+      </w:r>
       <w:r>
         <w:rPr>
           <w:lang w:val="pt_PT" w:bidi="pt_PT"/>
         </w:rPr>
         <w:t>). Ele também não adorou o Senhor. Quando ele morreu, seu filho Ezequias tornou-se rei (</w:t>
       </w:r>
-      <w:hyperlink r:id="rId184">
-        <w:r>
-          <w:rPr>
-            <w:lang w:val="pt_PT" w:bidi="pt_PT"/>
-          </w:rPr>
-          <w:rPr>
-            <w:color w:val="0000EE"/>
-            <w:u w:val="single"/>
-          </w:rPr>
-          <w:t>2Rs 16.20</w:t>
-        </w:r>
-      </w:hyperlink>
+      <w:r>
+        <w:rPr>
+          <w:lang w:val="pt_PT" w:bidi="pt_PT"/>
+        </w:rPr>
+        <w:t>2Rs 16.20</w:t>
+      </w:r>
       <w:r>
         <w:rPr>
           <w:lang w:val="pt_PT" w:bidi="pt_PT"/>
@@ -4521,54 +3429,36 @@
           <w:lang w:val="pt_PT" w:bidi="pt_PT"/>
         </w:rPr>
       </w:r>
-      <w:hyperlink r:id="rId185">
-        <w:r>
-          <w:rPr>
-            <w:lang w:val="pt_PT" w:bidi="pt_PT"/>
-          </w:rPr>
-          <w:rPr>
-            <w:color w:val="0000EE"/>
-            <w:u w:val="single"/>
-          </w:rPr>
-          <w:t>2 Reis 15.38–16.20</w:t>
-        </w:r>
-      </w:hyperlink>
-      <w:r>
-        <w:rPr>
-          <w:lang w:val="pt_PT" w:bidi="pt_PT"/>
-        </w:rPr>
-        <w:t xml:space="preserve">; </w:t>
-      </w:r>
-      <w:hyperlink r:id="rId186">
-        <w:r>
-          <w:rPr>
-            <w:lang w:val="pt_PT" w:bidi="pt_PT"/>
-          </w:rPr>
-          <w:rPr>
-            <w:color w:val="0000EE"/>
-            <w:u w:val="single"/>
-          </w:rPr>
-          <w:t>2 Crônicas 27.9–28.27</w:t>
-        </w:r>
-      </w:hyperlink>
-      <w:r>
-        <w:rPr>
-          <w:lang w:val="pt_PT" w:bidi="pt_PT"/>
-        </w:rPr>
-        <w:t xml:space="preserve">; </w:t>
-      </w:r>
-      <w:hyperlink r:id="rId179">
-        <w:r>
-          <w:rPr>
-            <w:lang w:val="pt_PT" w:bidi="pt_PT"/>
-          </w:rPr>
-          <w:rPr>
-            <w:color w:val="0000EE"/>
-            <w:u w:val="single"/>
-          </w:rPr>
-          <w:t>Isaías 7.1–25</w:t>
-        </w:r>
-      </w:hyperlink>
+      <w:r>
+        <w:rPr>
+          <w:lang w:val="pt_PT" w:bidi="pt_PT"/>
+        </w:rPr>
+        <w:t>2 Reis 15.38–16.20</w:t>
+      </w:r>
+      <w:r>
+        <w:rPr>
+          <w:lang w:val="pt_PT" w:bidi="pt_PT"/>
+        </w:rPr>
+        <w:t xml:space="preserve">; </w:t>
+      </w:r>
+      <w:r>
+        <w:rPr>
+          <w:lang w:val="pt_PT" w:bidi="pt_PT"/>
+        </w:rPr>
+        <w:t>2 Crônicas 27.9–28.27</w:t>
+      </w:r>
+      <w:r>
+        <w:rPr>
+          <w:lang w:val="pt_PT" w:bidi="pt_PT"/>
+        </w:rPr>
+        <w:t xml:space="preserve">; </w:t>
+      </w:r>
+      <w:r>
+        <w:rPr>
+          <w:lang w:val="pt_PT" w:bidi="pt_PT"/>
+        </w:rPr>
+        <w:t>Isaías 7.1–25</w:t>
+      </w:r>
       <w:r>
         <w:rPr>
           <w:lang w:val="pt_PT" w:bidi="pt_PT"/>
@@ -4617,36 +3507,24 @@
         </w:rPr>
         <w:t>Adão foi o primeiro homem e o pai da humanidade. Deus criou o primeiro casal à sua imagem para encher a terra e administrar a criação (</w:t>
       </w:r>
-      <w:hyperlink r:id="rId187">
-        <w:r>
-          <w:rPr>
-            <w:lang w:val="pt_PT" w:bidi="pt_PT"/>
-          </w:rPr>
-          <w:rPr>
-            <w:color w:val="0000EE"/>
-            <w:u w:val="single"/>
-          </w:rPr>
-          <w:t>Gn 1.26–31</w:t>
-        </w:r>
-      </w:hyperlink>
+      <w:r>
+        <w:rPr>
+          <w:lang w:val="pt_PT" w:bidi="pt_PT"/>
+        </w:rPr>
+        <w:t>Gn 1.26–31</w:t>
+      </w:r>
       <w:r>
         <w:rPr>
           <w:lang w:val="pt_PT" w:bidi="pt_PT"/>
         </w:rPr>
         <w:t>). Deus fez Adão da terra e deu-lhe vida (</w:t>
       </w:r>
-      <w:hyperlink r:id="rId188">
-        <w:r>
-          <w:rPr>
-            <w:lang w:val="pt_PT" w:bidi="pt_PT"/>
-          </w:rPr>
-          <w:rPr>
-            <w:color w:val="0000EE"/>
-            <w:u w:val="single"/>
-          </w:rPr>
-          <w:t>Gn 2.7</w:t>
-        </w:r>
-      </w:hyperlink>
+      <w:r>
+        <w:rPr>
+          <w:lang w:val="pt_PT" w:bidi="pt_PT"/>
+        </w:rPr>
+        <w:t>Gn 2.7</w:t>
+      </w:r>
       <w:r>
         <w:rPr>
           <w:lang w:val="pt_PT" w:bidi="pt_PT"/>
@@ -4671,18 +3549,12 @@
         </w:rPr>
         <w:t>Cuidar do jardim onde Deus o colocou (</w:t>
       </w:r>
-      <w:hyperlink r:id="rId189">
-        <w:r>
-          <w:rPr>
-            <w:lang w:val="pt_PT" w:bidi="pt_PT"/>
-          </w:rPr>
-          <w:rPr>
-            <w:color w:val="0000EE"/>
-            <w:u w:val="single"/>
-          </w:rPr>
-          <w:t>Gn 2.15</w:t>
-        </w:r>
-      </w:hyperlink>
+      <w:r>
+        <w:rPr>
+          <w:lang w:val="pt_PT" w:bidi="pt_PT"/>
+        </w:rPr>
+        <w:t>Gn 2.15</w:t>
+      </w:r>
       <w:r>
         <w:rPr>
           <w:lang w:val="pt_PT" w:bidi="pt_PT"/>
@@ -4707,18 +3579,12 @@
         </w:rPr>
         <w:t>Nomear os animais (</w:t>
       </w:r>
-      <w:hyperlink r:id="rId190">
-        <w:r>
-          <w:rPr>
-            <w:lang w:val="pt_PT" w:bidi="pt_PT"/>
-          </w:rPr>
-          <w:rPr>
-            <w:color w:val="0000EE"/>
-            <w:u w:val="single"/>
-          </w:rPr>
-          <w:t>Gn 2.19–20</w:t>
-        </w:r>
-      </w:hyperlink>
+      <w:r>
+        <w:rPr>
+          <w:lang w:val="pt_PT" w:bidi="pt_PT"/>
+        </w:rPr>
+        <w:t>Gn 2.19–20</w:t>
+      </w:r>
       <w:r>
         <w:rPr>
           <w:lang w:val="pt_PT" w:bidi="pt_PT"/>
@@ -4743,36 +3609,24 @@
         </w:rPr>
         <w:t>Seguir as instruções de Deus (</w:t>
       </w:r>
-      <w:hyperlink r:id="rId191">
-        <w:r>
-          <w:rPr>
-            <w:lang w:val="pt_PT" w:bidi="pt_PT"/>
-          </w:rPr>
-          <w:rPr>
-            <w:color w:val="0000EE"/>
-            <w:u w:val="single"/>
-          </w:rPr>
-          <w:t>Gn 1.28</w:t>
-        </w:r>
-      </w:hyperlink>
-      <w:r>
-        <w:rPr>
-          <w:lang w:val="pt_PT" w:bidi="pt_PT"/>
-        </w:rPr>
-        <w:t xml:space="preserve">; </w:t>
-      </w:r>
-      <w:hyperlink r:id="rId192">
-        <w:r>
-          <w:rPr>
-            <w:lang w:val="pt_PT" w:bidi="pt_PT"/>
-          </w:rPr>
-          <w:rPr>
-            <w:color w:val="0000EE"/>
-            <w:u w:val="single"/>
-          </w:rPr>
-          <w:t>2.16–17</w:t>
-        </w:r>
-      </w:hyperlink>
+      <w:r>
+        <w:rPr>
+          <w:lang w:val="pt_PT" w:bidi="pt_PT"/>
+        </w:rPr>
+        <w:t>Gn 1.28</w:t>
+      </w:r>
+      <w:r>
+        <w:rPr>
+          <w:lang w:val="pt_PT" w:bidi="pt_PT"/>
+        </w:rPr>
+        <w:t xml:space="preserve">; </w:t>
+      </w:r>
+      <w:r>
+        <w:rPr>
+          <w:lang w:val="pt_PT" w:bidi="pt_PT"/>
+        </w:rPr>
+        <w:t>2.16–17</w:t>
+      </w:r>
       <w:r>
         <w:rPr>
           <w:lang w:val="pt_PT" w:bidi="pt_PT"/>
@@ -4793,54 +3647,36 @@
         </w:rPr>
         <w:t>Deus criou a primeira mulher para ser a companheira e ajudante de Adão (</w:t>
       </w:r>
-      <w:hyperlink r:id="rId193">
-        <w:r>
-          <w:rPr>
-            <w:lang w:val="pt_PT" w:bidi="pt_PT"/>
-          </w:rPr>
-          <w:rPr>
-            <w:color w:val="0000EE"/>
-            <w:u w:val="single"/>
-          </w:rPr>
-          <w:t>Gn 2.18–22</w:t>
-        </w:r>
-      </w:hyperlink>
+      <w:r>
+        <w:rPr>
+          <w:lang w:val="pt_PT" w:bidi="pt_PT"/>
+        </w:rPr>
+        <w:t>Gn 2.18–22</w:t>
+      </w:r>
       <w:r>
         <w:rPr>
           <w:lang w:val="pt_PT" w:bidi="pt_PT"/>
         </w:rPr>
         <w:t>). A criação de Eva a partir da costela de Adão demonstra a unidade que Deus desejava para o casamento (</w:t>
       </w:r>
-      <w:hyperlink r:id="rId194">
-        <w:r>
-          <w:rPr>
-            <w:lang w:val="pt_PT" w:bidi="pt_PT"/>
-          </w:rPr>
-          <w:rPr>
-            <w:color w:val="0000EE"/>
-            <w:u w:val="single"/>
-          </w:rPr>
-          <w:t>Gn 2.23–25</w:t>
-        </w:r>
-      </w:hyperlink>
+      <w:r>
+        <w:rPr>
+          <w:lang w:val="pt_PT" w:bidi="pt_PT"/>
+        </w:rPr>
+        <w:t>Gn 2.23–25</w:t>
+      </w:r>
       <w:r>
         <w:rPr>
           <w:lang w:val="pt_PT" w:bidi="pt_PT"/>
         </w:rPr>
         <w:t>). Ela é honrada como "a mãe de todos os viventes" (</w:t>
       </w:r>
-      <w:hyperlink r:id="rId195">
-        <w:r>
-          <w:rPr>
-            <w:lang w:val="pt_PT" w:bidi="pt_PT"/>
-          </w:rPr>
-          <w:rPr>
-            <w:color w:val="0000EE"/>
-            <w:u w:val="single"/>
-          </w:rPr>
-          <w:t>Gn 3.20</w:t>
-        </w:r>
-      </w:hyperlink>
+      <w:r>
+        <w:rPr>
+          <w:lang w:val="pt_PT" w:bidi="pt_PT"/>
+        </w:rPr>
+        <w:t>Gn 3.20</w:t>
+      </w:r>
       <w:r>
         <w:rPr>
           <w:lang w:val="pt_PT" w:bidi="pt_PT"/>
@@ -4861,54 +3697,36 @@
         </w:rPr>
         <w:t>Depois que a serpente enganou Eva para rejeitar o governo de Deus, Adão também se rebelou (</w:t>
       </w:r>
-      <w:hyperlink r:id="rId196">
-        <w:r>
-          <w:rPr>
-            <w:lang w:val="pt_PT" w:bidi="pt_PT"/>
-          </w:rPr>
-          <w:rPr>
-            <w:color w:val="0000EE"/>
-            <w:u w:val="single"/>
-          </w:rPr>
-          <w:t>Gn 3.1–6</w:t>
-        </w:r>
-      </w:hyperlink>
+      <w:r>
+        <w:rPr>
+          <w:lang w:val="pt_PT" w:bidi="pt_PT"/>
+        </w:rPr>
+        <w:t>Gn 3.1–6</w:t>
+      </w:r>
       <w:r>
         <w:rPr>
           <w:lang w:val="pt_PT" w:bidi="pt_PT"/>
         </w:rPr>
         <w:t>). Sua desobediência deliberada danificou seu relacionamento (</w:t>
       </w:r>
-      <w:hyperlink r:id="rId197">
-        <w:r>
-          <w:rPr>
-            <w:lang w:val="pt_PT" w:bidi="pt_PT"/>
-          </w:rPr>
-          <w:rPr>
-            <w:color w:val="0000EE"/>
-            <w:u w:val="single"/>
-          </w:rPr>
-          <w:t>Gn 3.7</w:t>
-        </w:r>
-      </w:hyperlink>
+      <w:r>
+        <w:rPr>
+          <w:lang w:val="pt_PT" w:bidi="pt_PT"/>
+        </w:rPr>
+        <w:t>Gn 3.7</w:t>
+      </w:r>
       <w:r>
         <w:rPr>
           <w:lang w:val="pt_PT" w:bidi="pt_PT"/>
         </w:rPr>
         <w:t>). A desobediência deles também os separou de Deus. Deus procurou Adão após sua rebelião. Ele e Eva estavam escondidos entre as árvores, já sentindo a separação (</w:t>
       </w:r>
-      <w:hyperlink r:id="rId198">
-        <w:r>
-          <w:rPr>
-            <w:lang w:val="pt_PT" w:bidi="pt_PT"/>
-          </w:rPr>
-          <w:rPr>
-            <w:color w:val="0000EE"/>
-            <w:u w:val="single"/>
-          </w:rPr>
-          <w:t>Gn 3.8</w:t>
-        </w:r>
-      </w:hyperlink>
+      <w:r>
+        <w:rPr>
+          <w:lang w:val="pt_PT" w:bidi="pt_PT"/>
+        </w:rPr>
+        <w:t>Gn 3.8</w:t>
+      </w:r>
       <w:r>
         <w:rPr>
           <w:lang w:val="pt_PT" w:bidi="pt_PT"/>
@@ -4929,144 +3747,96 @@
         </w:rPr>
         <w:t>Quando Deus o questionou, Adão culpou Eva e indiretamente culpou Deus (</w:t>
       </w:r>
-      <w:hyperlink r:id="rId199">
-        <w:r>
-          <w:rPr>
-            <w:lang w:val="pt_PT" w:bidi="pt_PT"/>
-          </w:rPr>
-          <w:rPr>
-            <w:color w:val="0000EE"/>
-            <w:u w:val="single"/>
-          </w:rPr>
-          <w:t>Gn 3.12</w:t>
-        </w:r>
-      </w:hyperlink>
+      <w:r>
+        <w:rPr>
+          <w:lang w:val="pt_PT" w:bidi="pt_PT"/>
+        </w:rPr>
+        <w:t>Gn 3.12</w:t>
+      </w:r>
       <w:r>
         <w:rPr>
           <w:lang w:val="pt_PT" w:bidi="pt_PT"/>
         </w:rPr>
         <w:t>). A rebelião deles resultou em dor, relacionamentos tensos, dificuldade em administrar a terra e morte tanto física quanto espiritual (</w:t>
       </w:r>
-      <w:hyperlink r:id="rId200">
-        <w:r>
-          <w:rPr>
-            <w:lang w:val="pt_PT" w:bidi="pt_PT"/>
-          </w:rPr>
-          <w:rPr>
-            <w:color w:val="0000EE"/>
-            <w:u w:val="single"/>
-          </w:rPr>
-          <w:t>Gn 3.16–19</w:t>
-        </w:r>
-      </w:hyperlink>
+      <w:r>
+        <w:rPr>
+          <w:lang w:val="pt_PT" w:bidi="pt_PT"/>
+        </w:rPr>
+        <w:t>Gn 3.16–19</w:t>
+      </w:r>
       <w:r>
         <w:rPr>
           <w:lang w:val="pt_PT" w:bidi="pt_PT"/>
         </w:rPr>
         <w:t xml:space="preserve">, </w:t>
       </w:r>
-      <w:hyperlink r:id="rId201">
-        <w:r>
-          <w:rPr>
-            <w:lang w:val="pt_PT" w:bidi="pt_PT"/>
-          </w:rPr>
-          <w:rPr>
-            <w:color w:val="0000EE"/>
-            <w:u w:val="single"/>
-          </w:rPr>
-          <w:t>22–24</w:t>
-        </w:r>
-      </w:hyperlink>
+      <w:r>
+        <w:rPr>
+          <w:lang w:val="pt_PT" w:bidi="pt_PT"/>
+        </w:rPr>
+        <w:t>22–24</w:t>
+      </w:r>
       <w:r>
         <w:rPr>
           <w:lang w:val="pt_PT" w:bidi="pt_PT"/>
         </w:rPr>
         <w:t>). Apesar disso, Deus providenciou peles de animais para cobrir Adão e Eva (</w:t>
       </w:r>
-      <w:hyperlink r:id="rId202">
-        <w:r>
-          <w:rPr>
-            <w:lang w:val="pt_PT" w:bidi="pt_PT"/>
-          </w:rPr>
-          <w:rPr>
-            <w:color w:val="0000EE"/>
-            <w:u w:val="single"/>
-          </w:rPr>
-          <w:t>Gn 3.21</w:t>
-        </w:r>
-      </w:hyperlink>
+      <w:r>
+        <w:rPr>
+          <w:lang w:val="pt_PT" w:bidi="pt_PT"/>
+        </w:rPr>
+        <w:t>Gn 3.21</w:t>
+      </w:r>
       <w:r>
         <w:rPr>
           <w:lang w:val="pt_PT" w:bidi="pt_PT"/>
         </w:rPr>
         <w:t>). Deus prometeu que os descendentes de Eva derrotariam Satanás (</w:t>
       </w:r>
-      <w:hyperlink r:id="rId203">
-        <w:r>
-          <w:rPr>
-            <w:lang w:val="pt_PT" w:bidi="pt_PT"/>
-          </w:rPr>
-          <w:rPr>
-            <w:color w:val="0000EE"/>
-            <w:u w:val="single"/>
-          </w:rPr>
-          <w:t>Gn 3.15</w:t>
-        </w:r>
-      </w:hyperlink>
+      <w:r>
+        <w:rPr>
+          <w:lang w:val="pt_PT" w:bidi="pt_PT"/>
+        </w:rPr>
+        <w:t>Gn 3.15</w:t>
+      </w:r>
       <w:r>
         <w:rPr>
           <w:lang w:val="pt_PT" w:bidi="pt_PT"/>
         </w:rPr>
         <w:t xml:space="preserve">; veja </w:t>
       </w:r>
-      <w:hyperlink r:id="rId204">
-        <w:r>
-          <w:rPr>
-            <w:lang w:val="pt_PT" w:bidi="pt_PT"/>
-          </w:rPr>
-          <w:rPr>
-            <w:color w:val="0000EE"/>
-            <w:u w:val="single"/>
-          </w:rPr>
-          <w:t>Rm 16.20</w:t>
-        </w:r>
-      </w:hyperlink>
-      <w:r>
-        <w:rPr>
-          <w:lang w:val="pt_PT" w:bidi="pt_PT"/>
-        </w:rPr>
-        <w:t xml:space="preserve">; </w:t>
-      </w:r>
-      <w:hyperlink r:id="rId205">
-        <w:r>
-          <w:rPr>
-            <w:lang w:val="pt_PT" w:bidi="pt_PT"/>
-          </w:rPr>
-          <w:rPr>
-            <w:color w:val="0000EE"/>
-            <w:u w:val="single"/>
-          </w:rPr>
-          <w:t>Ap 12.1–9</w:t>
-        </w:r>
-      </w:hyperlink>
-      <w:r>
-        <w:rPr>
-          <w:lang w:val="pt_PT" w:bidi="pt_PT"/>
-        </w:rPr>
-        <w:t xml:space="preserve">; </w:t>
-      </w:r>
-      <w:hyperlink r:id="rId206">
-        <w:r>
-          <w:rPr>
-            <w:lang w:val="pt_PT" w:bidi="pt_PT"/>
-          </w:rPr>
-          <w:rPr>
-            <w:color w:val="0000EE"/>
-            <w:u w:val="single"/>
-          </w:rPr>
-          <w:t>20.1–10</w:t>
-        </w:r>
-      </w:hyperlink>
+      <w:r>
+        <w:rPr>
+          <w:lang w:val="pt_PT" w:bidi="pt_PT"/>
+        </w:rPr>
+        <w:t>Rm 16.20</w:t>
+      </w:r>
+      <w:r>
+        <w:rPr>
+          <w:lang w:val="pt_PT" w:bidi="pt_PT"/>
+        </w:rPr>
+        <w:t xml:space="preserve">; </w:t>
+      </w:r>
+      <w:r>
+        <w:rPr>
+          <w:lang w:val="pt_PT" w:bidi="pt_PT"/>
+        </w:rPr>
+        <w:t>Ap 12.1–9</w:t>
+      </w:r>
+      <w:r>
+        <w:rPr>
+          <w:lang w:val="pt_PT" w:bidi="pt_PT"/>
+        </w:rPr>
+        <w:t xml:space="preserve">; </w:t>
+      </w:r>
+      <w:r>
+        <w:rPr>
+          <w:lang w:val="pt_PT" w:bidi="pt_PT"/>
+        </w:rPr>
+        <w:t>20.1–10</w:t>
+      </w:r>
       <w:r>
         <w:rPr>
           <w:lang w:val="pt_PT" w:bidi="pt_PT"/>
@@ -5087,216 +3857,144 @@
         </w:rPr>
         <w:t>Adão foi uma pessoa histórica (</w:t>
       </w:r>
-      <w:hyperlink r:id="rId207">
-        <w:r>
-          <w:rPr>
-            <w:lang w:val="pt_PT" w:bidi="pt_PT"/>
-          </w:rPr>
-          <w:rPr>
-            <w:color w:val="0000EE"/>
-            <w:u w:val="single"/>
-          </w:rPr>
-          <w:t>Gn 4.25</w:t>
-        </w:r>
-      </w:hyperlink>
-      <w:r>
-        <w:rPr>
-          <w:lang w:val="pt_PT" w:bidi="pt_PT"/>
-        </w:rPr>
-        <w:t xml:space="preserve">; </w:t>
-      </w:r>
-      <w:hyperlink r:id="rId208">
-        <w:r>
-          <w:rPr>
-            <w:lang w:val="pt_PT" w:bidi="pt_PT"/>
-          </w:rPr>
-          <w:rPr>
-            <w:color w:val="0000EE"/>
-            <w:u w:val="single"/>
-          </w:rPr>
-          <w:t>5.1–5</w:t>
-        </w:r>
-      </w:hyperlink>
-      <w:r>
-        <w:rPr>
-          <w:lang w:val="pt_PT" w:bidi="pt_PT"/>
-        </w:rPr>
-        <w:t xml:space="preserve">; </w:t>
-      </w:r>
-      <w:hyperlink r:id="rId209">
-        <w:r>
-          <w:rPr>
-            <w:lang w:val="pt_PT" w:bidi="pt_PT"/>
-          </w:rPr>
-          <w:rPr>
-            <w:color w:val="0000EE"/>
-            <w:u w:val="single"/>
-          </w:rPr>
-          <w:t>1Cr 1.1</w:t>
-        </w:r>
-      </w:hyperlink>
-      <w:r>
-        <w:rPr>
-          <w:lang w:val="pt_PT" w:bidi="pt_PT"/>
-        </w:rPr>
-        <w:t xml:space="preserve">; </w:t>
-      </w:r>
-      <w:hyperlink r:id="rId210">
-        <w:r>
-          <w:rPr>
-            <w:lang w:val="pt_PT" w:bidi="pt_PT"/>
-          </w:rPr>
-          <w:rPr>
-            <w:color w:val="0000EE"/>
-            <w:u w:val="single"/>
-          </w:rPr>
-          <w:t>Os 6.7</w:t>
-        </w:r>
-      </w:hyperlink>
-      <w:r>
-        <w:rPr>
-          <w:lang w:val="pt_PT" w:bidi="pt_PT"/>
-        </w:rPr>
-        <w:t xml:space="preserve">; </w:t>
-      </w:r>
-      <w:hyperlink r:id="rId211">
-        <w:r>
-          <w:rPr>
-            <w:lang w:val="pt_PT" w:bidi="pt_PT"/>
-          </w:rPr>
-          <w:rPr>
-            <w:color w:val="0000EE"/>
-            <w:u w:val="single"/>
-          </w:rPr>
-          <w:t>Lc 3.38</w:t>
-        </w:r>
-      </w:hyperlink>
-      <w:r>
-        <w:rPr>
-          <w:lang w:val="pt_PT" w:bidi="pt_PT"/>
-        </w:rPr>
-        <w:t xml:space="preserve">; </w:t>
-      </w:r>
-      <w:hyperlink r:id="rId212">
-        <w:r>
-          <w:rPr>
-            <w:lang w:val="pt_PT" w:bidi="pt_PT"/>
-          </w:rPr>
-          <w:rPr>
-            <w:color w:val="0000EE"/>
-            <w:u w:val="single"/>
-          </w:rPr>
-          <w:t>Rm 5.14</w:t>
-        </w:r>
-      </w:hyperlink>
-      <w:r>
-        <w:rPr>
-          <w:lang w:val="pt_PT" w:bidi="pt_PT"/>
-        </w:rPr>
-        <w:t xml:space="preserve">; </w:t>
-      </w:r>
-      <w:hyperlink r:id="rId213">
-        <w:r>
-          <w:rPr>
-            <w:lang w:val="pt_PT" w:bidi="pt_PT"/>
-          </w:rPr>
-          <w:rPr>
-            <w:color w:val="0000EE"/>
-            <w:u w:val="single"/>
-          </w:rPr>
-          <w:t>1Co 15.22</w:t>
-        </w:r>
-      </w:hyperlink>
+      <w:r>
+        <w:rPr>
+          <w:lang w:val="pt_PT" w:bidi="pt_PT"/>
+        </w:rPr>
+        <w:t>Gn 4.25</w:t>
+      </w:r>
+      <w:r>
+        <w:rPr>
+          <w:lang w:val="pt_PT" w:bidi="pt_PT"/>
+        </w:rPr>
+        <w:t xml:space="preserve">; </w:t>
+      </w:r>
+      <w:r>
+        <w:rPr>
+          <w:lang w:val="pt_PT" w:bidi="pt_PT"/>
+        </w:rPr>
+        <w:t>5.1–5</w:t>
+      </w:r>
+      <w:r>
+        <w:rPr>
+          <w:lang w:val="pt_PT" w:bidi="pt_PT"/>
+        </w:rPr>
+        <w:t xml:space="preserve">; </w:t>
+      </w:r>
+      <w:r>
+        <w:rPr>
+          <w:lang w:val="pt_PT" w:bidi="pt_PT"/>
+        </w:rPr>
+        <w:t>1Cr 1.1</w:t>
+      </w:r>
+      <w:r>
+        <w:rPr>
+          <w:lang w:val="pt_PT" w:bidi="pt_PT"/>
+        </w:rPr>
+        <w:t xml:space="preserve">; </w:t>
+      </w:r>
+      <w:r>
+        <w:rPr>
+          <w:lang w:val="pt_PT" w:bidi="pt_PT"/>
+        </w:rPr>
+        <w:t>Os 6.7</w:t>
+      </w:r>
+      <w:r>
+        <w:rPr>
+          <w:lang w:val="pt_PT" w:bidi="pt_PT"/>
+        </w:rPr>
+        <w:t xml:space="preserve">; </w:t>
+      </w:r>
+      <w:r>
+        <w:rPr>
+          <w:lang w:val="pt_PT" w:bidi="pt_PT"/>
+        </w:rPr>
+        <w:t>Lc 3.38</w:t>
+      </w:r>
+      <w:r>
+        <w:rPr>
+          <w:lang w:val="pt_PT" w:bidi="pt_PT"/>
+        </w:rPr>
+        <w:t xml:space="preserve">; </w:t>
+      </w:r>
+      <w:r>
+        <w:rPr>
+          <w:lang w:val="pt_PT" w:bidi="pt_PT"/>
+        </w:rPr>
+        <w:t>Rm 5.14</w:t>
+      </w:r>
+      <w:r>
+        <w:rPr>
+          <w:lang w:val="pt_PT" w:bidi="pt_PT"/>
+        </w:rPr>
+        <w:t xml:space="preserve">; </w:t>
+      </w:r>
+      <w:r>
+        <w:rPr>
+          <w:lang w:val="pt_PT" w:bidi="pt_PT"/>
+        </w:rPr>
+        <w:t>1Co 15.22</w:t>
+      </w:r>
       <w:r>
         <w:rPr>
           <w:lang w:val="pt_PT" w:bidi="pt_PT"/>
         </w:rPr>
         <w:t>,</w:t>
       </w:r>
-      <w:hyperlink r:id="rId214">
-        <w:r>
-          <w:rPr>
-            <w:lang w:val="pt_PT" w:bidi="pt_PT"/>
-          </w:rPr>
-          <w:rPr>
-            <w:color w:val="0000EE"/>
-            <w:u w:val="single"/>
-          </w:rPr>
-          <w:t>45</w:t>
-        </w:r>
-      </w:hyperlink>
-      <w:r>
-        <w:rPr>
-          <w:lang w:val="pt_PT" w:bidi="pt_PT"/>
-        </w:rPr>
-        <w:t xml:space="preserve">; </w:t>
-      </w:r>
-      <w:hyperlink r:id="rId215">
-        <w:r>
-          <w:rPr>
-            <w:lang w:val="pt_PT" w:bidi="pt_PT"/>
-          </w:rPr>
-          <w:rPr>
-            <w:color w:val="0000EE"/>
-            <w:u w:val="single"/>
-          </w:rPr>
-          <w:t>1Tm 2.13–14</w:t>
-        </w:r>
-      </w:hyperlink>
-      <w:r>
-        <w:rPr>
-          <w:lang w:val="pt_PT" w:bidi="pt_PT"/>
-        </w:rPr>
-        <w:t xml:space="preserve">; </w:t>
-      </w:r>
-      <w:hyperlink r:id="rId216">
-        <w:r>
-          <w:rPr>
-            <w:lang w:val="pt_PT" w:bidi="pt_PT"/>
-          </w:rPr>
-          <w:rPr>
-            <w:color w:val="0000EE"/>
-            <w:u w:val="single"/>
-          </w:rPr>
-          <w:t>Jd 1.14</w:t>
-        </w:r>
-      </w:hyperlink>
+      <w:r>
+        <w:rPr>
+          <w:lang w:val="pt_PT" w:bidi="pt_PT"/>
+        </w:rPr>
+        <w:t>45</w:t>
+      </w:r>
+      <w:r>
+        <w:rPr>
+          <w:lang w:val="pt_PT" w:bidi="pt_PT"/>
+        </w:rPr>
+        <w:t xml:space="preserve">; </w:t>
+      </w:r>
+      <w:r>
+        <w:rPr>
+          <w:lang w:val="pt_PT" w:bidi="pt_PT"/>
+        </w:rPr>
+        <w:t>1Tm 2.13–14</w:t>
+      </w:r>
+      <w:r>
+        <w:rPr>
+          <w:lang w:val="pt_PT" w:bidi="pt_PT"/>
+        </w:rPr>
+        <w:t xml:space="preserve">; </w:t>
+      </w:r>
+      <w:r>
+        <w:rPr>
+          <w:lang w:val="pt_PT" w:bidi="pt_PT"/>
+        </w:rPr>
+        <w:t>Jd 1.14</w:t>
+      </w:r>
       <w:r>
         <w:rPr>
           <w:lang w:val="pt_PT" w:bidi="pt_PT"/>
         </w:rPr>
         <w:t xml:space="preserve">). Adão também simboliza toda a humanidade. Os mandamentos de Deus em </w:t>
       </w:r>
-      <w:hyperlink r:id="rId217">
-        <w:r>
-          <w:rPr>
-            <w:lang w:val="pt_PT" w:bidi="pt_PT"/>
-          </w:rPr>
-          <w:rPr>
-            <w:color w:val="0000EE"/>
-            <w:u w:val="single"/>
-          </w:rPr>
-          <w:t>Gn 1.26–30</w:t>
-        </w:r>
-      </w:hyperlink>
+      <w:r>
+        <w:rPr>
+          <w:lang w:val="pt_PT" w:bidi="pt_PT"/>
+        </w:rPr>
+        <w:t>Gn 1.26–30</w:t>
+      </w:r>
       <w:r>
         <w:rPr>
           <w:lang w:val="pt_PT" w:bidi="pt_PT"/>
         </w:rPr>
         <w:t xml:space="preserve"> e as maldições em </w:t>
       </w:r>
-      <w:hyperlink r:id="rId200">
-        <w:r>
-          <w:rPr>
-            <w:lang w:val="pt_PT" w:bidi="pt_PT"/>
-          </w:rPr>
-          <w:rPr>
-            <w:color w:val="0000EE"/>
-            <w:u w:val="single"/>
-          </w:rPr>
-          <w:t>3.16–19</w:t>
-        </w:r>
-      </w:hyperlink>
+      <w:r>
+        <w:rPr>
+          <w:lang w:val="pt_PT" w:bidi="pt_PT"/>
+        </w:rPr>
+        <w:t>3.16–19</w:t>
+      </w:r>
       <w:r>
         <w:rPr>
           <w:lang w:val="pt_PT" w:bidi="pt_PT"/>
@@ -5317,216 +4015,144 @@
         </w:rPr>
         <w:t>O apóstolo Paulo comparou as pessoas representadas por Adão, o primeiro homem, com aquelas que seguem Jesus Cristo, o "último Adão" (</w:t>
       </w:r>
-      <w:hyperlink r:id="rId218">
-        <w:r>
-          <w:rPr>
-            <w:lang w:val="pt_PT" w:bidi="pt_PT"/>
-          </w:rPr>
-          <w:rPr>
-            <w:color w:val="0000EE"/>
-            <w:u w:val="single"/>
-          </w:rPr>
-          <w:t>Rm 5.12–21</w:t>
-        </w:r>
-      </w:hyperlink>
-      <w:r>
-        <w:rPr>
-          <w:lang w:val="pt_PT" w:bidi="pt_PT"/>
-        </w:rPr>
-        <w:t xml:space="preserve">; </w:t>
-      </w:r>
-      <w:hyperlink r:id="rId219">
-        <w:r>
-          <w:rPr>
-            <w:lang w:val="pt_PT" w:bidi="pt_PT"/>
-          </w:rPr>
-          <w:rPr>
-            <w:color w:val="0000EE"/>
-            <w:u w:val="single"/>
-          </w:rPr>
-          <w:t>1Co 15.45–50</w:t>
-        </w:r>
-      </w:hyperlink>
+      <w:r>
+        <w:rPr>
+          <w:lang w:val="pt_PT" w:bidi="pt_PT"/>
+        </w:rPr>
+        <w:t>Rm 5.12–21</w:t>
+      </w:r>
+      <w:r>
+        <w:rPr>
+          <w:lang w:val="pt_PT" w:bidi="pt_PT"/>
+        </w:rPr>
+        <w:t xml:space="preserve">; </w:t>
+      </w:r>
+      <w:r>
+        <w:rPr>
+          <w:lang w:val="pt_PT" w:bidi="pt_PT"/>
+        </w:rPr>
+        <w:t>1Co 15.45–50</w:t>
+      </w:r>
       <w:r>
         <w:rPr>
           <w:lang w:val="pt_PT" w:bidi="pt_PT"/>
         </w:rPr>
         <w:t xml:space="preserve">; veja também </w:t>
       </w:r>
-      <w:hyperlink r:id="rId220">
-        <w:r>
-          <w:rPr>
-            <w:lang w:val="pt_PT" w:bidi="pt_PT"/>
-          </w:rPr>
-          <w:rPr>
-            <w:color w:val="0000EE"/>
-            <w:u w:val="single"/>
-          </w:rPr>
-          <w:t>Rm 8.5–11</w:t>
-        </w:r>
-      </w:hyperlink>
+      <w:r>
+        <w:rPr>
+          <w:lang w:val="pt_PT" w:bidi="pt_PT"/>
+        </w:rPr>
+        <w:t>Rm 8.5–11</w:t>
+      </w:r>
       <w:r>
         <w:rPr>
           <w:lang w:val="pt_PT" w:bidi="pt_PT"/>
         </w:rPr>
         <w:t>,</w:t>
       </w:r>
-      <w:hyperlink r:id="rId221">
-        <w:r>
-          <w:rPr>
-            <w:lang w:val="pt_PT" w:bidi="pt_PT"/>
-          </w:rPr>
-          <w:rPr>
-            <w:color w:val="0000EE"/>
-            <w:u w:val="single"/>
-          </w:rPr>
-          <w:t>20–22</w:t>
-        </w:r>
-      </w:hyperlink>
+      <w:r>
+        <w:rPr>
+          <w:lang w:val="pt_PT" w:bidi="pt_PT"/>
+        </w:rPr>
+        <w:t>20–22</w:t>
+      </w:r>
       <w:r>
         <w:rPr>
           <w:lang w:val="pt_PT" w:bidi="pt_PT"/>
         </w:rPr>
         <w:t xml:space="preserve">). As pessoas representadas por Adão vivem como ele. Elas compartilham de seu pecado, separação de Deus e da criação, e morte espiritual. Em contraste, aqueles que seguem Jesus vivem pela fé nele. Eles são refeitos à imagem de Cristo e se tornam "novas pessoas" que compartilham de uma nova criação (veja </w:t>
       </w:r>
-      <w:hyperlink r:id="rId222">
-        <w:r>
-          <w:rPr>
-            <w:lang w:val="pt_PT" w:bidi="pt_PT"/>
-          </w:rPr>
-          <w:rPr>
-            <w:color w:val="0000EE"/>
-            <w:u w:val="single"/>
-          </w:rPr>
-          <w:t>Rm 8.29</w:t>
-        </w:r>
-      </w:hyperlink>
-      <w:r>
-        <w:rPr>
-          <w:lang w:val="pt_PT" w:bidi="pt_PT"/>
-        </w:rPr>
-        <w:t xml:space="preserve">; </w:t>
-      </w:r>
-      <w:hyperlink r:id="rId223">
-        <w:r>
-          <w:rPr>
-            <w:lang w:val="pt_PT" w:bidi="pt_PT"/>
-          </w:rPr>
-          <w:rPr>
-            <w:color w:val="0000EE"/>
-            <w:u w:val="single"/>
-          </w:rPr>
-          <w:t>1Co 15.49</w:t>
-        </w:r>
-      </w:hyperlink>
-      <w:r>
-        <w:rPr>
-          <w:lang w:val="pt_PT" w:bidi="pt_PT"/>
-        </w:rPr>
-        <w:t xml:space="preserve">; </w:t>
-      </w:r>
-      <w:hyperlink r:id="rId224">
-        <w:r>
-          <w:rPr>
-            <w:lang w:val="pt_PT" w:bidi="pt_PT"/>
-          </w:rPr>
-          <w:rPr>
-            <w:color w:val="0000EE"/>
-            <w:u w:val="single"/>
-          </w:rPr>
-          <w:t>2Co 5.17</w:t>
-        </w:r>
-      </w:hyperlink>
-      <w:r>
-        <w:rPr>
-          <w:lang w:val="pt_PT" w:bidi="pt_PT"/>
-        </w:rPr>
-        <w:t xml:space="preserve">; </w:t>
-      </w:r>
-      <w:hyperlink r:id="rId225">
-        <w:r>
-          <w:rPr>
-            <w:lang w:val="pt_PT" w:bidi="pt_PT"/>
-          </w:rPr>
-          <w:rPr>
-            <w:color w:val="0000EE"/>
-            <w:u w:val="single"/>
-          </w:rPr>
-          <w:t>Gl 6.15</w:t>
-        </w:r>
-      </w:hyperlink>
+      <w:r>
+        <w:rPr>
+          <w:lang w:val="pt_PT" w:bidi="pt_PT"/>
+        </w:rPr>
+        <w:t>Rm 8.29</w:t>
+      </w:r>
+      <w:r>
+        <w:rPr>
+          <w:lang w:val="pt_PT" w:bidi="pt_PT"/>
+        </w:rPr>
+        <w:t xml:space="preserve">; </w:t>
+      </w:r>
+      <w:r>
+        <w:rPr>
+          <w:lang w:val="pt_PT" w:bidi="pt_PT"/>
+        </w:rPr>
+        <w:t>1Co 15.49</w:t>
+      </w:r>
+      <w:r>
+        <w:rPr>
+          <w:lang w:val="pt_PT" w:bidi="pt_PT"/>
+        </w:rPr>
+        <w:t xml:space="preserve">; </w:t>
+      </w:r>
+      <w:r>
+        <w:rPr>
+          <w:lang w:val="pt_PT" w:bidi="pt_PT"/>
+        </w:rPr>
+        <w:t>2Co 5.17</w:t>
+      </w:r>
+      <w:r>
+        <w:rPr>
+          <w:lang w:val="pt_PT" w:bidi="pt_PT"/>
+        </w:rPr>
+        <w:t xml:space="preserve">; </w:t>
+      </w:r>
+      <w:r>
+        <w:rPr>
+          <w:lang w:val="pt_PT" w:bidi="pt_PT"/>
+        </w:rPr>
+        <w:t>Gl 6.15</w:t>
+      </w:r>
       <w:r>
         <w:rPr>
           <w:lang w:val="pt_PT" w:bidi="pt_PT"/>
         </w:rPr>
         <w:t>). Jesus remove as barreiras que Adão e Eva criaram (</w:t>
       </w:r>
-      <w:hyperlink r:id="rId226">
-        <w:r>
-          <w:rPr>
-            <w:lang w:val="pt_PT" w:bidi="pt_PT"/>
-          </w:rPr>
-          <w:rPr>
-            <w:color w:val="0000EE"/>
-            <w:u w:val="single"/>
-          </w:rPr>
-          <w:t>Rm 5.1</w:t>
-        </w:r>
-      </w:hyperlink>
-      <w:r>
-        <w:rPr>
-          <w:lang w:val="pt_PT" w:bidi="pt_PT"/>
-        </w:rPr>
-        <w:t xml:space="preserve">; </w:t>
-      </w:r>
-      <w:hyperlink r:id="rId227">
-        <w:r>
-          <w:rPr>
-            <w:lang w:val="pt_PT" w:bidi="pt_PT"/>
-          </w:rPr>
-          <w:rPr>
-            <w:color w:val="0000EE"/>
-            <w:u w:val="single"/>
-          </w:rPr>
-          <w:t>2Co 5.19</w:t>
-        </w:r>
-      </w:hyperlink>
-      <w:r>
-        <w:rPr>
-          <w:lang w:val="pt_PT" w:bidi="pt_PT"/>
-        </w:rPr>
-        <w:t xml:space="preserve">; </w:t>
-      </w:r>
-      <w:hyperlink r:id="rId228">
-        <w:r>
-          <w:rPr>
-            <w:lang w:val="pt_PT" w:bidi="pt_PT"/>
-          </w:rPr>
-          <w:rPr>
-            <w:color w:val="0000EE"/>
-            <w:u w:val="single"/>
-          </w:rPr>
-          <w:t>Gl 3.27–28</w:t>
-        </w:r>
-      </w:hyperlink>
-      <w:r>
-        <w:rPr>
-          <w:lang w:val="pt_PT" w:bidi="pt_PT"/>
-        </w:rPr>
-        <w:t xml:space="preserve">; </w:t>
-      </w:r>
-      <w:hyperlink r:id="rId229">
-        <w:r>
-          <w:rPr>
-            <w:lang w:val="pt_PT" w:bidi="pt_PT"/>
-          </w:rPr>
-          <w:rPr>
-            <w:color w:val="0000EE"/>
-            <w:u w:val="single"/>
-          </w:rPr>
-          <w:t>Ef 2.14–16</w:t>
-        </w:r>
-      </w:hyperlink>
+      <w:r>
+        <w:rPr>
+          <w:lang w:val="pt_PT" w:bidi="pt_PT"/>
+        </w:rPr>
+        <w:t>Rm 5.1</w:t>
+      </w:r>
+      <w:r>
+        <w:rPr>
+          <w:lang w:val="pt_PT" w:bidi="pt_PT"/>
+        </w:rPr>
+        <w:t xml:space="preserve">; </w:t>
+      </w:r>
+      <w:r>
+        <w:rPr>
+          <w:lang w:val="pt_PT" w:bidi="pt_PT"/>
+        </w:rPr>
+        <w:t>2Co 5.19</w:t>
+      </w:r>
+      <w:r>
+        <w:rPr>
+          <w:lang w:val="pt_PT" w:bidi="pt_PT"/>
+        </w:rPr>
+        <w:t xml:space="preserve">; </w:t>
+      </w:r>
+      <w:r>
+        <w:rPr>
+          <w:lang w:val="pt_PT" w:bidi="pt_PT"/>
+        </w:rPr>
+        <w:t>Gl 3.27–28</w:t>
+      </w:r>
+      <w:r>
+        <w:rPr>
+          <w:lang w:val="pt_PT" w:bidi="pt_PT"/>
+        </w:rPr>
+        <w:t xml:space="preserve">; </w:t>
+      </w:r>
+      <w:r>
+        <w:rPr>
+          <w:lang w:val="pt_PT" w:bidi="pt_PT"/>
+        </w:rPr>
+        <w:t>Ef 2.14–16</w:t>
+      </w:r>
       <w:r>
         <w:rPr>
           <w:lang w:val="pt_PT" w:bidi="pt_PT"/>
@@ -5556,162 +4182,108 @@
           <w:lang w:val="pt_PT" w:bidi="pt_PT"/>
         </w:rPr>
       </w:r>
-      <w:hyperlink r:id="rId187">
-        <w:r>
-          <w:rPr>
-            <w:lang w:val="pt_PT" w:bidi="pt_PT"/>
-          </w:rPr>
-          <w:rPr>
-            <w:color w:val="0000EE"/>
-            <w:u w:val="single"/>
-          </w:rPr>
-          <w:t>Gênesis 1.26–31</w:t>
-        </w:r>
-      </w:hyperlink>
-      <w:r>
-        <w:rPr>
-          <w:lang w:val="pt_PT" w:bidi="pt_PT"/>
-        </w:rPr>
-        <w:t xml:space="preserve">; </w:t>
-      </w:r>
-      <w:hyperlink r:id="rId230">
-        <w:r>
-          <w:rPr>
-            <w:lang w:val="pt_PT" w:bidi="pt_PT"/>
-          </w:rPr>
-          <w:rPr>
-            <w:color w:val="0000EE"/>
-            <w:u w:val="single"/>
-          </w:rPr>
-          <w:t>2.4–3.24</w:t>
-        </w:r>
-      </w:hyperlink>
-      <w:r>
-        <w:rPr>
-          <w:lang w:val="pt_PT" w:bidi="pt_PT"/>
-        </w:rPr>
-        <w:t xml:space="preserve">; </w:t>
-      </w:r>
-      <w:hyperlink r:id="rId231">
-        <w:r>
-          <w:rPr>
-            <w:lang w:val="pt_PT" w:bidi="pt_PT"/>
-          </w:rPr>
-          <w:rPr>
-            <w:color w:val="0000EE"/>
-            <w:u w:val="single"/>
-          </w:rPr>
-          <w:t>4.25–5.5</w:t>
-        </w:r>
-      </w:hyperlink>
-      <w:r>
-        <w:rPr>
-          <w:lang w:val="pt_PT" w:bidi="pt_PT"/>
-        </w:rPr>
-        <w:t xml:space="preserve">; </w:t>
-      </w:r>
-      <w:hyperlink r:id="rId232">
-        <w:r>
-          <w:rPr>
-            <w:lang w:val="pt_PT" w:bidi="pt_PT"/>
-          </w:rPr>
-          <w:rPr>
-            <w:color w:val="0000EE"/>
-            <w:u w:val="single"/>
-          </w:rPr>
-          <w:t>Oseias 6.6–7</w:t>
-        </w:r>
-      </w:hyperlink>
-      <w:r>
-        <w:rPr>
-          <w:lang w:val="pt_PT" w:bidi="pt_PT"/>
-        </w:rPr>
-        <w:t xml:space="preserve">; </w:t>
-      </w:r>
-      <w:hyperlink r:id="rId211">
-        <w:r>
-          <w:rPr>
-            <w:lang w:val="pt_PT" w:bidi="pt_PT"/>
-          </w:rPr>
-          <w:rPr>
-            <w:color w:val="0000EE"/>
-            <w:u w:val="single"/>
-          </w:rPr>
-          <w:t>Lucas 3.38</w:t>
-        </w:r>
-      </w:hyperlink>
-      <w:r>
-        <w:rPr>
-          <w:lang w:val="pt_PT" w:bidi="pt_PT"/>
-        </w:rPr>
-        <w:t xml:space="preserve">; </w:t>
-      </w:r>
-      <w:hyperlink r:id="rId218">
-        <w:r>
-          <w:rPr>
-            <w:lang w:val="pt_PT" w:bidi="pt_PT"/>
-          </w:rPr>
-          <w:rPr>
-            <w:color w:val="0000EE"/>
-            <w:u w:val="single"/>
-          </w:rPr>
-          <w:t>Romanos 5.12–21</w:t>
-        </w:r>
-      </w:hyperlink>
-      <w:r>
-        <w:rPr>
-          <w:lang w:val="pt_PT" w:bidi="pt_PT"/>
-        </w:rPr>
-        <w:t xml:space="preserve">; </w:t>
-      </w:r>
-      <w:hyperlink r:id="rId213">
-        <w:r>
-          <w:rPr>
-            <w:lang w:val="pt_PT" w:bidi="pt_PT"/>
-          </w:rPr>
-          <w:rPr>
-            <w:color w:val="0000EE"/>
-            <w:u w:val="single"/>
-          </w:rPr>
-          <w:t>1 Coríntios 15.22</w:t>
-        </w:r>
-      </w:hyperlink>
+      <w:r>
+        <w:rPr>
+          <w:lang w:val="pt_PT" w:bidi="pt_PT"/>
+        </w:rPr>
+        <w:t>Gênesis 1.26–31</w:t>
+      </w:r>
+      <w:r>
+        <w:rPr>
+          <w:lang w:val="pt_PT" w:bidi="pt_PT"/>
+        </w:rPr>
+        <w:t xml:space="preserve">; </w:t>
+      </w:r>
+      <w:r>
+        <w:rPr>
+          <w:lang w:val="pt_PT" w:bidi="pt_PT"/>
+        </w:rPr>
+        <w:t>2.4–3.24</w:t>
+      </w:r>
+      <w:r>
+        <w:rPr>
+          <w:lang w:val="pt_PT" w:bidi="pt_PT"/>
+        </w:rPr>
+        <w:t xml:space="preserve">; </w:t>
+      </w:r>
+      <w:r>
+        <w:rPr>
+          <w:lang w:val="pt_PT" w:bidi="pt_PT"/>
+        </w:rPr>
+        <w:t>4.25–5.5</w:t>
+      </w:r>
+      <w:r>
+        <w:rPr>
+          <w:lang w:val="pt_PT" w:bidi="pt_PT"/>
+        </w:rPr>
+        <w:t xml:space="preserve">; </w:t>
+      </w:r>
+      <w:r>
+        <w:rPr>
+          <w:lang w:val="pt_PT" w:bidi="pt_PT"/>
+        </w:rPr>
+        <w:t>Oseias 6.6–7</w:t>
+      </w:r>
+      <w:r>
+        <w:rPr>
+          <w:lang w:val="pt_PT" w:bidi="pt_PT"/>
+        </w:rPr>
+        <w:t xml:space="preserve">; </w:t>
+      </w:r>
+      <w:r>
+        <w:rPr>
+          <w:lang w:val="pt_PT" w:bidi="pt_PT"/>
+        </w:rPr>
+        <w:t>Lucas 3.38</w:t>
+      </w:r>
+      <w:r>
+        <w:rPr>
+          <w:lang w:val="pt_PT" w:bidi="pt_PT"/>
+        </w:rPr>
+        <w:t xml:space="preserve">; </w:t>
+      </w:r>
+      <w:r>
+        <w:rPr>
+          <w:lang w:val="pt_PT" w:bidi="pt_PT"/>
+        </w:rPr>
+        <w:t>Romanos 5.12–21</w:t>
+      </w:r>
+      <w:r>
+        <w:rPr>
+          <w:lang w:val="pt_PT" w:bidi="pt_PT"/>
+        </w:rPr>
+        <w:t xml:space="preserve">; </w:t>
+      </w:r>
+      <w:r>
+        <w:rPr>
+          <w:lang w:val="pt_PT" w:bidi="pt_PT"/>
+        </w:rPr>
+        <w:t>1 Coríntios 15.22</w:t>
+      </w:r>
       <w:r>
         <w:rPr>
           <w:lang w:val="pt_PT" w:bidi="pt_PT"/>
         </w:rPr>
         <w:t>,</w:t>
       </w:r>
-      <w:hyperlink r:id="rId233">
-        <w:r>
-          <w:rPr>
-            <w:lang w:val="pt_PT" w:bidi="pt_PT"/>
-          </w:rPr>
-          <w:rPr>
-            <w:color w:val="0000EE"/>
-            <w:u w:val="single"/>
-          </w:rPr>
-          <w:t>45–49</w:t>
-        </w:r>
-      </w:hyperlink>
-      <w:r>
-        <w:rPr>
-          <w:lang w:val="pt_PT" w:bidi="pt_PT"/>
-        </w:rPr>
-        <w:t xml:space="preserve">; </w:t>
-      </w:r>
-      <w:hyperlink r:id="rId215">
-        <w:r>
-          <w:rPr>
-            <w:lang w:val="pt_PT" w:bidi="pt_PT"/>
-          </w:rPr>
-          <w:rPr>
-            <w:color w:val="0000EE"/>
-            <w:u w:val="single"/>
-          </w:rPr>
-          <w:t>1 Timóteo 2.13–14</w:t>
-        </w:r>
-      </w:hyperlink>
+      <w:r>
+        <w:rPr>
+          <w:lang w:val="pt_PT" w:bidi="pt_PT"/>
+        </w:rPr>
+        <w:t>45–49</w:t>
+      </w:r>
+      <w:r>
+        <w:rPr>
+          <w:lang w:val="pt_PT" w:bidi="pt_PT"/>
+        </w:rPr>
+        <w:t xml:space="preserve">; </w:t>
+      </w:r>
+      <w:r>
+        <w:rPr>
+          <w:lang w:val="pt_PT" w:bidi="pt_PT"/>
+        </w:rPr>
+        <w:t>1 Timóteo 2.13–14</w:t>
+      </w:r>
       <w:r>
         <w:rPr>
           <w:lang w:val="pt_PT" w:bidi="pt_PT"/>
@@ -5760,54 +4332,36 @@
         </w:rPr>
         <w:t>Agar era a serva egípcia de Sarai, esposa de Abrão. Quando Deus disse a Abrão para deixar a Mesopotâmia, Ele prometeu a Abrão muitos descendentes e uma nova terra (</w:t>
       </w:r>
-      <w:hyperlink r:id="rId234">
-        <w:r>
-          <w:rPr>
-            <w:lang w:val="pt_PT" w:bidi="pt_PT"/>
-          </w:rPr>
-          <w:rPr>
-            <w:color w:val="0000EE"/>
-            <w:u w:val="single"/>
-          </w:rPr>
-          <w:t>Gn 12.2</w:t>
-        </w:r>
-      </w:hyperlink>
+      <w:r>
+        <w:rPr>
+          <w:lang w:val="pt_PT" w:bidi="pt_PT"/>
+        </w:rPr>
+        <w:t>Gn 12.2</w:t>
+      </w:r>
       <w:r>
         <w:rPr>
           <w:lang w:val="pt_PT" w:bidi="pt_PT"/>
         </w:rPr>
         <w:t>,</w:t>
       </w:r>
-      <w:hyperlink r:id="rId235">
-        <w:r>
-          <w:rPr>
-            <w:lang w:val="pt_PT" w:bidi="pt_PT"/>
-          </w:rPr>
-          <w:rPr>
-            <w:color w:val="0000EE"/>
-            <w:u w:val="single"/>
-          </w:rPr>
-          <w:t>7</w:t>
-        </w:r>
-      </w:hyperlink>
+      <w:r>
+        <w:rPr>
+          <w:lang w:val="pt_PT" w:bidi="pt_PT"/>
+        </w:rPr>
+        <w:t>7</w:t>
+      </w:r>
       <w:r>
         <w:rPr>
           <w:lang w:val="pt_PT" w:bidi="pt_PT"/>
         </w:rPr>
         <w:t xml:space="preserve">). Após dez anos em Canaã sem filhos, Sarai seguiu um costume mesopotâmico. Ela deu Agar a Abrão como concubina (esposa secundária). Qualquer filho dessa união era considerado filho da esposa (veja </w:t>
       </w:r>
-      <w:hyperlink r:id="rId236">
-        <w:r>
-          <w:rPr>
-            <w:lang w:val="pt_PT" w:bidi="pt_PT"/>
-          </w:rPr>
-          <w:rPr>
-            <w:color w:val="0000EE"/>
-            <w:u w:val="single"/>
-          </w:rPr>
-          <w:t>Gn 30.1–8</w:t>
-        </w:r>
-      </w:hyperlink>
+      <w:r>
+        <w:rPr>
+          <w:lang w:val="pt_PT" w:bidi="pt_PT"/>
+        </w:rPr>
+        <w:t>Gn 30.1–8</w:t>
+      </w:r>
       <w:r>
         <w:rPr>
           <w:lang w:val="pt_PT" w:bidi="pt_PT"/>
@@ -5828,18 +4382,12 @@
         </w:rPr>
         <w:t>Agar ficou grávida e começou a desrespeitar Sarai. Sarai reagiu tratando-a com dureza, então Agar fugiu para o deserto (</w:t>
       </w:r>
-      <w:hyperlink r:id="rId237">
-        <w:r>
-          <w:rPr>
-            <w:lang w:val="pt_PT" w:bidi="pt_PT"/>
-          </w:rPr>
-          <w:rPr>
-            <w:color w:val="0000EE"/>
-            <w:u w:val="single"/>
-          </w:rPr>
-          <w:t>Gn 16.4–6</w:t>
-        </w:r>
-      </w:hyperlink>
+      <w:r>
+        <w:rPr>
+          <w:lang w:val="pt_PT" w:bidi="pt_PT"/>
+        </w:rPr>
+        <w:t>Gn 16.4–6</w:t>
+      </w:r>
       <w:r>
         <w:rPr>
           <w:lang w:val="pt_PT" w:bidi="pt_PT"/>
@@ -5860,18 +4408,12 @@
         </w:rPr>
         <w:t>Agar deu à luz um filho chamado Ismael quando Abrão tinha oitenta e seis anos (</w:t>
       </w:r>
-      <w:hyperlink r:id="rId238">
-        <w:r>
-          <w:rPr>
-            <w:lang w:val="pt_PT" w:bidi="pt_PT"/>
-          </w:rPr>
-          <w:rPr>
-            <w:color w:val="0000EE"/>
-            <w:u w:val="single"/>
-          </w:rPr>
-          <w:t>Gn 16.1–16</w:t>
-        </w:r>
-      </w:hyperlink>
+      <w:r>
+        <w:rPr>
+          <w:lang w:val="pt_PT" w:bidi="pt_PT"/>
+        </w:rPr>
+        <w:t>Gn 16.1–16</w:t>
+      </w:r>
       <w:r>
         <w:rPr>
           <w:lang w:val="pt_PT" w:bidi="pt_PT"/>
@@ -5892,54 +4434,36 @@
         </w:rPr>
         <w:t>Catorze anos depois, Deus deu a Abraão e Sara seu filho prometido, Isaque. Quando Isaque foi desmamado, por volta dos três anos de idade, eles realizaram uma festa tradicional. Durante o evento, Ismael zombou de Isaque (</w:t>
       </w:r>
-      <w:hyperlink r:id="rId239">
-        <w:r>
-          <w:rPr>
-            <w:lang w:val="pt_PT" w:bidi="pt_PT"/>
-          </w:rPr>
-          <w:rPr>
-            <w:color w:val="0000EE"/>
-            <w:u w:val="single"/>
-          </w:rPr>
-          <w:t>Gn 21.9</w:t>
-        </w:r>
-      </w:hyperlink>
+      <w:r>
+        <w:rPr>
+          <w:lang w:val="pt_PT" w:bidi="pt_PT"/>
+        </w:rPr>
+        <w:t>Gn 21.9</w:t>
+      </w:r>
       <w:r>
         <w:rPr>
           <w:lang w:val="pt_PT" w:bidi="pt_PT"/>
         </w:rPr>
         <w:t>), então Sara insistiu que Abraão mandasse Agar e Ismael embora. Deus apoiou essa decisão (</w:t>
       </w:r>
-      <w:hyperlink r:id="rId240">
-        <w:r>
-          <w:rPr>
-            <w:lang w:val="pt_PT" w:bidi="pt_PT"/>
-          </w:rPr>
-          <w:rPr>
-            <w:color w:val="0000EE"/>
-            <w:u w:val="single"/>
-          </w:rPr>
-          <w:t>Gn 21.12</w:t>
-        </w:r>
-      </w:hyperlink>
+      <w:r>
+        <w:rPr>
+          <w:lang w:val="pt_PT" w:bidi="pt_PT"/>
+        </w:rPr>
+        <w:t>Gn 21.12</w:t>
+      </w:r>
       <w:r>
         <w:rPr>
           <w:lang w:val="pt_PT" w:bidi="pt_PT"/>
         </w:rPr>
         <w:t>), então Agar e Ismael partiram para vagar no deserto de Berseba. Quando a água deles acabou, Deus os salvou milagrosamente e prometeu a Agar que Ismael se tornaria o pai de uma grande nação (</w:t>
       </w:r>
-      <w:hyperlink r:id="rId241">
-        <w:r>
-          <w:rPr>
-            <w:lang w:val="pt_PT" w:bidi="pt_PT"/>
-          </w:rPr>
-          <w:rPr>
-            <w:color w:val="0000EE"/>
-            <w:u w:val="single"/>
-          </w:rPr>
-          <w:t>Gn 21.17–19</w:t>
-        </w:r>
-      </w:hyperlink>
+      <w:r>
+        <w:rPr>
+          <w:lang w:val="pt_PT" w:bidi="pt_PT"/>
+        </w:rPr>
+        <w:t>Gn 21.17–19</w:t>
+      </w:r>
       <w:r>
         <w:rPr>
           <w:lang w:val="pt_PT" w:bidi="pt_PT"/>
@@ -5960,18 +4484,12 @@
         </w:rPr>
         <w:t xml:space="preserve">Paulo usou uma analogia em </w:t>
       </w:r>
-      <w:hyperlink r:id="rId242">
-        <w:r>
-          <w:rPr>
-            <w:lang w:val="pt_PT" w:bidi="pt_PT"/>
-          </w:rPr>
-          <w:rPr>
-            <w:color w:val="0000EE"/>
-            <w:u w:val="single"/>
-          </w:rPr>
-          <w:t>Gálatas 4.22–31</w:t>
-        </w:r>
-      </w:hyperlink>
+      <w:r>
+        <w:rPr>
+          <w:lang w:val="pt_PT" w:bidi="pt_PT"/>
+        </w:rPr>
+        <w:t>Gálatas 4.22–31</w:t>
+      </w:r>
       <w:r>
         <w:rPr>
           <w:lang w:val="pt_PT" w:bidi="pt_PT"/>
@@ -6001,72 +4519,48 @@
           <w:lang w:val="pt_PT" w:bidi="pt_PT"/>
         </w:rPr>
       </w:r>
-      <w:hyperlink r:id="rId238">
-        <w:r>
-          <w:rPr>
-            <w:lang w:val="pt_PT" w:bidi="pt_PT"/>
-          </w:rPr>
-          <w:rPr>
-            <w:color w:val="0000EE"/>
-            <w:u w:val="single"/>
-          </w:rPr>
-          <w:t>Gênesis 16.1–16</w:t>
-        </w:r>
-      </w:hyperlink>
-      <w:r>
-        <w:rPr>
-          <w:lang w:val="pt_PT" w:bidi="pt_PT"/>
-        </w:rPr>
-        <w:t xml:space="preserve">; </w:t>
-      </w:r>
-      <w:hyperlink r:id="rId243">
-        <w:r>
-          <w:rPr>
-            <w:lang w:val="pt_PT" w:bidi="pt_PT"/>
-          </w:rPr>
-          <w:rPr>
-            <w:color w:val="0000EE"/>
-            <w:u w:val="single"/>
-          </w:rPr>
-          <w:t>21.9–21</w:t>
-        </w:r>
-      </w:hyperlink>
-      <w:r>
-        <w:rPr>
-          <w:lang w:val="pt_PT" w:bidi="pt_PT"/>
-        </w:rPr>
-        <w:t xml:space="preserve">; </w:t>
-      </w:r>
-      <w:hyperlink r:id="rId244">
-        <w:r>
-          <w:rPr>
-            <w:lang w:val="pt_PT" w:bidi="pt_PT"/>
-          </w:rPr>
-          <w:rPr>
-            <w:color w:val="0000EE"/>
-            <w:u w:val="single"/>
-          </w:rPr>
-          <w:t>25.12</w:t>
-        </w:r>
-      </w:hyperlink>
-      <w:r>
-        <w:rPr>
-          <w:lang w:val="pt_PT" w:bidi="pt_PT"/>
-        </w:rPr>
-        <w:t xml:space="preserve">; </w:t>
-      </w:r>
-      <w:hyperlink r:id="rId242">
-        <w:r>
-          <w:rPr>
-            <w:lang w:val="pt_PT" w:bidi="pt_PT"/>
-          </w:rPr>
-          <w:rPr>
-            <w:color w:val="0000EE"/>
-            <w:u w:val="single"/>
-          </w:rPr>
-          <w:t>Gálatas 4.22–31</w:t>
-        </w:r>
-      </w:hyperlink>
+      <w:r>
+        <w:rPr>
+          <w:lang w:val="pt_PT" w:bidi="pt_PT"/>
+        </w:rPr>
+        <w:t>Gênesis 16.1–16</w:t>
+      </w:r>
+      <w:r>
+        <w:rPr>
+          <w:lang w:val="pt_PT" w:bidi="pt_PT"/>
+        </w:rPr>
+        <w:t xml:space="preserve">; </w:t>
+      </w:r>
+      <w:r>
+        <w:rPr>
+          <w:lang w:val="pt_PT" w:bidi="pt_PT"/>
+        </w:rPr>
+        <w:t>21.9–21</w:t>
+      </w:r>
+      <w:r>
+        <w:rPr>
+          <w:lang w:val="pt_PT" w:bidi="pt_PT"/>
+        </w:rPr>
+        <w:t xml:space="preserve">; </w:t>
+      </w:r>
+      <w:r>
+        <w:rPr>
+          <w:lang w:val="pt_PT" w:bidi="pt_PT"/>
+        </w:rPr>
+        <w:t>25.12</w:t>
+      </w:r>
+      <w:r>
+        <w:rPr>
+          <w:lang w:val="pt_PT" w:bidi="pt_PT"/>
+        </w:rPr>
+        <w:t xml:space="preserve">; </w:t>
+      </w:r>
+      <w:r>
+        <w:rPr>
+          <w:lang w:val="pt_PT" w:bidi="pt_PT"/>
+        </w:rPr>
+        <w:t>Gálatas 4.22–31</w:t>
+      </w:r>
       <w:r>
         <w:rPr>
           <w:lang w:val="pt_PT" w:bidi="pt_PT"/>
@@ -6129,54 +4623,36 @@
         </w:rPr>
         <w:t>Anás foi o sumo sacerdote judeu por volta de 6 a 15 d.C. Mesmo depois que o procurador romano da Judeia o removeu, ele permaneceu muito poderoso e influente no conselho superior judeu. As pessoas ainda o chamavam de "sumo sacerdote" quinze a vinte anos depois (</w:t>
       </w:r>
-      <w:hyperlink r:id="rId245">
-        <w:r>
-          <w:rPr>
-            <w:lang w:val="pt_PT" w:bidi="pt_PT"/>
-          </w:rPr>
-          <w:rPr>
-            <w:color w:val="0000EE"/>
-            <w:u w:val="single"/>
-          </w:rPr>
-          <w:t>Lc 3.2</w:t>
-        </w:r>
-      </w:hyperlink>
-      <w:r>
-        <w:rPr>
-          <w:lang w:val="pt_PT" w:bidi="pt_PT"/>
-        </w:rPr>
-        <w:t xml:space="preserve">; </w:t>
-      </w:r>
-      <w:hyperlink r:id="rId246">
-        <w:r>
-          <w:rPr>
-            <w:lang w:val="pt_PT" w:bidi="pt_PT"/>
-          </w:rPr>
-          <w:rPr>
-            <w:color w:val="0000EE"/>
-            <w:u w:val="single"/>
-          </w:rPr>
-          <w:t>At 4.6</w:t>
-        </w:r>
-      </w:hyperlink>
+      <w:r>
+        <w:rPr>
+          <w:lang w:val="pt_PT" w:bidi="pt_PT"/>
+        </w:rPr>
+        <w:t>Lc 3.2</w:t>
+      </w:r>
+      <w:r>
+        <w:rPr>
+          <w:lang w:val="pt_PT" w:bidi="pt_PT"/>
+        </w:rPr>
+        <w:t xml:space="preserve">; </w:t>
+      </w:r>
+      <w:r>
+        <w:rPr>
+          <w:lang w:val="pt_PT" w:bidi="pt_PT"/>
+        </w:rPr>
+        <w:t>At 4.6</w:t>
+      </w:r>
       <w:r>
         <w:rPr>
           <w:lang w:val="pt_PT" w:bidi="pt_PT"/>
         </w:rPr>
         <w:t>). Isso pode ser porque os judeus acreditavam que os sumos sacerdotes mantinham sua posição por toda a vida. Cinco de seus filhos e seu genro, Caifás, tornaram-se sumos sacerdotes depois dele. De acordo com o Evangelho de João, quando Jesus foi preso, ele foi levado primeiro a Anás para interrogatório antes de ser entregue a Caifás para o julgamento oficial (</w:t>
       </w:r>
-      <w:hyperlink r:id="rId247">
-        <w:r>
-          <w:rPr>
-            <w:lang w:val="pt_PT" w:bidi="pt_PT"/>
-          </w:rPr>
-          <w:rPr>
-            <w:color w:val="0000EE"/>
-            <w:u w:val="single"/>
-          </w:rPr>
-          <w:t>Jo 18.13–24</w:t>
-        </w:r>
-      </w:hyperlink>
+      <w:r>
+        <w:rPr>
+          <w:lang w:val="pt_PT" w:bidi="pt_PT"/>
+        </w:rPr>
+        <w:t>Jo 18.13–24</w:t>
+      </w:r>
       <w:r>
         <w:rPr>
           <w:lang w:val="pt_PT" w:bidi="pt_PT"/>
@@ -6197,54 +4673,36 @@
         </w:rPr>
         <w:t>Caifás foi o sumo sacerdote judeu aproximadamente de 18 a 36 d.C. Ele trabalhou de perto com seu influente sogro, Anás. Caifás argumentou no conselho superior que sacrificar Jesus seria melhor do que arriscar a destruição da nação (</w:t>
       </w:r>
-      <w:hyperlink r:id="rId248">
-        <w:r>
-          <w:rPr>
-            <w:lang w:val="pt_PT" w:bidi="pt_PT"/>
-          </w:rPr>
-          <w:rPr>
-            <w:color w:val="0000EE"/>
-            <w:u w:val="single"/>
-          </w:rPr>
-          <w:t>Jo 11.49–50</w:t>
-        </w:r>
-      </w:hyperlink>
+      <w:r>
+        <w:rPr>
+          <w:lang w:val="pt_PT" w:bidi="pt_PT"/>
+        </w:rPr>
+        <w:t>Jo 11.49–50</w:t>
+      </w:r>
       <w:r>
         <w:rPr>
           <w:lang w:val="pt_PT" w:bidi="pt_PT"/>
         </w:rPr>
         <w:t>). Deus lhe deu essas palavras proféticas porque ele era o sumo sacerdote (</w:t>
       </w:r>
-      <w:hyperlink r:id="rId249">
-        <w:r>
-          <w:rPr>
-            <w:lang w:val="pt_PT" w:bidi="pt_PT"/>
-          </w:rPr>
-          <w:rPr>
-            <w:color w:val="0000EE"/>
-            <w:u w:val="single"/>
-          </w:rPr>
-          <w:t>Jo 11.51–52</w:t>
-        </w:r>
-      </w:hyperlink>
+      <w:r>
+        <w:rPr>
+          <w:lang w:val="pt_PT" w:bidi="pt_PT"/>
+        </w:rPr>
+        <w:t>Jo 11.51–52</w:t>
+      </w:r>
       <w:r>
         <w:rPr>
           <w:lang w:val="pt_PT" w:bidi="pt_PT"/>
         </w:rPr>
         <w:t>). Durante o julgamento de Jesus, Caifás rasgou suas vestes quando Jesus afirmou ser o Filho de Deus. Ele instou o conselho superior a condenar Jesus por blasfêmia (</w:t>
       </w:r>
-      <w:hyperlink r:id="rId250">
-        <w:r>
-          <w:rPr>
-            <w:lang w:val="pt_PT" w:bidi="pt_PT"/>
-          </w:rPr>
-          <w:rPr>
-            <w:color w:val="0000EE"/>
-            <w:u w:val="single"/>
-          </w:rPr>
-          <w:t>Mt 26.57–66</w:t>
-        </w:r>
-      </w:hyperlink>
+      <w:r>
+        <w:rPr>
+          <w:lang w:val="pt_PT" w:bidi="pt_PT"/>
+        </w:rPr>
+        <w:t>Mt 26.57–66</w:t>
+      </w:r>
       <w:r>
         <w:rPr>
           <w:lang w:val="pt_PT" w:bidi="pt_PT"/>
@@ -6265,18 +4723,12 @@
         </w:rPr>
         <w:t>Pouco depois da execução de Jesus, os líderes judeus ficaram preocupados com o crescente número de seguidores de Cristo. Anás e Caifás questionaram Pedro e João sobre a cura de um mendigo aleijado e a pregação sobre a ressurreição dos mortos (</w:t>
       </w:r>
-      <w:hyperlink r:id="rId251">
-        <w:r>
-          <w:rPr>
-            <w:lang w:val="pt_PT" w:bidi="pt_PT"/>
-          </w:rPr>
-          <w:rPr>
-            <w:color w:val="0000EE"/>
-            <w:u w:val="single"/>
-          </w:rPr>
-          <w:t>At 4.5–7</w:t>
-        </w:r>
-      </w:hyperlink>
+      <w:r>
+        <w:rPr>
+          <w:lang w:val="pt_PT" w:bidi="pt_PT"/>
+        </w:rPr>
+        <w:t>At 4.5–7</w:t>
+      </w:r>
       <w:r>
         <w:rPr>
           <w:lang w:val="pt_PT" w:bidi="pt_PT"/>
@@ -6306,126 +4758,84 @@
           <w:lang w:val="pt_PT" w:bidi="pt_PT"/>
         </w:rPr>
       </w:r>
-      <w:hyperlink r:id="rId252">
-        <w:r>
-          <w:rPr>
-            <w:lang w:val="pt_PT" w:bidi="pt_PT"/>
-          </w:rPr>
-          <w:rPr>
-            <w:color w:val="0000EE"/>
-            <w:u w:val="single"/>
-          </w:rPr>
-          <w:t>Mateus 26.3–5</w:t>
-        </w:r>
-      </w:hyperlink>
+      <w:r>
+        <w:rPr>
+          <w:lang w:val="pt_PT" w:bidi="pt_PT"/>
+        </w:rPr>
+        <w:t>Mateus 26.3–5</w:t>
+      </w:r>
       <w:r>
         <w:rPr>
           <w:lang w:val="pt_PT" w:bidi="pt_PT"/>
         </w:rPr>
         <w:t>,</w:t>
       </w:r>
-      <w:hyperlink r:id="rId253">
-        <w:r>
-          <w:rPr>
-            <w:lang w:val="pt_PT" w:bidi="pt_PT"/>
-          </w:rPr>
-          <w:rPr>
-            <w:color w:val="0000EE"/>
-            <w:u w:val="single"/>
-          </w:rPr>
-          <w:t>57–67</w:t>
-        </w:r>
-      </w:hyperlink>
-      <w:r>
-        <w:rPr>
-          <w:lang w:val="pt_PT" w:bidi="pt_PT"/>
-        </w:rPr>
-        <w:t xml:space="preserve">; </w:t>
-      </w:r>
-      <w:hyperlink r:id="rId254">
-        <w:r>
-          <w:rPr>
-            <w:lang w:val="pt_PT" w:bidi="pt_PT"/>
-          </w:rPr>
-          <w:rPr>
-            <w:color w:val="0000EE"/>
-            <w:u w:val="single"/>
-          </w:rPr>
-          <w:t>Marcos 14.53–65</w:t>
-        </w:r>
-      </w:hyperlink>
-      <w:r>
-        <w:rPr>
-          <w:lang w:val="pt_PT" w:bidi="pt_PT"/>
-        </w:rPr>
-        <w:t xml:space="preserve">; </w:t>
-      </w:r>
-      <w:hyperlink r:id="rId245">
-        <w:r>
-          <w:rPr>
-            <w:lang w:val="pt_PT" w:bidi="pt_PT"/>
-          </w:rPr>
-          <w:rPr>
-            <w:color w:val="0000EE"/>
-            <w:u w:val="single"/>
-          </w:rPr>
-          <w:t>Lucas 3.2</w:t>
-        </w:r>
-      </w:hyperlink>
-      <w:r>
-        <w:rPr>
-          <w:lang w:val="pt_PT" w:bidi="pt_PT"/>
-        </w:rPr>
-        <w:t xml:space="preserve">; </w:t>
-      </w:r>
-      <w:hyperlink r:id="rId255">
-        <w:r>
-          <w:rPr>
-            <w:lang w:val="pt_PT" w:bidi="pt_PT"/>
-          </w:rPr>
-          <w:rPr>
-            <w:color w:val="0000EE"/>
-            <w:u w:val="single"/>
-          </w:rPr>
-          <w:t>João 11.49–53</w:t>
-        </w:r>
-      </w:hyperlink>
-      <w:r>
-        <w:rPr>
-          <w:lang w:val="pt_PT" w:bidi="pt_PT"/>
-        </w:rPr>
-        <w:t xml:space="preserve">; </w:t>
-      </w:r>
-      <w:hyperlink r:id="rId256">
-        <w:r>
-          <w:rPr>
-            <w:lang w:val="pt_PT" w:bidi="pt_PT"/>
-          </w:rPr>
-          <w:rPr>
-            <w:color w:val="0000EE"/>
-            <w:u w:val="single"/>
-          </w:rPr>
-          <w:t>João 18.13–28</w:t>
-        </w:r>
-      </w:hyperlink>
-      <w:r>
-        <w:rPr>
-          <w:lang w:val="pt_PT" w:bidi="pt_PT"/>
-        </w:rPr>
-        <w:t xml:space="preserve">; </w:t>
-      </w:r>
-      <w:hyperlink r:id="rId251">
-        <w:r>
-          <w:rPr>
-            <w:lang w:val="pt_PT" w:bidi="pt_PT"/>
-          </w:rPr>
-          <w:rPr>
-            <w:color w:val="0000EE"/>
-            <w:u w:val="single"/>
-          </w:rPr>
-          <w:t>Atos 4.5–7</w:t>
-        </w:r>
-      </w:hyperlink>
+      <w:r>
+        <w:rPr>
+          <w:lang w:val="pt_PT" w:bidi="pt_PT"/>
+        </w:rPr>
+        <w:t>57–67</w:t>
+      </w:r>
+      <w:r>
+        <w:rPr>
+          <w:lang w:val="pt_PT" w:bidi="pt_PT"/>
+        </w:rPr>
+        <w:t xml:space="preserve">; </w:t>
+      </w:r>
+      <w:r>
+        <w:rPr>
+          <w:lang w:val="pt_PT" w:bidi="pt_PT"/>
+        </w:rPr>
+        <w:t>Marcos 14.53–65</w:t>
+      </w:r>
+      <w:r>
+        <w:rPr>
+          <w:lang w:val="pt_PT" w:bidi="pt_PT"/>
+        </w:rPr>
+        <w:t xml:space="preserve">; </w:t>
+      </w:r>
+      <w:r>
+        <w:rPr>
+          <w:lang w:val="pt_PT" w:bidi="pt_PT"/>
+        </w:rPr>
+        <w:t>Lucas 3.2</w:t>
+      </w:r>
+      <w:r>
+        <w:rPr>
+          <w:lang w:val="pt_PT" w:bidi="pt_PT"/>
+        </w:rPr>
+        <w:t xml:space="preserve">; </w:t>
+      </w:r>
+      <w:r>
+        <w:rPr>
+          <w:lang w:val="pt_PT" w:bidi="pt_PT"/>
+        </w:rPr>
+        <w:t>João 11.49–53</w:t>
+      </w:r>
+      <w:r>
+        <w:rPr>
+          <w:lang w:val="pt_PT" w:bidi="pt_PT"/>
+        </w:rPr>
+        <w:t xml:space="preserve">; </w:t>
+      </w:r>
+      <w:r>
+        <w:rPr>
+          <w:lang w:val="pt_PT" w:bidi="pt_PT"/>
+        </w:rPr>
+        <w:t>João 18.13–28</w:t>
+      </w:r>
+      <w:r>
+        <w:rPr>
+          <w:lang w:val="pt_PT" w:bidi="pt_PT"/>
+        </w:rPr>
+        <w:t xml:space="preserve">; </w:t>
+      </w:r>
+      <w:r>
+        <w:rPr>
+          <w:lang w:val="pt_PT" w:bidi="pt_PT"/>
+        </w:rPr>
+        <w:t>Atos 4.5–7</w:t>
+      </w:r>
       <w:r>
         <w:rPr>
           <w:lang w:val="pt_PT" w:bidi="pt_PT"/>
@@ -6581,18 +4991,12 @@
           <w:lang w:val="pt_PT" w:bidi="pt_PT"/>
         </w:rPr>
       </w:r>
-      <w:hyperlink r:id="rId257">
-        <w:r>
-          <w:rPr>
-            <w:lang w:val="pt_PT" w:bidi="pt_PT"/>
-          </w:rPr>
-          <w:rPr>
-            <w:color w:val="0000EE"/>
-            <w:u w:val="single"/>
-          </w:rPr>
-          <w:t>Daniel 11.21–35</w:t>
-        </w:r>
-      </w:hyperlink>
+      <w:r>
+        <w:rPr>
+          <w:lang w:val="pt_PT" w:bidi="pt_PT"/>
+        </w:rPr>
+        <w:t>Daniel 11.21–35</w:t>
+      </w:r>
       <w:r>
         <w:rPr>
           <w:lang w:val="pt_PT" w:bidi="pt_PT"/>
@@ -6655,18 +5059,12 @@
         </w:rPr>
         <w:t>Quando Priscila e Áquila ouviram Apolo pregar em Éfeso, eles o convidaram para sua casa. Eles explicaram o caminho de Cristo a ele de forma mais completa. Os crentes em Éfeso o incentivaram porque viram que Deus o havia dotado para o ministério. Então, Apolo viajou para a cidade de Corinto, na Acaia. Lá, ele ajudou muito os crentes. Ele foi um defensor eficaz das boas-novas sobre Jesus em debates públicos com os judeus. Ele mostrou corajosamente que Jesus é o Messias (o escolhido de Deus), como predito nas Escrituras (</w:t>
       </w:r>
-      <w:hyperlink r:id="rId258">
-        <w:r>
-          <w:rPr>
-            <w:lang w:val="pt_PT" w:bidi="pt_PT"/>
-          </w:rPr>
-          <w:rPr>
-            <w:color w:val="0000EE"/>
-            <w:u w:val="single"/>
-          </w:rPr>
-          <w:t>At 18.24–28</w:t>
-        </w:r>
-      </w:hyperlink>
+      <w:r>
+        <w:rPr>
+          <w:lang w:val="pt_PT" w:bidi="pt_PT"/>
+        </w:rPr>
+        <w:t>At 18.24–28</w:t>
+      </w:r>
       <w:r>
         <w:rPr>
           <w:lang w:val="pt_PT" w:bidi="pt_PT"/>
@@ -6687,18 +5085,12 @@
         </w:rPr>
         <w:t>Apolo era um orador habilidoso. Ele era popular entre alguns cristãos em Corinto por causa de seu estilo intelectual. Seu forte ministério atraía algumas pessoas mais do que o de Paulo (</w:t>
       </w:r>
-      <w:hyperlink r:id="rId259">
-        <w:r>
-          <w:rPr>
-            <w:lang w:val="pt_PT" w:bidi="pt_PT"/>
-          </w:rPr>
-          <w:rPr>
-            <w:color w:val="0000EE"/>
-            <w:u w:val="single"/>
-          </w:rPr>
-          <w:t>1Co 1.11–12</w:t>
-        </w:r>
-      </w:hyperlink>
+      <w:r>
+        <w:rPr>
+          <w:lang w:val="pt_PT" w:bidi="pt_PT"/>
+        </w:rPr>
+        <w:t>1Co 1.11–12</w:t>
+      </w:r>
       <w:r>
         <w:rPr>
           <w:lang w:val="pt_PT" w:bidi="pt_PT"/>
@@ -6719,90 +5111,60 @@
         </w:rPr>
         <w:t xml:space="preserve">É importante notar que Paulo nunca criticou Apolo. Ele chamou Apolo de companheiro de serviço e apreciou o trabalho que Apolo fez. Apolo continuou o trabalho que Paulo havia começado, e Deus abençoou os esforços de ambos ("Eu plantei a semente e Apolo regou," </w:t>
       </w:r>
-      <w:hyperlink r:id="rId260">
-        <w:r>
-          <w:rPr>
-            <w:lang w:val="pt_PT" w:bidi="pt_PT"/>
-          </w:rPr>
-          <w:rPr>
-            <w:color w:val="0000EE"/>
-            <w:u w:val="single"/>
-          </w:rPr>
-          <w:t>1Co 3.5–9</w:t>
-        </w:r>
-      </w:hyperlink>
-      <w:r>
-        <w:rPr>
-          <w:lang w:val="pt_PT" w:bidi="pt_PT"/>
-        </w:rPr>
-        <w:t xml:space="preserve">; </w:t>
-      </w:r>
-      <w:hyperlink r:id="rId261">
-        <w:r>
-          <w:rPr>
-            <w:lang w:val="pt_PT" w:bidi="pt_PT"/>
-          </w:rPr>
-          <w:rPr>
-            <w:color w:val="0000EE"/>
-            <w:u w:val="single"/>
-          </w:rPr>
-          <w:t>4.1</w:t>
-        </w:r>
-      </w:hyperlink>
+      <w:r>
+        <w:rPr>
+          <w:lang w:val="pt_PT" w:bidi="pt_PT"/>
+        </w:rPr>
+        <w:t>1Co 3.5–9</w:t>
+      </w:r>
+      <w:r>
+        <w:rPr>
+          <w:lang w:val="pt_PT" w:bidi="pt_PT"/>
+        </w:rPr>
+        <w:t xml:space="preserve">; </w:t>
+      </w:r>
+      <w:r>
+        <w:rPr>
+          <w:lang w:val="pt_PT" w:bidi="pt_PT"/>
+        </w:rPr>
+        <w:t>4.1</w:t>
+      </w:r>
       <w:r>
         <w:rPr>
           <w:lang w:val="pt_PT" w:bidi="pt_PT"/>
         </w:rPr>
         <w:t xml:space="preserve">). Em vez disso, Paulo criticou as visões superficiais e as divisões entre aqueles que seguiam Apolo por razões superficiais (veja </w:t>
       </w:r>
-      <w:hyperlink r:id="rId262">
-        <w:r>
-          <w:rPr>
-            <w:lang w:val="pt_PT" w:bidi="pt_PT"/>
-          </w:rPr>
-          <w:rPr>
-            <w:color w:val="0000EE"/>
-            <w:u w:val="single"/>
-          </w:rPr>
-          <w:t>1Co 1.10–12</w:t>
-        </w:r>
-      </w:hyperlink>
-      <w:r>
-        <w:rPr>
-          <w:lang w:val="pt_PT" w:bidi="pt_PT"/>
-        </w:rPr>
-        <w:t xml:space="preserve">; </w:t>
-      </w:r>
-      <w:hyperlink r:id="rId263">
-        <w:r>
-          <w:rPr>
-            <w:lang w:val="pt_PT" w:bidi="pt_PT"/>
-          </w:rPr>
-          <w:rPr>
-            <w:color w:val="0000EE"/>
-            <w:u w:val="single"/>
-          </w:rPr>
-          <w:t>3.3–4</w:t>
-        </w:r>
-      </w:hyperlink>
-      <w:r>
-        <w:rPr>
-          <w:lang w:val="pt_PT" w:bidi="pt_PT"/>
-        </w:rPr>
-        <w:t xml:space="preserve">; </w:t>
-      </w:r>
-      <w:hyperlink r:id="rId264">
-        <w:r>
-          <w:rPr>
-            <w:lang w:val="pt_PT" w:bidi="pt_PT"/>
-          </w:rPr>
-          <w:rPr>
-            <w:color w:val="0000EE"/>
-            <w:u w:val="single"/>
-          </w:rPr>
-          <w:t>4.6–7</w:t>
-        </w:r>
-      </w:hyperlink>
+      <w:r>
+        <w:rPr>
+          <w:lang w:val="pt_PT" w:bidi="pt_PT"/>
+        </w:rPr>
+        <w:t>1Co 1.10–12</w:t>
+      </w:r>
+      <w:r>
+        <w:rPr>
+          <w:lang w:val="pt_PT" w:bidi="pt_PT"/>
+        </w:rPr>
+        <w:t xml:space="preserve">; </w:t>
+      </w:r>
+      <w:r>
+        <w:rPr>
+          <w:lang w:val="pt_PT" w:bidi="pt_PT"/>
+        </w:rPr>
+        <w:t>3.3–4</w:t>
+      </w:r>
+      <w:r>
+        <w:rPr>
+          <w:lang w:val="pt_PT" w:bidi="pt_PT"/>
+        </w:rPr>
+        <w:t xml:space="preserve">; </w:t>
+      </w:r>
+      <w:r>
+        <w:rPr>
+          <w:lang w:val="pt_PT" w:bidi="pt_PT"/>
+        </w:rPr>
+        <w:t>4.6–7</w:t>
+      </w:r>
       <w:r>
         <w:rPr>
           <w:lang w:val="pt_PT" w:bidi="pt_PT"/>
@@ -6823,36 +5185,24 @@
         </w:rPr>
         <w:t>Apolo pode ter hesitado em retornar a Corinto vindo de Éfeso por causa das divisões que seu ministério causou (</w:t>
       </w:r>
-      <w:hyperlink r:id="rId265">
-        <w:r>
-          <w:rPr>
-            <w:lang w:val="pt_PT" w:bidi="pt_PT"/>
-          </w:rPr>
-          <w:rPr>
-            <w:color w:val="0000EE"/>
-            <w:u w:val="single"/>
-          </w:rPr>
-          <w:t>1Co 16.12</w:t>
-        </w:r>
-      </w:hyperlink>
+      <w:r>
+        <w:rPr>
+          <w:lang w:val="pt_PT" w:bidi="pt_PT"/>
+        </w:rPr>
+        <w:t>1Co 16.12</w:t>
+      </w:r>
       <w:r>
         <w:rPr>
           <w:lang w:val="pt_PT" w:bidi="pt_PT"/>
         </w:rPr>
         <w:t>). No entanto, Paulo o encorajou a voltar eventualmente. Vários anos depois, enquanto Apolo estava trabalhando na ilha de Creta, Paulo instou Tito a garantir que as necessidades de Apolo fossem atendidas enquanto ele partia para um destino desconhecido para mais trabalho missionário (</w:t>
       </w:r>
-      <w:hyperlink r:id="rId266">
-        <w:r>
-          <w:rPr>
-            <w:lang w:val="pt_PT" w:bidi="pt_PT"/>
-          </w:rPr>
-          <w:rPr>
-            <w:color w:val="0000EE"/>
-            <w:u w:val="single"/>
-          </w:rPr>
-          <w:t>Tt 3.13</w:t>
-        </w:r>
-      </w:hyperlink>
+      <w:r>
+        <w:rPr>
+          <w:lang w:val="pt_PT" w:bidi="pt_PT"/>
+        </w:rPr>
+        <w:t>Tt 3.13</w:t>
+      </w:r>
       <w:r>
         <w:rPr>
           <w:lang w:val="pt_PT" w:bidi="pt_PT"/>
@@ -6882,144 +5232,96 @@
           <w:lang w:val="pt_PT" w:bidi="pt_PT"/>
         </w:rPr>
       </w:r>
-      <w:hyperlink r:id="rId267">
-        <w:r>
-          <w:rPr>
-            <w:lang w:val="pt_PT" w:bidi="pt_PT"/>
-          </w:rPr>
-          <w:rPr>
-            <w:color w:val="0000EE"/>
-            <w:u w:val="single"/>
-          </w:rPr>
-          <w:t>Atos 18.24–19.1</w:t>
-        </w:r>
-      </w:hyperlink>
-      <w:r>
-        <w:rPr>
-          <w:lang w:val="pt_PT" w:bidi="pt_PT"/>
-        </w:rPr>
-        <w:t xml:space="preserve">; </w:t>
-      </w:r>
-      <w:hyperlink r:id="rId262">
-        <w:r>
-          <w:rPr>
-            <w:lang w:val="pt_PT" w:bidi="pt_PT"/>
-          </w:rPr>
-          <w:rPr>
-            <w:color w:val="0000EE"/>
-            <w:u w:val="single"/>
-          </w:rPr>
-          <w:t>1 Coríntios 1.10–12</w:t>
-        </w:r>
-      </w:hyperlink>
-      <w:r>
-        <w:rPr>
-          <w:lang w:val="pt_PT" w:bidi="pt_PT"/>
-        </w:rPr>
-        <w:t xml:space="preserve">; </w:t>
-      </w:r>
-      <w:hyperlink r:id="rId268">
-        <w:r>
-          <w:rPr>
-            <w:lang w:val="pt_PT" w:bidi="pt_PT"/>
-          </w:rPr>
-          <w:rPr>
-            <w:color w:val="0000EE"/>
-            <w:u w:val="single"/>
-          </w:rPr>
-          <w:t>3.3–9</w:t>
-        </w:r>
-      </w:hyperlink>
-      <w:r>
-        <w:rPr>
-          <w:lang w:val="pt_PT" w:bidi="pt_PT"/>
-        </w:rPr>
-        <w:t xml:space="preserve">; </w:t>
-      </w:r>
-      <w:hyperlink r:id="rId261">
-        <w:r>
-          <w:rPr>
-            <w:lang w:val="pt_PT" w:bidi="pt_PT"/>
-          </w:rPr>
-          <w:rPr>
-            <w:color w:val="0000EE"/>
-            <w:u w:val="single"/>
-          </w:rPr>
-          <w:t>4.1</w:t>
-        </w:r>
-      </w:hyperlink>
+      <w:r>
+        <w:rPr>
+          <w:lang w:val="pt_PT" w:bidi="pt_PT"/>
+        </w:rPr>
+        <w:t>Atos 18.24–19.1</w:t>
+      </w:r>
+      <w:r>
+        <w:rPr>
+          <w:lang w:val="pt_PT" w:bidi="pt_PT"/>
+        </w:rPr>
+        <w:t xml:space="preserve">; </w:t>
+      </w:r>
+      <w:r>
+        <w:rPr>
+          <w:lang w:val="pt_PT" w:bidi="pt_PT"/>
+        </w:rPr>
+        <w:t>1 Coríntios 1.10–12</w:t>
+      </w:r>
+      <w:r>
+        <w:rPr>
+          <w:lang w:val="pt_PT" w:bidi="pt_PT"/>
+        </w:rPr>
+        <w:t xml:space="preserve">; </w:t>
+      </w:r>
+      <w:r>
+        <w:rPr>
+          <w:lang w:val="pt_PT" w:bidi="pt_PT"/>
+        </w:rPr>
+        <w:t>3.3–9</w:t>
+      </w:r>
+      <w:r>
+        <w:rPr>
+          <w:lang w:val="pt_PT" w:bidi="pt_PT"/>
+        </w:rPr>
+        <w:t xml:space="preserve">; </w:t>
+      </w:r>
+      <w:r>
+        <w:rPr>
+          <w:lang w:val="pt_PT" w:bidi="pt_PT"/>
+        </w:rPr>
+        <w:t>4.1</w:t>
+      </w:r>
       <w:r>
         <w:rPr>
           <w:lang w:val="pt_PT" w:bidi="pt_PT"/>
         </w:rPr>
         <w:t>,</w:t>
       </w:r>
-      <w:hyperlink r:id="rId264">
-        <w:r>
-          <w:rPr>
-            <w:lang w:val="pt_PT" w:bidi="pt_PT"/>
-          </w:rPr>
-          <w:rPr>
-            <w:color w:val="0000EE"/>
-            <w:u w:val="single"/>
-          </w:rPr>
-          <w:t>6–7</w:t>
-        </w:r>
-      </w:hyperlink>
-      <w:r>
-        <w:rPr>
-          <w:lang w:val="pt_PT" w:bidi="pt_PT"/>
-        </w:rPr>
-        <w:t xml:space="preserve">; </w:t>
-      </w:r>
-      <w:hyperlink r:id="rId265">
-        <w:r>
-          <w:rPr>
-            <w:lang w:val="pt_PT" w:bidi="pt_PT"/>
-          </w:rPr>
-          <w:rPr>
-            <w:color w:val="0000EE"/>
-            <w:u w:val="single"/>
-          </w:rPr>
-          <w:t>16.12</w:t>
-        </w:r>
-      </w:hyperlink>
-      <w:r>
-        <w:rPr>
-          <w:lang w:val="pt_PT" w:bidi="pt_PT"/>
-        </w:rPr>
-        <w:t xml:space="preserve">; </w:t>
-      </w:r>
-      <w:hyperlink r:id="rId269">
-        <w:r>
-          <w:rPr>
-            <w:lang w:val="pt_PT" w:bidi="pt_PT"/>
-          </w:rPr>
-          <w:rPr>
-            <w:color w:val="0000EE"/>
-            <w:u w:val="single"/>
-          </w:rPr>
-          <w:t>2 Coríntios 10.10</w:t>
-        </w:r>
-      </w:hyperlink>
-      <w:r>
-        <w:rPr>
-          <w:lang w:val="pt_PT" w:bidi="pt_PT"/>
-        </w:rPr>
-        <w:t xml:space="preserve">; </w:t>
-      </w:r>
-      <w:hyperlink r:id="rId266">
-        <w:r>
-          <w:rPr>
-            <w:lang w:val="pt_PT" w:bidi="pt_PT"/>
-          </w:rPr>
-          <w:rPr>
-            <w:color w:val="0000EE"/>
-            <w:u w:val="single"/>
-          </w:rPr>
-          <w:t>Tito 3.13</w:t>
-        </w:r>
-      </w:hyperlink>
+      <w:r>
+        <w:rPr>
+          <w:lang w:val="pt_PT" w:bidi="pt_PT"/>
+        </w:rPr>
+        <w:t>6–7</w:t>
+      </w:r>
+      <w:r>
+        <w:rPr>
+          <w:lang w:val="pt_PT" w:bidi="pt_PT"/>
+        </w:rPr>
+        <w:t xml:space="preserve">; </w:t>
+      </w:r>
+      <w:r>
+        <w:rPr>
+          <w:lang w:val="pt_PT" w:bidi="pt_PT"/>
+        </w:rPr>
+        <w:t>16.12</w:t>
+      </w:r>
+      <w:r>
+        <w:rPr>
+          <w:lang w:val="pt_PT" w:bidi="pt_PT"/>
+        </w:rPr>
+        <w:t xml:space="preserve">; </w:t>
+      </w:r>
+      <w:r>
+        <w:rPr>
+          <w:lang w:val="pt_PT" w:bidi="pt_PT"/>
+        </w:rPr>
+        <w:t>2 Coríntios 10.10</w:t>
+      </w:r>
+      <w:r>
+        <w:rPr>
+          <w:lang w:val="pt_PT" w:bidi="pt_PT"/>
+        </w:rPr>
+        <w:t xml:space="preserve">; </w:t>
+      </w:r>
+      <w:r>
+        <w:rPr>
+          <w:lang w:val="pt_PT" w:bidi="pt_PT"/>
+        </w:rPr>
+        <w:t>Tito 3.13</w:t>
+      </w:r>
       <w:r>
         <w:rPr>
           <w:lang w:val="pt_PT" w:bidi="pt_PT"/>
@@ -7068,126 +5370,84 @@
         </w:rPr>
         <w:t>Os arameus pertenciam a uma família de povos que descendiam do filho de Noé, Sem (</w:t>
       </w:r>
-      <w:hyperlink r:id="rId270">
-        <w:r>
-          <w:rPr>
-            <w:lang w:val="pt_PT" w:bidi="pt_PT"/>
-          </w:rPr>
-          <w:rPr>
-            <w:color w:val="0000EE"/>
-            <w:u w:val="single"/>
-          </w:rPr>
-          <w:t>Gn 10.22–23</w:t>
-        </w:r>
-      </w:hyperlink>
+      <w:r>
+        <w:rPr>
+          <w:lang w:val="pt_PT" w:bidi="pt_PT"/>
+        </w:rPr>
+        <w:t>Gn 10.22–23</w:t>
+      </w:r>
       <w:r>
         <w:rPr>
           <w:lang w:val="pt_PT" w:bidi="pt_PT"/>
         </w:rPr>
         <w:t xml:space="preserve">; compare </w:t>
       </w:r>
-      <w:hyperlink r:id="rId271">
-        <w:r>
-          <w:rPr>
-            <w:lang w:val="pt_PT" w:bidi="pt_PT"/>
-          </w:rPr>
-          <w:rPr>
-            <w:color w:val="0000EE"/>
-            <w:u w:val="single"/>
-          </w:rPr>
-          <w:t>Gn 22.20–21</w:t>
-        </w:r>
-      </w:hyperlink>
+      <w:r>
+        <w:rPr>
+          <w:lang w:val="pt_PT" w:bidi="pt_PT"/>
+        </w:rPr>
+        <w:t>Gn 22.20–21</w:t>
+      </w:r>
       <w:r>
         <w:rPr>
           <w:lang w:val="pt_PT" w:bidi="pt_PT"/>
         </w:rPr>
         <w:t>). Betuel e Labão eram conhecidos como arameus (</w:t>
       </w:r>
-      <w:hyperlink r:id="rId272">
-        <w:r>
-          <w:rPr>
-            <w:lang w:val="pt_PT" w:bidi="pt_PT"/>
-          </w:rPr>
-          <w:rPr>
-            <w:color w:val="0000EE"/>
-            <w:u w:val="single"/>
-          </w:rPr>
-          <w:t>Gn 25.20</w:t>
-        </w:r>
-      </w:hyperlink>
-      <w:r>
-        <w:rPr>
-          <w:lang w:val="pt_PT" w:bidi="pt_PT"/>
-        </w:rPr>
-        <w:t xml:space="preserve">; </w:t>
-      </w:r>
-      <w:hyperlink r:id="rId273">
-        <w:r>
-          <w:rPr>
-            <w:lang w:val="pt_PT" w:bidi="pt_PT"/>
-          </w:rPr>
-          <w:rPr>
-            <w:color w:val="0000EE"/>
-            <w:u w:val="single"/>
-          </w:rPr>
-          <w:t>28.1–7</w:t>
-        </w:r>
-      </w:hyperlink>
+      <w:r>
+        <w:rPr>
+          <w:lang w:val="pt_PT" w:bidi="pt_PT"/>
+        </w:rPr>
+        <w:t>Gn 25.20</w:t>
+      </w:r>
+      <w:r>
+        <w:rPr>
+          <w:lang w:val="pt_PT" w:bidi="pt_PT"/>
+        </w:rPr>
+        <w:t xml:space="preserve">; </w:t>
+      </w:r>
+      <w:r>
+        <w:rPr>
+          <w:lang w:val="pt_PT" w:bidi="pt_PT"/>
+        </w:rPr>
+        <w:t>28.1–7</w:t>
+      </w:r>
       <w:r>
         <w:rPr>
           <w:lang w:val="pt_PT" w:bidi="pt_PT"/>
         </w:rPr>
         <w:t>). Jacó viveu com eles em território arameu por cerca de vinte anos (</w:t>
       </w:r>
-      <w:hyperlink r:id="rId274">
-        <w:r>
-          <w:rPr>
-            <w:lang w:val="pt_PT" w:bidi="pt_PT"/>
-          </w:rPr>
-          <w:rPr>
-            <w:color w:val="0000EE"/>
-            <w:u w:val="single"/>
-          </w:rPr>
-          <w:t>Gn 28–31</w:t>
-        </w:r>
-      </w:hyperlink>
-      <w:r>
-        <w:rPr>
-          <w:lang w:val="pt_PT" w:bidi="pt_PT"/>
-        </w:rPr>
-        <w:t xml:space="preserve">; </w:t>
-      </w:r>
-      <w:hyperlink r:id="rId275">
-        <w:r>
-          <w:rPr>
-            <w:lang w:val="pt_PT" w:bidi="pt_PT"/>
-          </w:rPr>
-          <w:rPr>
-            <w:color w:val="0000EE"/>
-            <w:u w:val="single"/>
-          </w:rPr>
-          <w:t>Os 12.12</w:t>
-        </w:r>
-      </w:hyperlink>
+      <w:r>
+        <w:rPr>
+          <w:lang w:val="pt_PT" w:bidi="pt_PT"/>
+        </w:rPr>
+        <w:t>Gn 28–31</w:t>
+      </w:r>
+      <w:r>
+        <w:rPr>
+          <w:lang w:val="pt_PT" w:bidi="pt_PT"/>
+        </w:rPr>
+        <w:t xml:space="preserve">; </w:t>
+      </w:r>
+      <w:r>
+        <w:rPr>
+          <w:lang w:val="pt_PT" w:bidi="pt_PT"/>
+        </w:rPr>
+        <w:t>Os 12.12</w:t>
+      </w:r>
       <w:r>
         <w:rPr>
           <w:lang w:val="pt_PT" w:bidi="pt_PT"/>
         </w:rPr>
         <w:t>), e o povo de Israel lembrava que seus antepassados eram culturalmente arameus (</w:t>
       </w:r>
-      <w:hyperlink r:id="rId276">
-        <w:r>
-          <w:rPr>
-            <w:lang w:val="pt_PT" w:bidi="pt_PT"/>
-          </w:rPr>
-          <w:rPr>
-            <w:color w:val="0000EE"/>
-            <w:u w:val="single"/>
-          </w:rPr>
-          <w:t>Dt 26.5</w:t>
-        </w:r>
-      </w:hyperlink>
+      <w:r>
+        <w:rPr>
+          <w:lang w:val="pt_PT" w:bidi="pt_PT"/>
+        </w:rPr>
+        <w:t>Dt 26.5</w:t>
+      </w:r>
       <w:r>
         <w:rPr>
           <w:lang w:val="pt_PT" w:bidi="pt_PT"/>
@@ -7208,36 +5468,24 @@
         </w:rPr>
         <w:t xml:space="preserve">Os arameus apareceram na história por volta da época de Abraão. Eles viviam perto do Eufrates central e se espalharam para o leste, oeste e norte. Por volta de 1100 a.C., as tribos arameias estavam por toda a Síria e norte da Transjordânia (a terra a leste do rio Jordão). Eles estabeleceram fortes cidades-estado como Zobá e Damasco, que entraram em conflito com os israelitas a partir da época de Davi (veja </w:t>
       </w:r>
-      <w:hyperlink r:id="rId277">
-        <w:r>
-          <w:rPr>
-            <w:lang w:val="pt_PT" w:bidi="pt_PT"/>
-          </w:rPr>
-          <w:rPr>
-            <w:color w:val="0000EE"/>
-            <w:u w:val="single"/>
-          </w:rPr>
-          <w:t>2Sm 8.3–8</w:t>
-        </w:r>
-      </w:hyperlink>
-      <w:r>
-        <w:rPr>
-          <w:lang w:val="pt_PT" w:bidi="pt_PT"/>
-        </w:rPr>
-        <w:t xml:space="preserve">; </w:t>
-      </w:r>
-      <w:hyperlink r:id="rId278">
-        <w:r>
-          <w:rPr>
-            <w:lang w:val="pt_PT" w:bidi="pt_PT"/>
-          </w:rPr>
-          <w:rPr>
-            <w:color w:val="0000EE"/>
-            <w:u w:val="single"/>
-          </w:rPr>
-          <w:t>10.6–19</w:t>
-        </w:r>
-      </w:hyperlink>
+      <w:r>
+        <w:rPr>
+          <w:lang w:val="pt_PT" w:bidi="pt_PT"/>
+        </w:rPr>
+        <w:t>2Sm 8.3–8</w:t>
+      </w:r>
+      <w:r>
+        <w:rPr>
+          <w:lang w:val="pt_PT" w:bidi="pt_PT"/>
+        </w:rPr>
+        <w:t xml:space="preserve">; </w:t>
+      </w:r>
+      <w:r>
+        <w:rPr>
+          <w:lang w:val="pt_PT" w:bidi="pt_PT"/>
+        </w:rPr>
+        <w:t>10.6–19</w:t>
+      </w:r>
       <w:r>
         <w:rPr>
           <w:lang w:val="pt_PT" w:bidi="pt_PT"/>
@@ -7258,18 +5506,12 @@
         </w:rPr>
         <w:t>Após a morte de Salomão, Israel se dividiu em reinos do norte e do sul. Durante esse período, a cidade arameia de Damasco tornou-se muito poderosa. Os governantes de Damasco frequentemente se aproveitavam da luta entre os dois reinos de Israel. Durante a guerra entre Israel e Judá de 890 a 880 a.C., o rei Asa de Israel pediu ajuda a Ben-Hadade I de Damasco (</w:t>
       </w:r>
-      <w:hyperlink r:id="rId279">
-        <w:r>
-          <w:rPr>
-            <w:lang w:val="pt_PT" w:bidi="pt_PT"/>
-          </w:rPr>
-          <w:rPr>
-            <w:color w:val="0000EE"/>
-            <w:u w:val="single"/>
-          </w:rPr>
-          <w:t>1Rs 15.18–19</w:t>
-        </w:r>
-      </w:hyperlink>
+      <w:r>
+        <w:rPr>
+          <w:lang w:val="pt_PT" w:bidi="pt_PT"/>
+        </w:rPr>
+        <w:t>1Rs 15.18–19</w:t>
+      </w:r>
       <w:r>
         <w:rPr>
           <w:lang w:val="pt_PT" w:bidi="pt_PT"/>
@@ -7290,108 +5532,72 @@
         </w:rPr>
         <w:t>Cerca de trinta anos depois, no início dos anos 850 a.C., Ben-Hadade invadiu Israel, mas Acabe o derrotou em Samaria (</w:t>
       </w:r>
-      <w:hyperlink r:id="rId280">
-        <w:r>
-          <w:rPr>
-            <w:lang w:val="pt_PT" w:bidi="pt_PT"/>
-          </w:rPr>
-          <w:rPr>
-            <w:color w:val="0000EE"/>
-            <w:u w:val="single"/>
-          </w:rPr>
-          <w:t>1Rs 20.1–21</w:t>
-        </w:r>
-      </w:hyperlink>
+      <w:r>
+        <w:rPr>
+          <w:lang w:val="pt_PT" w:bidi="pt_PT"/>
+        </w:rPr>
+        <w:t>1Rs 20.1–21</w:t>
+      </w:r>
       <w:r>
         <w:rPr>
           <w:lang w:val="pt_PT" w:bidi="pt_PT"/>
         </w:rPr>
         <w:t>) e novamente em Afeca no ano seguinte (</w:t>
       </w:r>
-      <w:hyperlink r:id="rId281">
-        <w:r>
-          <w:rPr>
-            <w:lang w:val="pt_PT" w:bidi="pt_PT"/>
-          </w:rPr>
-          <w:rPr>
-            <w:color w:val="0000EE"/>
-            <w:u w:val="single"/>
-          </w:rPr>
-          <w:t>20.22–34</w:t>
-        </w:r>
-      </w:hyperlink>
+      <w:r>
+        <w:rPr>
+          <w:lang w:val="pt_PT" w:bidi="pt_PT"/>
+        </w:rPr>
+        <w:t>20.22–34</w:t>
+      </w:r>
       <w:r>
         <w:rPr>
           <w:lang w:val="pt_PT" w:bidi="pt_PT"/>
         </w:rPr>
         <w:t>). Após três anos de paz, Israel e Damasco lutaram novamente em 853 a.C., e Acabe foi morto em batalha (</w:t>
       </w:r>
-      <w:hyperlink r:id="rId282">
-        <w:r>
-          <w:rPr>
-            <w:lang w:val="pt_PT" w:bidi="pt_PT"/>
-          </w:rPr>
-          <w:rPr>
-            <w:color w:val="0000EE"/>
-            <w:u w:val="single"/>
-          </w:rPr>
-          <w:t>1Rs 22.29–37</w:t>
-        </w:r>
-      </w:hyperlink>
+      <w:r>
+        <w:rPr>
+          <w:lang w:val="pt_PT" w:bidi="pt_PT"/>
+        </w:rPr>
+        <w:t>1Rs 22.29–37</w:t>
+      </w:r>
       <w:r>
         <w:rPr>
           <w:lang w:val="pt_PT" w:bidi="pt_PT"/>
         </w:rPr>
         <w:t xml:space="preserve">). A cidade arameia de Damasco continuou a causar perdas para Israel nas várias décadas seguintes (veja </w:t>
       </w:r>
-      <w:hyperlink r:id="rId283">
-        <w:r>
-          <w:rPr>
-            <w:lang w:val="pt_PT" w:bidi="pt_PT"/>
-          </w:rPr>
-          <w:rPr>
-            <w:color w:val="0000EE"/>
-            <w:u w:val="single"/>
-          </w:rPr>
-          <w:t>2Rs 8.28–29</w:t>
-        </w:r>
-      </w:hyperlink>
-      <w:r>
-        <w:rPr>
-          <w:lang w:val="pt_PT" w:bidi="pt_PT"/>
-        </w:rPr>
-        <w:t xml:space="preserve">; </w:t>
-      </w:r>
-      <w:hyperlink r:id="rId284">
-        <w:r>
-          <w:rPr>
-            <w:lang w:val="pt_PT" w:bidi="pt_PT"/>
-          </w:rPr>
-          <w:rPr>
-            <w:color w:val="0000EE"/>
-            <w:u w:val="single"/>
-          </w:rPr>
-          <w:t>12.17–18</w:t>
-        </w:r>
-      </w:hyperlink>
-      <w:r>
-        <w:rPr>
-          <w:lang w:val="pt_PT" w:bidi="pt_PT"/>
-        </w:rPr>
-        <w:t xml:space="preserve">; </w:t>
-      </w:r>
-      <w:hyperlink r:id="rId285">
-        <w:r>
-          <w:rPr>
-            <w:lang w:val="pt_PT" w:bidi="pt_PT"/>
-          </w:rPr>
-          <w:rPr>
-            <w:color w:val="0000EE"/>
-            <w:u w:val="single"/>
-          </w:rPr>
-          <w:t>13.1–7</w:t>
-        </w:r>
-      </w:hyperlink>
+      <w:r>
+        <w:rPr>
+          <w:lang w:val="pt_PT" w:bidi="pt_PT"/>
+        </w:rPr>
+        <w:t>2Rs 8.28–29</w:t>
+      </w:r>
+      <w:r>
+        <w:rPr>
+          <w:lang w:val="pt_PT" w:bidi="pt_PT"/>
+        </w:rPr>
+        <w:t xml:space="preserve">; </w:t>
+      </w:r>
+      <w:r>
+        <w:rPr>
+          <w:lang w:val="pt_PT" w:bidi="pt_PT"/>
+        </w:rPr>
+        <w:t>12.17–18</w:t>
+      </w:r>
+      <w:r>
+        <w:rPr>
+          <w:lang w:val="pt_PT" w:bidi="pt_PT"/>
+        </w:rPr>
+        <w:t xml:space="preserve">; </w:t>
+      </w:r>
+      <w:r>
+        <w:rPr>
+          <w:lang w:val="pt_PT" w:bidi="pt_PT"/>
+        </w:rPr>
+        <w:t>13.1–7</w:t>
+      </w:r>
       <w:r>
         <w:rPr>
           <w:lang w:val="pt_PT" w:bidi="pt_PT"/>
@@ -7412,36 +5618,24 @@
         </w:rPr>
         <w:t>Durante esse período, as cidades-estado arameias começaram a sentir a pressão da Assíria. A Assíria primeiro derrotou Damasco por volta de 838 a.C. e a forçou a pagar tributo em 803 a.C. Isso enfraqueceu Damasco, permitindo que Joás, o rei de Israel de 798 a 782 a.C., derrotasse os arameus e os expulsasse do território de Israel por volta de 795 a.C. (</w:t>
       </w:r>
-      <w:hyperlink r:id="rId286">
-        <w:r>
-          <w:rPr>
-            <w:lang w:val="pt_PT" w:bidi="pt_PT"/>
-          </w:rPr>
-          <w:rPr>
-            <w:color w:val="0000EE"/>
-            <w:u w:val="single"/>
-          </w:rPr>
-          <w:t>2Rs 13.14–25</w:t>
-        </w:r>
-      </w:hyperlink>
+      <w:r>
+        <w:rPr>
+          <w:lang w:val="pt_PT" w:bidi="pt_PT"/>
+        </w:rPr>
+        <w:t>2Rs 13.14–25</w:t>
+      </w:r>
       <w:r>
         <w:rPr>
           <w:lang w:val="pt_PT" w:bidi="pt_PT"/>
         </w:rPr>
         <w:t xml:space="preserve">). Mais tarde, Jeroboão II, que governou de 793 a 753 a.C., fez Damasco pagar tributo a ele (veja </w:t>
       </w:r>
-      <w:hyperlink r:id="rId287">
-        <w:r>
-          <w:rPr>
-            <w:lang w:val="pt_PT" w:bidi="pt_PT"/>
-          </w:rPr>
-          <w:rPr>
-            <w:color w:val="0000EE"/>
-            <w:u w:val="single"/>
-          </w:rPr>
-          <w:t>2Rs 14.28</w:t>
-        </w:r>
-      </w:hyperlink>
+      <w:r>
+        <w:rPr>
+          <w:lang w:val="pt_PT" w:bidi="pt_PT"/>
+        </w:rPr>
+        <w:t>2Rs 14.28</w:t>
+      </w:r>
       <w:r>
         <w:rPr>
           <w:lang w:val="pt_PT" w:bidi="pt_PT"/>
@@ -7462,108 +5656,72 @@
         </w:rPr>
         <w:t>Por volta de 738 a.C., os arameus de Damasco se aliaram a Israel para conquistar Judá. Eles capturaram muitas terras, mas o cerco a Jerusalém falhou (</w:t>
       </w:r>
-      <w:hyperlink r:id="rId288">
-        <w:r>
-          <w:rPr>
-            <w:lang w:val="pt_PT" w:bidi="pt_PT"/>
-          </w:rPr>
-          <w:rPr>
-            <w:color w:val="0000EE"/>
-            <w:u w:val="single"/>
-          </w:rPr>
-          <w:t>2Rs 16.5</w:t>
-        </w:r>
-      </w:hyperlink>
+      <w:r>
+        <w:rPr>
+          <w:lang w:val="pt_PT" w:bidi="pt_PT"/>
+        </w:rPr>
+        <w:t>2Rs 16.5</w:t>
+      </w:r>
       <w:r>
         <w:rPr>
           <w:lang w:val="pt_PT" w:bidi="pt_PT"/>
         </w:rPr>
         <w:t xml:space="preserve">; veja também </w:t>
       </w:r>
-      <w:hyperlink r:id="rId289">
-        <w:r>
-          <w:rPr>
-            <w:lang w:val="pt_PT" w:bidi="pt_PT"/>
-          </w:rPr>
-          <w:rPr>
-            <w:color w:val="0000EE"/>
-            <w:u w:val="single"/>
-          </w:rPr>
-          <w:t>2Cr 28.5</w:t>
-        </w:r>
-      </w:hyperlink>
+      <w:r>
+        <w:rPr>
+          <w:lang w:val="pt_PT" w:bidi="pt_PT"/>
+        </w:rPr>
+        <w:t>2Cr 28.5</w:t>
+      </w:r>
       <w:r>
         <w:rPr>
           <w:lang w:val="pt_PT" w:bidi="pt_PT"/>
         </w:rPr>
         <w:t>). Durante esse aparente sucesso para Damasco, os profetas Isaías e Amós previram a destruição da cidade (</w:t>
       </w:r>
-      <w:hyperlink r:id="rId290">
-        <w:r>
-          <w:rPr>
-            <w:lang w:val="pt_PT" w:bidi="pt_PT"/>
-          </w:rPr>
-          <w:rPr>
-            <w:color w:val="0000EE"/>
-            <w:u w:val="single"/>
-          </w:rPr>
-          <w:t>Is 8.4</w:t>
-        </w:r>
-      </w:hyperlink>
-      <w:r>
-        <w:rPr>
-          <w:lang w:val="pt_PT" w:bidi="pt_PT"/>
-        </w:rPr>
-        <w:t xml:space="preserve">; </w:t>
-      </w:r>
-      <w:hyperlink r:id="rId291">
-        <w:r>
-          <w:rPr>
-            <w:lang w:val="pt_PT" w:bidi="pt_PT"/>
-          </w:rPr>
-          <w:rPr>
-            <w:color w:val="0000EE"/>
-            <w:u w:val="single"/>
-          </w:rPr>
-          <w:t>17.1</w:t>
-        </w:r>
-      </w:hyperlink>
-      <w:r>
-        <w:rPr>
-          <w:lang w:val="pt_PT" w:bidi="pt_PT"/>
-        </w:rPr>
-        <w:t xml:space="preserve">; </w:t>
-      </w:r>
-      <w:hyperlink r:id="rId292">
-        <w:r>
-          <w:rPr>
-            <w:lang w:val="pt_PT" w:bidi="pt_PT"/>
-          </w:rPr>
-          <w:rPr>
-            <w:color w:val="0000EE"/>
-            <w:u w:val="single"/>
-          </w:rPr>
-          <w:t>Am 1.3–5</w:t>
-        </w:r>
-      </w:hyperlink>
+      <w:r>
+        <w:rPr>
+          <w:lang w:val="pt_PT" w:bidi="pt_PT"/>
+        </w:rPr>
+        <w:t>Is 8.4</w:t>
+      </w:r>
+      <w:r>
+        <w:rPr>
+          <w:lang w:val="pt_PT" w:bidi="pt_PT"/>
+        </w:rPr>
+        <w:t xml:space="preserve">; </w:t>
+      </w:r>
+      <w:r>
+        <w:rPr>
+          <w:lang w:val="pt_PT" w:bidi="pt_PT"/>
+        </w:rPr>
+        <w:t>17.1</w:t>
+      </w:r>
+      <w:r>
+        <w:rPr>
+          <w:lang w:val="pt_PT" w:bidi="pt_PT"/>
+        </w:rPr>
+        <w:t xml:space="preserve">; </w:t>
+      </w:r>
+      <w:r>
+        <w:rPr>
+          <w:lang w:val="pt_PT" w:bidi="pt_PT"/>
+        </w:rPr>
+        <w:t>Am 1.3–5</w:t>
+      </w:r>
       <w:r>
         <w:rPr>
           <w:lang w:val="pt_PT" w:bidi="pt_PT"/>
         </w:rPr>
         <w:t>). Em vez de confiar em Deus, o rei Acaz de Judá buscou proteção dos assírios. Os assírios responderam aos seus presentes atacando Damasco e exilando seu povo em 733 e 732 a.C. (</w:t>
       </w:r>
-      <w:hyperlink r:id="rId293">
-        <w:r>
-          <w:rPr>
-            <w:lang w:val="pt_PT" w:bidi="pt_PT"/>
-          </w:rPr>
-          <w:rPr>
-            <w:color w:val="0000EE"/>
-            <w:u w:val="single"/>
-          </w:rPr>
-          <w:t>2Rs 16.7–11</w:t>
-        </w:r>
-      </w:hyperlink>
+      <w:r>
+        <w:rPr>
+          <w:lang w:val="pt_PT" w:bidi="pt_PT"/>
+        </w:rPr>
+        <w:t>2Rs 16.7–11</w:t>
+      </w:r>
       <w:r>
         <w:rPr>
           <w:lang w:val="pt_PT" w:bidi="pt_PT"/>
@@ -7584,54 +5742,36 @@
         </w:rPr>
         <w:t xml:space="preserve">A língua dos arameus, o aramaico, tornou-se a principal língua para diplomacia e administração em todo o Oriente Próximo (veja, por exemplo, </w:t>
       </w:r>
-      <w:hyperlink r:id="rId294">
-        <w:r>
-          <w:rPr>
-            <w:lang w:val="pt_PT" w:bidi="pt_PT"/>
-          </w:rPr>
-          <w:rPr>
-            <w:color w:val="0000EE"/>
-            <w:u w:val="single"/>
-          </w:rPr>
-          <w:t>2Rs 18.26</w:t>
-        </w:r>
-      </w:hyperlink>
+      <w:r>
+        <w:rPr>
+          <w:lang w:val="pt_PT" w:bidi="pt_PT"/>
+        </w:rPr>
+        <w:t>2Rs 18.26</w:t>
+      </w:r>
       <w:r>
         <w:rPr>
           <w:lang w:val="pt_PT" w:bidi="pt_PT"/>
         </w:rPr>
         <w:t xml:space="preserve">). Durante o exílio na Babilônia, os judeus começaram a usar o aramaico; partes de Esdras e Daniel estão em aramaico. O aramaico era a língua comum do Egito à Índia durante o período persa e era amplamente falado na Palestina durante o tempo de Jesus (veja </w:t>
       </w:r>
-      <w:hyperlink r:id="rId295">
-        <w:r>
-          <w:rPr>
-            <w:lang w:val="pt_PT" w:bidi="pt_PT"/>
-          </w:rPr>
-          <w:rPr>
-            <w:color w:val="0000EE"/>
-            <w:u w:val="single"/>
-          </w:rPr>
-          <w:t>Mc 5.41</w:t>
-        </w:r>
-      </w:hyperlink>
-      <w:r>
-        <w:rPr>
-          <w:lang w:val="pt_PT" w:bidi="pt_PT"/>
-        </w:rPr>
-        <w:t xml:space="preserve">; </w:t>
-      </w:r>
-      <w:hyperlink r:id="rId296">
-        <w:r>
-          <w:rPr>
-            <w:lang w:val="pt_PT" w:bidi="pt_PT"/>
-          </w:rPr>
-          <w:rPr>
-            <w:color w:val="0000EE"/>
-            <w:u w:val="single"/>
-          </w:rPr>
-          <w:t>1Co 16.22</w:t>
-        </w:r>
-      </w:hyperlink>
+      <w:r>
+        <w:rPr>
+          <w:lang w:val="pt_PT" w:bidi="pt_PT"/>
+        </w:rPr>
+        <w:t>Mc 5.41</w:t>
+      </w:r>
+      <w:r>
+        <w:rPr>
+          <w:lang w:val="pt_PT" w:bidi="pt_PT"/>
+        </w:rPr>
+        <w:t xml:space="preserve">; </w:t>
+      </w:r>
+      <w:r>
+        <w:rPr>
+          <w:lang w:val="pt_PT" w:bidi="pt_PT"/>
+        </w:rPr>
+        <w:t>1Co 16.22</w:t>
+      </w:r>
       <w:r>
         <w:rPr>
           <w:lang w:val="pt_PT" w:bidi="pt_PT"/>
@@ -7661,270 +5801,180 @@
           <w:lang w:val="pt_PT" w:bidi="pt_PT"/>
         </w:rPr>
       </w:r>
-      <w:hyperlink r:id="rId270">
-        <w:r>
-          <w:rPr>
-            <w:lang w:val="pt_PT" w:bidi="pt_PT"/>
-          </w:rPr>
-          <w:rPr>
-            <w:color w:val="0000EE"/>
-            <w:u w:val="single"/>
-          </w:rPr>
-          <w:t>Gênesis 10.22–23</w:t>
-        </w:r>
-      </w:hyperlink>
-      <w:r>
-        <w:rPr>
-          <w:lang w:val="pt_PT" w:bidi="pt_PT"/>
-        </w:rPr>
-        <w:t xml:space="preserve">; </w:t>
-      </w:r>
-      <w:hyperlink r:id="rId271">
-        <w:r>
-          <w:rPr>
-            <w:lang w:val="pt_PT" w:bidi="pt_PT"/>
-          </w:rPr>
-          <w:rPr>
-            <w:color w:val="0000EE"/>
-            <w:u w:val="single"/>
-          </w:rPr>
-          <w:t>22.20–21</w:t>
-        </w:r>
-      </w:hyperlink>
-      <w:r>
-        <w:rPr>
-          <w:lang w:val="pt_PT" w:bidi="pt_PT"/>
-        </w:rPr>
-        <w:t xml:space="preserve">; </w:t>
-      </w:r>
-      <w:hyperlink r:id="rId272">
-        <w:r>
-          <w:rPr>
-            <w:lang w:val="pt_PT" w:bidi="pt_PT"/>
-          </w:rPr>
-          <w:rPr>
-            <w:color w:val="0000EE"/>
-            <w:u w:val="single"/>
-          </w:rPr>
-          <w:t>25.20</w:t>
-        </w:r>
-      </w:hyperlink>
-      <w:r>
-        <w:rPr>
-          <w:lang w:val="pt_PT" w:bidi="pt_PT"/>
-        </w:rPr>
-        <w:t xml:space="preserve">; </w:t>
-      </w:r>
-      <w:hyperlink r:id="rId273">
-        <w:r>
-          <w:rPr>
-            <w:lang w:val="pt_PT" w:bidi="pt_PT"/>
-          </w:rPr>
-          <w:rPr>
-            <w:color w:val="0000EE"/>
-            <w:u w:val="single"/>
-          </w:rPr>
-          <w:t>28.1–7</w:t>
-        </w:r>
-      </w:hyperlink>
-      <w:r>
-        <w:rPr>
-          <w:lang w:val="pt_PT" w:bidi="pt_PT"/>
-        </w:rPr>
-        <w:t xml:space="preserve">; </w:t>
-      </w:r>
-      <w:hyperlink r:id="rId276">
-        <w:r>
-          <w:rPr>
-            <w:lang w:val="pt_PT" w:bidi="pt_PT"/>
-          </w:rPr>
-          <w:rPr>
-            <w:color w:val="0000EE"/>
-            <w:u w:val="single"/>
-          </w:rPr>
-          <w:t>Deuteronômio 26.5</w:t>
-        </w:r>
-      </w:hyperlink>
-      <w:r>
-        <w:rPr>
-          <w:lang w:val="pt_PT" w:bidi="pt_PT"/>
-        </w:rPr>
-        <w:t xml:space="preserve">; </w:t>
-      </w:r>
-      <w:hyperlink r:id="rId297">
-        <w:r>
-          <w:rPr>
-            <w:lang w:val="pt_PT" w:bidi="pt_PT"/>
-          </w:rPr>
-          <w:rPr>
-            <w:color w:val="0000EE"/>
-            <w:u w:val="single"/>
-          </w:rPr>
-          <w:t>2 Samuel 8.3–4</w:t>
-        </w:r>
-      </w:hyperlink>
-      <w:r>
-        <w:rPr>
-          <w:lang w:val="pt_PT" w:bidi="pt_PT"/>
-        </w:rPr>
-        <w:t xml:space="preserve">; </w:t>
-      </w:r>
-      <w:hyperlink r:id="rId298">
-        <w:r>
-          <w:rPr>
-            <w:lang w:val="pt_PT" w:bidi="pt_PT"/>
-          </w:rPr>
-          <w:rPr>
-            <w:color w:val="0000EE"/>
-            <w:u w:val="single"/>
-          </w:rPr>
-          <w:t>10.17–19</w:t>
-        </w:r>
-      </w:hyperlink>
-      <w:r>
-        <w:rPr>
-          <w:lang w:val="pt_PT" w:bidi="pt_PT"/>
-        </w:rPr>
-        <w:t xml:space="preserve">; </w:t>
-      </w:r>
-      <w:hyperlink r:id="rId299">
-        <w:r>
-          <w:rPr>
-            <w:lang w:val="pt_PT" w:bidi="pt_PT"/>
-          </w:rPr>
-          <w:rPr>
-            <w:color w:val="0000EE"/>
-            <w:u w:val="single"/>
-          </w:rPr>
-          <w:t>1 Reis 15.18</w:t>
-        </w:r>
-      </w:hyperlink>
-      <w:r>
-        <w:rPr>
-          <w:lang w:val="pt_PT" w:bidi="pt_PT"/>
-        </w:rPr>
-        <w:t xml:space="preserve">; </w:t>
-      </w:r>
-      <w:hyperlink r:id="rId164">
-        <w:r>
-          <w:rPr>
-            <w:lang w:val="pt_PT" w:bidi="pt_PT"/>
-          </w:rPr>
-          <w:rPr>
-            <w:color w:val="0000EE"/>
-            <w:u w:val="single"/>
-          </w:rPr>
-          <w:t>20.1–34</w:t>
-        </w:r>
-      </w:hyperlink>
-      <w:r>
-        <w:rPr>
-          <w:lang w:val="pt_PT" w:bidi="pt_PT"/>
-        </w:rPr>
-        <w:t xml:space="preserve">; </w:t>
-      </w:r>
-      <w:hyperlink r:id="rId282">
-        <w:r>
-          <w:rPr>
-            <w:lang w:val="pt_PT" w:bidi="pt_PT"/>
-          </w:rPr>
-          <w:rPr>
-            <w:color w:val="0000EE"/>
-            <w:u w:val="single"/>
-          </w:rPr>
-          <w:t>22.29–37</w:t>
-        </w:r>
-      </w:hyperlink>
-      <w:r>
-        <w:rPr>
-          <w:lang w:val="pt_PT" w:bidi="pt_PT"/>
-        </w:rPr>
-        <w:t xml:space="preserve">; </w:t>
-      </w:r>
-      <w:hyperlink r:id="rId300">
-        <w:r>
-          <w:rPr>
-            <w:lang w:val="pt_PT" w:bidi="pt_PT"/>
-          </w:rPr>
-          <w:rPr>
-            <w:color w:val="0000EE"/>
-            <w:u w:val="single"/>
-          </w:rPr>
-          <w:t>2 Reis 13.25</w:t>
-        </w:r>
-      </w:hyperlink>
-      <w:r>
-        <w:rPr>
-          <w:lang w:val="pt_PT" w:bidi="pt_PT"/>
-        </w:rPr>
-        <w:t xml:space="preserve">; </w:t>
-      </w:r>
-      <w:hyperlink r:id="rId301">
-        <w:r>
-          <w:rPr>
-            <w:lang w:val="pt_PT" w:bidi="pt_PT"/>
-          </w:rPr>
-          <w:rPr>
-            <w:color w:val="0000EE"/>
-            <w:u w:val="single"/>
-          </w:rPr>
-          <w:t>16.9–13</w:t>
-        </w:r>
-      </w:hyperlink>
-      <w:r>
-        <w:rPr>
-          <w:lang w:val="pt_PT" w:bidi="pt_PT"/>
-        </w:rPr>
-        <w:t xml:space="preserve">; </w:t>
-      </w:r>
-      <w:hyperlink r:id="rId302">
-        <w:r>
-          <w:rPr>
-            <w:lang w:val="pt_PT" w:bidi="pt_PT"/>
-          </w:rPr>
-          <w:rPr>
-            <w:color w:val="0000EE"/>
-            <w:u w:val="single"/>
-          </w:rPr>
-          <w:t>17.24–34</w:t>
-        </w:r>
-      </w:hyperlink>
-      <w:r>
-        <w:rPr>
-          <w:lang w:val="pt_PT" w:bidi="pt_PT"/>
-        </w:rPr>
-        <w:t xml:space="preserve">; </w:t>
-      </w:r>
-      <w:hyperlink r:id="rId275">
-        <w:r>
-          <w:rPr>
-            <w:lang w:val="pt_PT" w:bidi="pt_PT"/>
-          </w:rPr>
-          <w:rPr>
-            <w:color w:val="0000EE"/>
-            <w:u w:val="single"/>
-          </w:rPr>
-          <w:t>Oseias 12.12</w:t>
-        </w:r>
-      </w:hyperlink>
-      <w:r>
-        <w:rPr>
-          <w:lang w:val="pt_PT" w:bidi="pt_PT"/>
-        </w:rPr>
-        <w:t xml:space="preserve">; </w:t>
-      </w:r>
-      <w:hyperlink r:id="rId303">
-        <w:r>
-          <w:rPr>
-            <w:lang w:val="pt_PT" w:bidi="pt_PT"/>
-          </w:rPr>
-          <w:rPr>
-            <w:color w:val="0000EE"/>
-            <w:u w:val="single"/>
-          </w:rPr>
-          <w:t>Amós 1.5</w:t>
-        </w:r>
-      </w:hyperlink>
+      <w:r>
+        <w:rPr>
+          <w:lang w:val="pt_PT" w:bidi="pt_PT"/>
+        </w:rPr>
+        <w:t>Gênesis 10.22–23</w:t>
+      </w:r>
+      <w:r>
+        <w:rPr>
+          <w:lang w:val="pt_PT" w:bidi="pt_PT"/>
+        </w:rPr>
+        <w:t xml:space="preserve">; </w:t>
+      </w:r>
+      <w:r>
+        <w:rPr>
+          <w:lang w:val="pt_PT" w:bidi="pt_PT"/>
+        </w:rPr>
+        <w:t>22.20–21</w:t>
+      </w:r>
+      <w:r>
+        <w:rPr>
+          <w:lang w:val="pt_PT" w:bidi="pt_PT"/>
+        </w:rPr>
+        <w:t xml:space="preserve">; </w:t>
+      </w:r>
+      <w:r>
+        <w:rPr>
+          <w:lang w:val="pt_PT" w:bidi="pt_PT"/>
+        </w:rPr>
+        <w:t>25.20</w:t>
+      </w:r>
+      <w:r>
+        <w:rPr>
+          <w:lang w:val="pt_PT" w:bidi="pt_PT"/>
+        </w:rPr>
+        <w:t xml:space="preserve">; </w:t>
+      </w:r>
+      <w:r>
+        <w:rPr>
+          <w:lang w:val="pt_PT" w:bidi="pt_PT"/>
+        </w:rPr>
+        <w:t>28.1–7</w:t>
+      </w:r>
+      <w:r>
+        <w:rPr>
+          <w:lang w:val="pt_PT" w:bidi="pt_PT"/>
+        </w:rPr>
+        <w:t xml:space="preserve">; </w:t>
+      </w:r>
+      <w:r>
+        <w:rPr>
+          <w:lang w:val="pt_PT" w:bidi="pt_PT"/>
+        </w:rPr>
+        <w:t>Deuteronômio 26.5</w:t>
+      </w:r>
+      <w:r>
+        <w:rPr>
+          <w:lang w:val="pt_PT" w:bidi="pt_PT"/>
+        </w:rPr>
+        <w:t xml:space="preserve">; </w:t>
+      </w:r>
+      <w:r>
+        <w:rPr>
+          <w:lang w:val="pt_PT" w:bidi="pt_PT"/>
+        </w:rPr>
+        <w:t>2 Samuel 8.3–4</w:t>
+      </w:r>
+      <w:r>
+        <w:rPr>
+          <w:lang w:val="pt_PT" w:bidi="pt_PT"/>
+        </w:rPr>
+        <w:t xml:space="preserve">; </w:t>
+      </w:r>
+      <w:r>
+        <w:rPr>
+          <w:lang w:val="pt_PT" w:bidi="pt_PT"/>
+        </w:rPr>
+        <w:t>10.17–19</w:t>
+      </w:r>
+      <w:r>
+        <w:rPr>
+          <w:lang w:val="pt_PT" w:bidi="pt_PT"/>
+        </w:rPr>
+        <w:t xml:space="preserve">; </w:t>
+      </w:r>
+      <w:r>
+        <w:rPr>
+          <w:lang w:val="pt_PT" w:bidi="pt_PT"/>
+        </w:rPr>
+        <w:t>1 Reis 15.18</w:t>
+      </w:r>
+      <w:r>
+        <w:rPr>
+          <w:lang w:val="pt_PT" w:bidi="pt_PT"/>
+        </w:rPr>
+        <w:t xml:space="preserve">; </w:t>
+      </w:r>
+      <w:r>
+        <w:rPr>
+          <w:lang w:val="pt_PT" w:bidi="pt_PT"/>
+        </w:rPr>
+        <w:t>20.1–34</w:t>
+      </w:r>
+      <w:r>
+        <w:rPr>
+          <w:lang w:val="pt_PT" w:bidi="pt_PT"/>
+        </w:rPr>
+        <w:t xml:space="preserve">; </w:t>
+      </w:r>
+      <w:r>
+        <w:rPr>
+          <w:lang w:val="pt_PT" w:bidi="pt_PT"/>
+        </w:rPr>
+        <w:t>22.29–37</w:t>
+      </w:r>
+      <w:r>
+        <w:rPr>
+          <w:lang w:val="pt_PT" w:bidi="pt_PT"/>
+        </w:rPr>
+        <w:t xml:space="preserve">; </w:t>
+      </w:r>
+      <w:r>
+        <w:rPr>
+          <w:lang w:val="pt_PT" w:bidi="pt_PT"/>
+        </w:rPr>
+        <w:t>2 Reis 13.25</w:t>
+      </w:r>
+      <w:r>
+        <w:rPr>
+          <w:lang w:val="pt_PT" w:bidi="pt_PT"/>
+        </w:rPr>
+        <w:t xml:space="preserve">; </w:t>
+      </w:r>
+      <w:r>
+        <w:rPr>
+          <w:lang w:val="pt_PT" w:bidi="pt_PT"/>
+        </w:rPr>
+        <w:t>16.9–13</w:t>
+      </w:r>
+      <w:r>
+        <w:rPr>
+          <w:lang w:val="pt_PT" w:bidi="pt_PT"/>
+        </w:rPr>
+        <w:t xml:space="preserve">; </w:t>
+      </w:r>
+      <w:r>
+        <w:rPr>
+          <w:lang w:val="pt_PT" w:bidi="pt_PT"/>
+        </w:rPr>
+        <w:t>17.24–34</w:t>
+      </w:r>
+      <w:r>
+        <w:rPr>
+          <w:lang w:val="pt_PT" w:bidi="pt_PT"/>
+        </w:rPr>
+        <w:t xml:space="preserve">; </w:t>
+      </w:r>
+      <w:r>
+        <w:rPr>
+          <w:lang w:val="pt_PT" w:bidi="pt_PT"/>
+        </w:rPr>
+        <w:t>Oseias 12.12</w:t>
+      </w:r>
+      <w:r>
+        <w:rPr>
+          <w:lang w:val="pt_PT" w:bidi="pt_PT"/>
+        </w:rPr>
+        <w:t xml:space="preserve">; </w:t>
+      </w:r>
+      <w:r>
+        <w:rPr>
+          <w:lang w:val="pt_PT" w:bidi="pt_PT"/>
+        </w:rPr>
+        <w:t>Amós 1.5</w:t>
+      </w:r>
       <w:r>
         <w:rPr>
           <w:lang w:val="pt_PT" w:bidi="pt_PT"/>
@@ -7973,90 +6023,60 @@
         </w:rPr>
         <w:t xml:space="preserve">Arão era o irmão mais velho de Moisés (veja </w:t>
       </w:r>
-      <w:hyperlink r:id="rId304">
-        <w:r>
-          <w:rPr>
-            <w:lang w:val="pt_PT" w:bidi="pt_PT"/>
-          </w:rPr>
-          <w:rPr>
-            <w:color w:val="0000EE"/>
-            <w:u w:val="single"/>
-          </w:rPr>
-          <w:t>Êx 6.20</w:t>
-        </w:r>
-      </w:hyperlink>
-      <w:r>
-        <w:rPr>
-          <w:lang w:val="pt_PT" w:bidi="pt_PT"/>
-        </w:rPr>
-        <w:t xml:space="preserve">; </w:t>
-      </w:r>
-      <w:hyperlink r:id="rId305">
-        <w:r>
-          <w:rPr>
-            <w:lang w:val="pt_PT" w:bidi="pt_PT"/>
-          </w:rPr>
-          <w:rPr>
-            <w:color w:val="0000EE"/>
-            <w:u w:val="single"/>
-          </w:rPr>
-          <w:t>7.7</w:t>
-        </w:r>
-      </w:hyperlink>
+      <w:r>
+        <w:rPr>
+          <w:lang w:val="pt_PT" w:bidi="pt_PT"/>
+        </w:rPr>
+        <w:t>Êx 6.20</w:t>
+      </w:r>
+      <w:r>
+        <w:rPr>
+          <w:lang w:val="pt_PT" w:bidi="pt_PT"/>
+        </w:rPr>
+        <w:t xml:space="preserve">; </w:t>
+      </w:r>
+      <w:r>
+        <w:rPr>
+          <w:lang w:val="pt_PT" w:bidi="pt_PT"/>
+        </w:rPr>
+        <w:t>7.7</w:t>
+      </w:r>
       <w:r>
         <w:rPr>
           <w:lang w:val="pt_PT" w:bidi="pt_PT"/>
         </w:rPr>
         <w:t>). Ele desempenhou um papel importante no estabelecimento de Israel e suas instituições, especialmente o sacerdócio. Ele aparece pela primeira vez após o chamado de Moisés na sarça ardente (</w:t>
       </w:r>
-      <w:hyperlink r:id="rId306">
-        <w:r>
-          <w:rPr>
-            <w:lang w:val="pt_PT" w:bidi="pt_PT"/>
-          </w:rPr>
-          <w:rPr>
-            <w:color w:val="0000EE"/>
-            <w:u w:val="single"/>
-          </w:rPr>
-          <w:t>Êx 3.1–4.17</w:t>
-        </w:r>
-      </w:hyperlink>
+      <w:r>
+        <w:rPr>
+          <w:lang w:val="pt_PT" w:bidi="pt_PT"/>
+        </w:rPr>
+        <w:t>Êx 3.1–4.17</w:t>
+      </w:r>
       <w:r>
         <w:rPr>
           <w:lang w:val="pt_PT" w:bidi="pt_PT"/>
         </w:rPr>
         <w:t>). Moisés hesitou em aceitar sua missão de Deus, dizendo que não era capaz de liderar os israelitas para fora do Egito porque tinha dificuldades com a fala (</w:t>
       </w:r>
-      <w:hyperlink r:id="rId307">
-        <w:r>
-          <w:rPr>
-            <w:lang w:val="pt_PT" w:bidi="pt_PT"/>
-          </w:rPr>
-          <w:rPr>
-            <w:color w:val="0000EE"/>
-            <w:u w:val="single"/>
-          </w:rPr>
-          <w:t>Êx 4.10</w:t>
-        </w:r>
-      </w:hyperlink>
+      <w:r>
+        <w:rPr>
+          <w:lang w:val="pt_PT" w:bidi="pt_PT"/>
+        </w:rPr>
+        <w:t>Êx 4.10</w:t>
+      </w:r>
       <w:r>
         <w:rPr>
           <w:lang w:val="pt_PT" w:bidi="pt_PT"/>
         </w:rPr>
         <w:t>). Apesar das garantias de Deus, Moisés continuou a resistir até que Deus nomeou Arão para falar por ele. Depois disso, Arão frequentemente esteve ao lado de Moisés, falando aos líderes israelitas e exigindo que o Faraó permitisse que os israelitas deixassem o Egito (</w:t>
       </w:r>
-      <w:hyperlink r:id="rId308">
-        <w:r>
-          <w:rPr>
-            <w:lang w:val="pt_PT" w:bidi="pt_PT"/>
-          </w:rPr>
-          <w:rPr>
-            <w:color w:val="0000EE"/>
-            <w:u w:val="single"/>
-          </w:rPr>
-          <w:t>Êx 5.1–5</w:t>
-        </w:r>
-      </w:hyperlink>
+      <w:r>
+        <w:rPr>
+          <w:lang w:val="pt_PT" w:bidi="pt_PT"/>
+        </w:rPr>
+        <w:t>Êx 5.1–5</w:t>
+      </w:r>
       <w:r>
         <w:rPr>
           <w:lang w:val="pt_PT" w:bidi="pt_PT"/>
@@ -8077,72 +6097,48 @@
         </w:rPr>
         <w:t>Durante o tempo dos israelitas no deserto, Deus escolheu Arão e seus filhos para serem sacerdotes (</w:t>
       </w:r>
-      <w:hyperlink r:id="rId309">
-        <w:r>
-          <w:rPr>
-            <w:lang w:val="pt_PT" w:bidi="pt_PT"/>
-          </w:rPr>
-          <w:rPr>
-            <w:color w:val="0000EE"/>
-            <w:u w:val="single"/>
-          </w:rPr>
-          <w:t>Êx 28.1–5</w:t>
-        </w:r>
-      </w:hyperlink>
-      <w:r>
-        <w:rPr>
-          <w:lang w:val="pt_PT" w:bidi="pt_PT"/>
-        </w:rPr>
-        <w:t xml:space="preserve">; </w:t>
-      </w:r>
-      <w:hyperlink r:id="rId310">
-        <w:r>
-          <w:rPr>
-            <w:lang w:val="pt_PT" w:bidi="pt_PT"/>
-          </w:rPr>
-          <w:rPr>
-            <w:color w:val="0000EE"/>
-            <w:u w:val="single"/>
-          </w:rPr>
-          <w:t>29.1–46</w:t>
-        </w:r>
-      </w:hyperlink>
-      <w:r>
-        <w:rPr>
-          <w:lang w:val="pt_PT" w:bidi="pt_PT"/>
-        </w:rPr>
-        <w:t xml:space="preserve">; </w:t>
-      </w:r>
-      <w:hyperlink r:id="rId311">
-        <w:r>
-          <w:rPr>
-            <w:lang w:val="pt_PT" w:bidi="pt_PT"/>
-          </w:rPr>
-          <w:rPr>
-            <w:color w:val="0000EE"/>
-            <w:u w:val="single"/>
-          </w:rPr>
-          <w:t>Lv 8.1–36</w:t>
-        </w:r>
-      </w:hyperlink>
+      <w:r>
+        <w:rPr>
+          <w:lang w:val="pt_PT" w:bidi="pt_PT"/>
+        </w:rPr>
+        <w:t>Êx 28.1–5</w:t>
+      </w:r>
+      <w:r>
+        <w:rPr>
+          <w:lang w:val="pt_PT" w:bidi="pt_PT"/>
+        </w:rPr>
+        <w:t xml:space="preserve">; </w:t>
+      </w:r>
+      <w:r>
+        <w:rPr>
+          <w:lang w:val="pt_PT" w:bidi="pt_PT"/>
+        </w:rPr>
+        <w:t>29.1–46</w:t>
+      </w:r>
+      <w:r>
+        <w:rPr>
+          <w:lang w:val="pt_PT" w:bidi="pt_PT"/>
+        </w:rPr>
+        <w:t xml:space="preserve">; </w:t>
+      </w:r>
+      <w:r>
+        <w:rPr>
+          <w:lang w:val="pt_PT" w:bidi="pt_PT"/>
+        </w:rPr>
+        <w:t>Lv 8.1–36</w:t>
+      </w:r>
       <w:r>
         <w:rPr>
           <w:lang w:val="pt_PT" w:bidi="pt_PT"/>
         </w:rPr>
         <w:t>). Arão tornou-se o primeiro sumo sacerdote de Israel. Seu papel era importante no Dia da Expiação. Este era o único dia em que o sumo sacerdote entrava no Lugar Santíssimo para purificá-lo dos pecados de Israel (</w:t>
       </w:r>
-      <w:hyperlink r:id="rId312">
-        <w:r>
-          <w:rPr>
-            <w:lang w:val="pt_PT" w:bidi="pt_PT"/>
-          </w:rPr>
-          <w:rPr>
-            <w:color w:val="0000EE"/>
-            <w:u w:val="single"/>
-          </w:rPr>
-          <w:t>Lv 16</w:t>
-        </w:r>
-      </w:hyperlink>
+      <w:r>
+        <w:rPr>
+          <w:lang w:val="pt_PT" w:bidi="pt_PT"/>
+        </w:rPr>
+        <w:t>Lv 16</w:t>
+      </w:r>
       <w:r>
         <w:rPr>
           <w:lang w:val="pt_PT" w:bidi="pt_PT"/>
@@ -8163,18 +6159,12 @@
         </w:rPr>
         <w:t>Arão não era um líder perfeito. Enquanto Moisés estava no Monte Sinai recebendo a lei de Deus, Arão ajudou o povo a fazer um ídolo (</w:t>
       </w:r>
-      <w:hyperlink r:id="rId313">
-        <w:r>
-          <w:rPr>
-            <w:lang w:val="pt_PT" w:bidi="pt_PT"/>
-          </w:rPr>
-          <w:rPr>
-            <w:color w:val="0000EE"/>
-            <w:u w:val="single"/>
-          </w:rPr>
-          <w:t>Êx 32</w:t>
-        </w:r>
-      </w:hyperlink>
+      <w:r>
+        <w:rPr>
+          <w:lang w:val="pt_PT" w:bidi="pt_PT"/>
+        </w:rPr>
+        <w:t>Êx 32</w:t>
+      </w:r>
       <w:r>
         <w:rPr>
           <w:lang w:val="pt_PT" w:bidi="pt_PT"/>
@@ -8195,72 +6185,48 @@
         </w:rPr>
         <w:t>Arão e sua irmã, Miriã, certa vez questionaram erroneamente a autoridade de Moisés. Isso levou Miriã a ficar temporariamente com lepra (</w:t>
       </w:r>
-      <w:hyperlink r:id="rId314">
-        <w:r>
-          <w:rPr>
-            <w:lang w:val="pt_PT" w:bidi="pt_PT"/>
-          </w:rPr>
-          <w:rPr>
-            <w:color w:val="0000EE"/>
-            <w:u w:val="single"/>
-          </w:rPr>
-          <w:t>Nm 12</w:t>
-        </w:r>
-      </w:hyperlink>
+      <w:r>
+        <w:rPr>
+          <w:lang w:val="pt_PT" w:bidi="pt_PT"/>
+        </w:rPr>
+        <w:t>Nm 12</w:t>
+      </w:r>
       <w:r>
         <w:rPr>
           <w:lang w:val="pt_PT" w:bidi="pt_PT"/>
         </w:rPr>
         <w:t>). Mais tarde, quando outros levitas questionaram a autoridade de Arão, Deus confirmou o papel de Arão fazendo com que seu cajado florescesse com amendoeiras (</w:t>
       </w:r>
-      <w:hyperlink r:id="rId315">
-        <w:r>
-          <w:rPr>
-            <w:lang w:val="pt_PT" w:bidi="pt_PT"/>
-          </w:rPr>
-          <w:rPr>
-            <w:color w:val="0000EE"/>
-            <w:u w:val="single"/>
-          </w:rPr>
-          <w:t>Nm 17</w:t>
-        </w:r>
-      </w:hyperlink>
+      <w:r>
+        <w:rPr>
+          <w:lang w:val="pt_PT" w:bidi="pt_PT"/>
+        </w:rPr>
+        <w:t>Nm 17</w:t>
+      </w:r>
       <w:r>
         <w:rPr>
           <w:lang w:val="pt_PT" w:bidi="pt_PT"/>
         </w:rPr>
         <w:t>). No entanto, porque Moisés e Arão questionaram a autoridade de Deus (</w:t>
       </w:r>
-      <w:hyperlink r:id="rId316">
-        <w:r>
-          <w:rPr>
-            <w:lang w:val="pt_PT" w:bidi="pt_PT"/>
-          </w:rPr>
-          <w:rPr>
-            <w:color w:val="0000EE"/>
-            <w:u w:val="single"/>
-          </w:rPr>
-          <w:t>Nm 20.1–13</w:t>
-        </w:r>
-      </w:hyperlink>
+      <w:r>
+        <w:rPr>
+          <w:lang w:val="pt_PT" w:bidi="pt_PT"/>
+        </w:rPr>
+        <w:t>Nm 20.1–13</w:t>
+      </w:r>
       <w:r>
         <w:rPr>
           <w:lang w:val="pt_PT" w:bidi="pt_PT"/>
         </w:rPr>
         <w:t>), ambos morreram no deserto e não entraram na Terra Prometida (</w:t>
       </w:r>
-      <w:hyperlink r:id="rId317">
-        <w:r>
-          <w:rPr>
-            <w:lang w:val="pt_PT" w:bidi="pt_PT"/>
-          </w:rPr>
-          <w:rPr>
-            <w:color w:val="0000EE"/>
-            <w:u w:val="single"/>
-          </w:rPr>
-          <w:t>Nm 20.22–29</w:t>
-        </w:r>
-      </w:hyperlink>
+      <w:r>
+        <w:rPr>
+          <w:lang w:val="pt_PT" w:bidi="pt_PT"/>
+        </w:rPr>
+        <w:t>Nm 20.22–29</w:t>
+      </w:r>
       <w:r>
         <w:rPr>
           <w:lang w:val="pt_PT" w:bidi="pt_PT"/>
@@ -8281,18 +6247,12 @@
         </w:rPr>
         <w:t xml:space="preserve">Jesus é agora o Grande Sumo Sacerdote, com mais autoridade e poder do que Arão (veja </w:t>
       </w:r>
-      <w:hyperlink r:id="rId318">
-        <w:r>
-          <w:rPr>
-            <w:lang w:val="pt_PT" w:bidi="pt_PT"/>
-          </w:rPr>
-          <w:rPr>
-            <w:color w:val="0000EE"/>
-            <w:u w:val="single"/>
-          </w:rPr>
-          <w:t>Hb 7–10</w:t>
-        </w:r>
-      </w:hyperlink>
+      <w:r>
+        <w:rPr>
+          <w:lang w:val="pt_PT" w:bidi="pt_PT"/>
+        </w:rPr>
+        <w:t>Hb 7–10</w:t>
+      </w:r>
       <w:r>
         <w:rPr>
           <w:lang w:val="pt_PT" w:bidi="pt_PT"/>
@@ -8322,180 +6282,120 @@
           <w:lang w:val="pt_PT" w:bidi="pt_PT"/>
         </w:rPr>
       </w:r>
-      <w:hyperlink r:id="rId319">
-        <w:r>
-          <w:rPr>
-            <w:lang w:val="pt_PT" w:bidi="pt_PT"/>
-          </w:rPr>
-          <w:rPr>
-            <w:color w:val="0000EE"/>
-            <w:u w:val="single"/>
-          </w:rPr>
-          <w:t>Êxodo 4.14–17</w:t>
-        </w:r>
-      </w:hyperlink>
+      <w:r>
+        <w:rPr>
+          <w:lang w:val="pt_PT" w:bidi="pt_PT"/>
+        </w:rPr>
+        <w:t>Êxodo 4.14–17</w:t>
+      </w:r>
       <w:r>
         <w:rPr>
           <w:lang w:val="pt_PT" w:bidi="pt_PT"/>
         </w:rPr>
         <w:t>,</w:t>
       </w:r>
-      <w:hyperlink r:id="rId320">
-        <w:r>
-          <w:rPr>
-            <w:lang w:val="pt_PT" w:bidi="pt_PT"/>
-          </w:rPr>
-          <w:rPr>
-            <w:color w:val="0000EE"/>
-            <w:u w:val="single"/>
-          </w:rPr>
-          <w:t>27–31</w:t>
-        </w:r>
-      </w:hyperlink>
-      <w:r>
-        <w:rPr>
-          <w:lang w:val="pt_PT" w:bidi="pt_PT"/>
-        </w:rPr>
-        <w:t xml:space="preserve">; </w:t>
-      </w:r>
-      <w:hyperlink r:id="rId321">
-        <w:r>
-          <w:rPr>
-            <w:lang w:val="pt_PT" w:bidi="pt_PT"/>
-          </w:rPr>
-          <w:rPr>
-            <w:color w:val="0000EE"/>
-            <w:u w:val="single"/>
-          </w:rPr>
-          <w:t>6.20–27</w:t>
-        </w:r>
-      </w:hyperlink>
-      <w:r>
-        <w:rPr>
-          <w:lang w:val="pt_PT" w:bidi="pt_PT"/>
-        </w:rPr>
-        <w:t xml:space="preserve">; </w:t>
-      </w:r>
-      <w:hyperlink r:id="rId322">
-        <w:r>
-          <w:rPr>
-            <w:lang w:val="pt_PT" w:bidi="pt_PT"/>
-          </w:rPr>
-          <w:rPr>
-            <w:color w:val="0000EE"/>
-            <w:u w:val="single"/>
-          </w:rPr>
-          <w:t>7.1–2</w:t>
-        </w:r>
-      </w:hyperlink>
-      <w:r>
-        <w:rPr>
-          <w:lang w:val="pt_PT" w:bidi="pt_PT"/>
-        </w:rPr>
-        <w:t xml:space="preserve">; </w:t>
-      </w:r>
-      <w:hyperlink r:id="rId309">
-        <w:r>
-          <w:rPr>
-            <w:lang w:val="pt_PT" w:bidi="pt_PT"/>
-          </w:rPr>
-          <w:rPr>
-            <w:color w:val="0000EE"/>
-            <w:u w:val="single"/>
-          </w:rPr>
-          <w:t>28.1–5</w:t>
-        </w:r>
-      </w:hyperlink>
-      <w:r>
-        <w:rPr>
-          <w:lang w:val="pt_PT" w:bidi="pt_PT"/>
-        </w:rPr>
-        <w:t xml:space="preserve">; </w:t>
-      </w:r>
-      <w:hyperlink r:id="rId323">
-        <w:r>
-          <w:rPr>
-            <w:lang w:val="pt_PT" w:bidi="pt_PT"/>
-          </w:rPr>
-          <w:rPr>
-            <w:color w:val="0000EE"/>
-            <w:u w:val="single"/>
-          </w:rPr>
-          <w:t>32.1–25</w:t>
-        </w:r>
-      </w:hyperlink>
-      <w:r>
-        <w:rPr>
-          <w:lang w:val="pt_PT" w:bidi="pt_PT"/>
-        </w:rPr>
-        <w:t xml:space="preserve">; </w:t>
-      </w:r>
-      <w:hyperlink r:id="rId324">
-        <w:r>
-          <w:rPr>
-            <w:lang w:val="pt_PT" w:bidi="pt_PT"/>
-          </w:rPr>
-          <w:rPr>
-            <w:color w:val="0000EE"/>
-            <w:u w:val="single"/>
-          </w:rPr>
-          <w:t>Números 12.1–12</w:t>
-        </w:r>
-      </w:hyperlink>
-      <w:r>
-        <w:rPr>
-          <w:lang w:val="pt_PT" w:bidi="pt_PT"/>
-        </w:rPr>
-        <w:t xml:space="preserve">; </w:t>
-      </w:r>
-      <w:hyperlink r:id="rId316">
-        <w:r>
-          <w:rPr>
-            <w:lang w:val="pt_PT" w:bidi="pt_PT"/>
-          </w:rPr>
-          <w:rPr>
-            <w:color w:val="0000EE"/>
-            <w:u w:val="single"/>
-          </w:rPr>
-          <w:t>20.1–13</w:t>
-        </w:r>
-      </w:hyperlink>
+      <w:r>
+        <w:rPr>
+          <w:lang w:val="pt_PT" w:bidi="pt_PT"/>
+        </w:rPr>
+        <w:t>27–31</w:t>
+      </w:r>
+      <w:r>
+        <w:rPr>
+          <w:lang w:val="pt_PT" w:bidi="pt_PT"/>
+        </w:rPr>
+        <w:t xml:space="preserve">; </w:t>
+      </w:r>
+      <w:r>
+        <w:rPr>
+          <w:lang w:val="pt_PT" w:bidi="pt_PT"/>
+        </w:rPr>
+        <w:t>6.20–27</w:t>
+      </w:r>
+      <w:r>
+        <w:rPr>
+          <w:lang w:val="pt_PT" w:bidi="pt_PT"/>
+        </w:rPr>
+        <w:t xml:space="preserve">; </w:t>
+      </w:r>
+      <w:r>
+        <w:rPr>
+          <w:lang w:val="pt_PT" w:bidi="pt_PT"/>
+        </w:rPr>
+        <w:t>7.1–2</w:t>
+      </w:r>
+      <w:r>
+        <w:rPr>
+          <w:lang w:val="pt_PT" w:bidi="pt_PT"/>
+        </w:rPr>
+        <w:t xml:space="preserve">; </w:t>
+      </w:r>
+      <w:r>
+        <w:rPr>
+          <w:lang w:val="pt_PT" w:bidi="pt_PT"/>
+        </w:rPr>
+        <w:t>28.1–5</w:t>
+      </w:r>
+      <w:r>
+        <w:rPr>
+          <w:lang w:val="pt_PT" w:bidi="pt_PT"/>
+        </w:rPr>
+        <w:t xml:space="preserve">; </w:t>
+      </w:r>
+      <w:r>
+        <w:rPr>
+          <w:lang w:val="pt_PT" w:bidi="pt_PT"/>
+        </w:rPr>
+        <w:t>32.1–25</w:t>
+      </w:r>
+      <w:r>
+        <w:rPr>
+          <w:lang w:val="pt_PT" w:bidi="pt_PT"/>
+        </w:rPr>
+        <w:t xml:space="preserve">; </w:t>
+      </w:r>
+      <w:r>
+        <w:rPr>
+          <w:lang w:val="pt_PT" w:bidi="pt_PT"/>
+        </w:rPr>
+        <w:t>Números 12.1–12</w:t>
+      </w:r>
+      <w:r>
+        <w:rPr>
+          <w:lang w:val="pt_PT" w:bidi="pt_PT"/>
+        </w:rPr>
+        <w:t xml:space="preserve">; </w:t>
+      </w:r>
+      <w:r>
+        <w:rPr>
+          <w:lang w:val="pt_PT" w:bidi="pt_PT"/>
+        </w:rPr>
+        <w:t>20.1–13</w:t>
+      </w:r>
       <w:r>
         <w:rPr>
           <w:lang w:val="pt_PT" w:bidi="pt_PT"/>
         </w:rPr>
         <w:t>,</w:t>
       </w:r>
-      <w:hyperlink r:id="rId317">
-        <w:r>
-          <w:rPr>
-            <w:lang w:val="pt_PT" w:bidi="pt_PT"/>
-          </w:rPr>
-          <w:rPr>
-            <w:color w:val="0000EE"/>
-            <w:u w:val="single"/>
-          </w:rPr>
-          <w:t>22–29</w:t>
-        </w:r>
-      </w:hyperlink>
-      <w:r>
-        <w:rPr>
-          <w:lang w:val="pt_PT" w:bidi="pt_PT"/>
-        </w:rPr>
-        <w:t xml:space="preserve">; </w:t>
-      </w:r>
-      <w:hyperlink r:id="rId325">
-        <w:r>
-          <w:rPr>
-            <w:lang w:val="pt_PT" w:bidi="pt_PT"/>
-          </w:rPr>
-          <w:rPr>
-            <w:color w:val="0000EE"/>
-            <w:u w:val="single"/>
-          </w:rPr>
-          <w:t>Atos 7.39–41</w:t>
-        </w:r>
-      </w:hyperlink>
+      <w:r>
+        <w:rPr>
+          <w:lang w:val="pt_PT" w:bidi="pt_PT"/>
+        </w:rPr>
+        <w:t>22–29</w:t>
+      </w:r>
+      <w:r>
+        <w:rPr>
+          <w:lang w:val="pt_PT" w:bidi="pt_PT"/>
+        </w:rPr>
+        <w:t xml:space="preserve">; </w:t>
+      </w:r>
+      <w:r>
+        <w:rPr>
+          <w:lang w:val="pt_PT" w:bidi="pt_PT"/>
+        </w:rPr>
+        <w:t>Atos 7.39–41</w:t>
+      </w:r>
       <w:r>
         <w:rPr>
           <w:lang w:val="pt_PT" w:bidi="pt_PT"/>
@@ -8558,36 +6458,24 @@
         </w:rPr>
         <w:t>No início de seu reinado, Asa foi um bom rei. Ele se opôs à adoração de falsos deuses, destruiu o poste de Aserá que sua avó Maaca havia erguido e removeu sua influência política (</w:t>
       </w:r>
-      <w:hyperlink r:id="rId326">
-        <w:r>
-          <w:rPr>
-            <w:lang w:val="pt_PT" w:bidi="pt_PT"/>
-          </w:rPr>
-          <w:rPr>
-            <w:color w:val="0000EE"/>
-            <w:u w:val="single"/>
-          </w:rPr>
-          <w:t>1Rs 15.13</w:t>
-        </w:r>
-      </w:hyperlink>
-      <w:r>
-        <w:rPr>
-          <w:lang w:val="pt_PT" w:bidi="pt_PT"/>
-        </w:rPr>
-        <w:t xml:space="preserve">; </w:t>
-      </w:r>
-      <w:hyperlink r:id="rId327">
-        <w:r>
-          <w:rPr>
-            <w:lang w:val="pt_PT" w:bidi="pt_PT"/>
-          </w:rPr>
-          <w:rPr>
-            <w:color w:val="0000EE"/>
-            <w:u w:val="single"/>
-          </w:rPr>
-          <w:t>2Cr 15.16</w:t>
-        </w:r>
-      </w:hyperlink>
+      <w:r>
+        <w:rPr>
+          <w:lang w:val="pt_PT" w:bidi="pt_PT"/>
+        </w:rPr>
+        <w:t>1Rs 15.13</w:t>
+      </w:r>
+      <w:r>
+        <w:rPr>
+          <w:lang w:val="pt_PT" w:bidi="pt_PT"/>
+        </w:rPr>
+        <w:t xml:space="preserve">; </w:t>
+      </w:r>
+      <w:r>
+        <w:rPr>
+          <w:lang w:val="pt_PT" w:bidi="pt_PT"/>
+        </w:rPr>
+        <w:t>2Cr 15.16</w:t>
+      </w:r>
       <w:r>
         <w:rPr>
           <w:lang w:val="pt_PT" w:bidi="pt_PT"/>
@@ -8608,36 +6496,24 @@
         </w:rPr>
         <w:t>Nos primeiros dias do reinado de Asa, Deus lhe concedeu vitórias militares e paz. Asa expulsou ou derrotou qualquer um que tentasse conquistar, dividir ou destruir Judá (</w:t>
       </w:r>
-      <w:hyperlink r:id="rId328">
-        <w:r>
-          <w:rPr>
-            <w:lang w:val="pt_PT" w:bidi="pt_PT"/>
-          </w:rPr>
-          <w:rPr>
-            <w:color w:val="0000EE"/>
-            <w:u w:val="single"/>
-          </w:rPr>
-          <w:t>2Cr 14.1–8</w:t>
-        </w:r>
-      </w:hyperlink>
+      <w:r>
+        <w:rPr>
+          <w:lang w:val="pt_PT" w:bidi="pt_PT"/>
+        </w:rPr>
+        <w:t>2Cr 14.1–8</w:t>
+      </w:r>
       <w:r>
         <w:rPr>
           <w:lang w:val="pt_PT" w:bidi="pt_PT"/>
         </w:rPr>
         <w:t>). A vitória mais notável de Asa foi sobre um líder etíope chamado Zerá, que atacou Judá com mais de um milhão de tropas. Devido à obediência e fidelidade de Asa, Deus lhe concedeu uma grande vitória (</w:t>
       </w:r>
-      <w:hyperlink r:id="rId329">
-        <w:r>
-          <w:rPr>
-            <w:lang w:val="pt_PT" w:bidi="pt_PT"/>
-          </w:rPr>
-          <w:rPr>
-            <w:color w:val="0000EE"/>
-            <w:u w:val="single"/>
-          </w:rPr>
-          <w:t>2Cr 14.9–15</w:t>
-        </w:r>
-      </w:hyperlink>
+      <w:r>
+        <w:rPr>
+          <w:lang w:val="pt_PT" w:bidi="pt_PT"/>
+        </w:rPr>
+        <w:t>2Cr 14.9–15</w:t>
+      </w:r>
       <w:r>
         <w:rPr>
           <w:lang w:val="pt_PT" w:bidi="pt_PT"/>
@@ -8658,18 +6534,12 @@
         </w:rPr>
         <w:t>Infelizmente, a atitude de Asa mudou perto do fim de sua vida. Ele parou de confiar em Deus. Baasa, o rei do reino do norte, atacou Judá com a ajuda de Ben-Hadade, rei de Aram, e fortaleceu a cidade de Ramá. Asa pagou ao rei de Aram para mudar de lado e apoiá-lo em vez de Baasa. Isso mostrou que Asa confiava mais em um rei estrangeiro do que no Senhor. Pior, Asa pagou Ben-Hadade com ouro e prata que ele havia dado anteriormente ao templo! A estratégia de Asa funcionou, e o reino do norte de Israel teve que deixar Judá para lidar com a ameaça de Ben-Hadade do norte. No entanto, o profeta Hanani criticou Asa por sua falta de fé em Deus. Irritado, Asa prendeu Hanani (</w:t>
       </w:r>
-      <w:hyperlink r:id="rId330">
-        <w:r>
-          <w:rPr>
-            <w:lang w:val="pt_PT" w:bidi="pt_PT"/>
-          </w:rPr>
-          <w:rPr>
-            <w:color w:val="0000EE"/>
-            <w:u w:val="single"/>
-          </w:rPr>
-          <w:t>2Cr 16.7–10</w:t>
-        </w:r>
-      </w:hyperlink>
+      <w:r>
+        <w:rPr>
+          <w:lang w:val="pt_PT" w:bidi="pt_PT"/>
+        </w:rPr>
+        <w:t>2Cr 16.7–10</w:t>
+      </w:r>
       <w:r>
         <w:rPr>
           <w:lang w:val="pt_PT" w:bidi="pt_PT"/>
@@ -8690,36 +6560,24 @@
         </w:rPr>
         <w:t>Nos últimos anos de seu reinado, Asa teve uma grave doença nos pés. Apesar da gravidade de sua enfermidade, ele não buscou a ajuda do Senhor. Em vez disso, confiou apenas em seus médicos (</w:t>
       </w:r>
-      <w:hyperlink r:id="rId331">
-        <w:r>
-          <w:rPr>
-            <w:lang w:val="pt_PT" w:bidi="pt_PT"/>
-          </w:rPr>
-          <w:rPr>
-            <w:color w:val="0000EE"/>
-            <w:u w:val="single"/>
-          </w:rPr>
-          <w:t>2Cr 16.12</w:t>
-        </w:r>
-      </w:hyperlink>
+      <w:r>
+        <w:rPr>
+          <w:lang w:val="pt_PT" w:bidi="pt_PT"/>
+        </w:rPr>
+        <w:t>2Cr 16.12</w:t>
+      </w:r>
       <w:r>
         <w:rPr>
           <w:lang w:val="pt_PT" w:bidi="pt_PT"/>
         </w:rPr>
         <w:t>). Mesmo assim, quando Asa morreu, eles o enterraram com honra nos túmulos reais (</w:t>
       </w:r>
-      <w:hyperlink r:id="rId332">
-        <w:r>
-          <w:rPr>
-            <w:lang w:val="pt_PT" w:bidi="pt_PT"/>
-          </w:rPr>
-          <w:rPr>
-            <w:color w:val="0000EE"/>
-            <w:u w:val="single"/>
-          </w:rPr>
-          <w:t>2Cr 16.14</w:t>
-        </w:r>
-      </w:hyperlink>
+      <w:r>
+        <w:rPr>
+          <w:lang w:val="pt_PT" w:bidi="pt_PT"/>
+        </w:rPr>
+        <w:t>2Cr 16.14</w:t>
+      </w:r>
       <w:r>
         <w:rPr>
           <w:lang w:val="pt_PT" w:bidi="pt_PT"/>
@@ -8749,36 +6607,24 @@
           <w:lang w:val="pt_PT" w:bidi="pt_PT"/>
         </w:rPr>
       </w:r>
-      <w:hyperlink r:id="rId333">
-        <w:r>
-          <w:rPr>
-            <w:lang w:val="pt_PT" w:bidi="pt_PT"/>
-          </w:rPr>
-          <w:rPr>
-            <w:color w:val="0000EE"/>
-            <w:u w:val="single"/>
-          </w:rPr>
-          <w:t>1 Reis 15.8–24</w:t>
-        </w:r>
-      </w:hyperlink>
-      <w:r>
-        <w:rPr>
-          <w:lang w:val="pt_PT" w:bidi="pt_PT"/>
-        </w:rPr>
-        <w:t xml:space="preserve">; </w:t>
-      </w:r>
-      <w:hyperlink r:id="rId334">
-        <w:r>
-          <w:rPr>
-            <w:lang w:val="pt_PT" w:bidi="pt_PT"/>
-          </w:rPr>
-          <w:rPr>
-            <w:color w:val="0000EE"/>
-            <w:u w:val="single"/>
-          </w:rPr>
-          <w:t>2 Crônicas 14.1–16.14</w:t>
-        </w:r>
-      </w:hyperlink>
+      <w:r>
+        <w:rPr>
+          <w:lang w:val="pt_PT" w:bidi="pt_PT"/>
+        </w:rPr>
+        <w:t>1 Reis 15.8–24</w:t>
+      </w:r>
+      <w:r>
+        <w:rPr>
+          <w:lang w:val="pt_PT" w:bidi="pt_PT"/>
+        </w:rPr>
+        <w:t xml:space="preserve">; </w:t>
+      </w:r>
+      <w:r>
+        <w:rPr>
+          <w:lang w:val="pt_PT" w:bidi="pt_PT"/>
+        </w:rPr>
+        <w:t>2 Crônicas 14.1–16.14</w:t>
+      </w:r>
       <w:r>
         <w:rPr>
           <w:lang w:val="pt_PT" w:bidi="pt_PT"/>
@@ -8902,18 +6748,12 @@
         </w:rPr>
         <w:t>Durante o reinado do Rei Jeroboão II em Israel, de 793 a 753 a.C., o profeta Jonas viajou relutantemente para Nínive para anunciar o julgamento (</w:t>
       </w:r>
-      <w:hyperlink r:id="rId335">
-        <w:r>
-          <w:rPr>
-            <w:lang w:val="pt_PT" w:bidi="pt_PT"/>
-          </w:rPr>
-          <w:rPr>
-            <w:color w:val="0000EE"/>
-            <w:u w:val="single"/>
-          </w:rPr>
-          <w:t>Jn 3–4</w:t>
-        </w:r>
-      </w:hyperlink>
+      <w:r>
+        <w:rPr>
+          <w:lang w:val="pt_PT" w:bidi="pt_PT"/>
+        </w:rPr>
+        <w:t>Jn 3–4</w:t>
+      </w:r>
       <w:r>
         <w:rPr>
           <w:lang w:val="pt_PT" w:bidi="pt_PT"/>
@@ -8945,36 +6785,24 @@
         </w:rPr>
         <w:t>Tiglate-Pileser III assumiu o trono assírio e trabalhou para recuperar e fortalecer o controle sobre todos os territórios assírios. Ele também se tornou o rei da Babilônia, transformando a Assíria na principal potência militar e econômica do Oriente Próximo. Ele demonstrou uma sabedoria política incomum entre os tipicamente implacáveis reis assírios. O rei Menaém de Israel, que governou de 752 a 742 a.C., pagou-lhe tributo (</w:t>
       </w:r>
-      <w:hyperlink r:id="rId336">
-        <w:r>
-          <w:rPr>
-            <w:lang w:val="pt_PT" w:bidi="pt_PT"/>
-          </w:rPr>
-          <w:rPr>
-            <w:color w:val="0000EE"/>
-            <w:u w:val="single"/>
-          </w:rPr>
-          <w:t>2Rs 15.19–20</w:t>
-        </w:r>
-      </w:hyperlink>
+      <w:r>
+        <w:rPr>
+          <w:lang w:val="pt_PT" w:bidi="pt_PT"/>
+        </w:rPr>
+        <w:t>2Rs 15.19–20</w:t>
+      </w:r>
       <w:r>
         <w:rPr>
           <w:lang w:val="pt_PT" w:bidi="pt_PT"/>
         </w:rPr>
         <w:t>), assim como Tiro, Biblos e Damasco. Quando o rei Acaz de Judá, que governou de 735 a 715 a.C., pediu ajuda contra a Síria e Israel (</w:t>
       </w:r>
-      <w:hyperlink r:id="rId337">
-        <w:r>
-          <w:rPr>
-            <w:lang w:val="pt_PT" w:bidi="pt_PT"/>
-          </w:rPr>
-          <w:rPr>
-            <w:color w:val="0000EE"/>
-            <w:u w:val="single"/>
-          </w:rPr>
-          <w:t>2Rs 16.5–20</w:t>
-        </w:r>
-      </w:hyperlink>
+      <w:r>
+        <w:rPr>
+          <w:lang w:val="pt_PT" w:bidi="pt_PT"/>
+        </w:rPr>
+        <w:t>2Rs 16.5–20</w:t>
+      </w:r>
       <w:r>
         <w:rPr>
           <w:lang w:val="pt_PT" w:bidi="pt_PT"/>
@@ -9006,36 +6834,24 @@
         </w:rPr>
         <w:t>Senaqueribe passou seu reinado lutando em muitas guerras difíceis. Ele é bem conhecido na Bíblia por atacar Judá e cercar Jerusalém em 701 a.C. Isso aconteceu durante o reinado do Rei Ezequias e na época do profeta Isaías (</w:t>
       </w:r>
-      <w:hyperlink r:id="rId338">
-        <w:r>
-          <w:rPr>
-            <w:lang w:val="pt_PT" w:bidi="pt_PT"/>
-          </w:rPr>
-          <w:rPr>
-            <w:color w:val="0000EE"/>
-            <w:u w:val="single"/>
-          </w:rPr>
-          <w:t>2Rs 18.13–19.37</w:t>
-        </w:r>
-      </w:hyperlink>
-      <w:r>
-        <w:rPr>
-          <w:lang w:val="pt_PT" w:bidi="pt_PT"/>
-        </w:rPr>
-        <w:t xml:space="preserve">; </w:t>
-      </w:r>
-      <w:hyperlink r:id="rId339">
-        <w:r>
-          <w:rPr>
-            <w:lang w:val="pt_PT" w:bidi="pt_PT"/>
-          </w:rPr>
-          <w:rPr>
-            <w:color w:val="0000EE"/>
-            <w:u w:val="single"/>
-          </w:rPr>
-          <w:t>Is 36–37</w:t>
-        </w:r>
-      </w:hyperlink>
+      <w:r>
+        <w:rPr>
+          <w:lang w:val="pt_PT" w:bidi="pt_PT"/>
+        </w:rPr>
+        <w:t>2Rs 18.13–19.37</w:t>
+      </w:r>
+      <w:r>
+        <w:rPr>
+          <w:lang w:val="pt_PT" w:bidi="pt_PT"/>
+        </w:rPr>
+        <w:t xml:space="preserve">; </w:t>
+      </w:r>
+      <w:r>
+        <w:rPr>
+          <w:lang w:val="pt_PT" w:bidi="pt_PT"/>
+        </w:rPr>
+        <w:t>Is 36–37</w:t>
+      </w:r>
       <w:r>
         <w:rPr>
           <w:lang w:val="pt_PT" w:bidi="pt_PT"/>
@@ -9067,18 +6883,12 @@
         </w:rPr>
         <w:t xml:space="preserve">Asurbanípal capturou No-Amon (Tebas) no Egito, alcançando a maior vitória na história assíria (veja </w:t>
       </w:r>
-      <w:hyperlink r:id="rId340">
-        <w:r>
-          <w:rPr>
-            <w:lang w:val="pt_PT" w:bidi="pt_PT"/>
-          </w:rPr>
-          <w:rPr>
-            <w:color w:val="0000EE"/>
-            <w:u w:val="single"/>
-          </w:rPr>
-          <w:t>Na 3.3–10</w:t>
-        </w:r>
-      </w:hyperlink>
+      <w:r>
+        <w:rPr>
+          <w:lang w:val="pt_PT" w:bidi="pt_PT"/>
+        </w:rPr>
+        <w:t>Na 3.3–10</w:t>
+      </w:r>
       <w:r>
         <w:rPr>
           <w:lang w:val="pt_PT" w:bidi="pt_PT"/>
@@ -9110,18 +6920,12 @@
         </w:rPr>
         <w:t xml:space="preserve">Em 626 a.C., Nabopolassar tornou-se rei da Babilônia, governou de 626 a 605 a.C., e aliou-se aos Medos. Esta aliança tornou o sucesso da Babilônia contra a Assíria quase certo. Em 612 a.C., suas forças combinadas lançaram um ataque final sobre Nínive. Após um cerco de três meses, a poderosa cidade caiu (veja </w:t>
       </w:r>
-      <w:hyperlink r:id="rId341">
-        <w:r>
-          <w:rPr>
-            <w:lang w:val="pt_PT" w:bidi="pt_PT"/>
-          </w:rPr>
-          <w:rPr>
-            <w:color w:val="0000EE"/>
-            <w:u w:val="single"/>
-          </w:rPr>
-          <w:t>Na 1.8</w:t>
-        </w:r>
-      </w:hyperlink>
+      <w:r>
+        <w:rPr>
+          <w:lang w:val="pt_PT" w:bidi="pt_PT"/>
+        </w:rPr>
+        <w:t>Na 1.8</w:t>
+      </w:r>
       <w:r>
         <w:rPr>
           <w:lang w:val="pt_PT" w:bidi="pt_PT"/>
@@ -9151,18 +6955,12 @@
           <w:lang w:val="pt_PT" w:bidi="pt_PT"/>
         </w:rPr>
       </w:r>
-      <w:hyperlink r:id="rId342">
-        <w:r>
-          <w:rPr>
-            <w:lang w:val="pt_PT" w:bidi="pt_PT"/>
-          </w:rPr>
-          <w:rPr>
-            <w:color w:val="0000EE"/>
-            <w:u w:val="single"/>
-          </w:rPr>
-          <w:t>2 Reis 15.19–19.37</w:t>
-        </w:r>
-      </w:hyperlink>
+      <w:r>
+        <w:rPr>
+          <w:lang w:val="pt_PT" w:bidi="pt_PT"/>
+        </w:rPr>
+        <w:t>2 Reis 15.19–19.37</w:t>
+      </w:r>
       <w:r>
         <w:rPr>
           <w:lang w:val="pt_PT" w:bidi="pt_PT"/>
